--- a/Практика Малленом Системс/Дипломная работа/Report/Отчёт практика 20.04-15.05 2026.docx
+++ b/Практика Малленом Системс/Дипломная работа/Report/Отчёт практика 20.04-15.05 2026.docx
@@ -10,10 +10,10 @@
     <w:sdt>
       <w:sdtPr>
         <w:rPr>
-          <w:rFonts w:asciiTheme="minorHAnsi" w:eastAsiaTheme="minorHAnsi" w:hAnsiTheme="minorHAnsi" w:cstheme="minorBidi"/>
+          <w:rFonts w:asciiTheme="minorHAnsi" w:eastAsiaTheme="minorHAnsi" w:hAnsiTheme="minorHAnsi" w:cs="Times New Roman"/>
           <w:kern w:val="2"/>
-          <w:sz w:val="24"/>
-          <w:szCs w:val="24"/>
+          <w:sz w:val="28"/>
+          <w:szCs w:val="28"/>
           <w:lang w:eastAsia="en-US"/>
           <w14:ligatures w14:val="standardContextual"/>
         </w:rPr>
@@ -25,7 +25,8 @@
       </w:sdtPr>
       <w:sdtEndPr>
         <w:rPr>
-          <w:rFonts w:cs="Times New Roman"/>
+          <w:sz w:val="24"/>
+          <w:szCs w:val="24"/>
         </w:rPr>
       </w:sdtEndPr>
       <w:sdtContent>
@@ -35,11 +36,15 @@
             <w:jc w:val="center"/>
             <w:rPr>
               <w:rFonts w:cs="Times New Roman"/>
+              <w:sz w:val="28"/>
+              <w:szCs w:val="28"/>
             </w:rPr>
           </w:pPr>
           <w:r>
             <w:rPr>
               <w:rFonts w:cs="Times New Roman"/>
+              <w:sz w:val="28"/>
+              <w:szCs w:val="28"/>
             </w:rPr>
             <w:t>СОДЕРЖАНИЕ</w:t>
           </w:r>
@@ -61,22 +66,28 @@
           <w:r>
             <w:rPr>
               <w:rFonts w:ascii="Times New Roman" w:hAnsi="Times New Roman" w:cs="Times New Roman"/>
+              <w:sz w:val="28"/>
+              <w:szCs w:val="28"/>
             </w:rPr>
             <w:fldChar w:fldCharType="begin"/>
           </w:r>
           <w:r>
             <w:rPr>
               <w:rFonts w:ascii="Times New Roman" w:hAnsi="Times New Roman" w:cs="Times New Roman"/>
+              <w:sz w:val="28"/>
+              <w:szCs w:val="28"/>
             </w:rPr>
             <w:instrText xml:space="preserve"> TOC \o "1-3" \h \z \u </w:instrText>
           </w:r>
           <w:r>
             <w:rPr>
               <w:rFonts w:ascii="Times New Roman" w:hAnsi="Times New Roman" w:cs="Times New Roman"/>
+              <w:sz w:val="28"/>
+              <w:szCs w:val="28"/>
             </w:rPr>
             <w:fldChar w:fldCharType="separate"/>
           </w:r>
-          <w:hyperlink w:anchor="_Toc228704883" w:history="1">
+          <w:hyperlink w:anchor="_Toc229062150" w:history="1">
             <w:r>
               <w:rPr>
                 <w:rStyle w:val="ad"/>
@@ -85,7 +96,7 @@
                 <w:sz w:val="28"/>
                 <w:szCs w:val="28"/>
               </w:rPr>
-              <w:t>ЧАСТЬ 1. ОБЩАЯ ХАРАКТЕРИСТИКА БАЗЫ ПРАКТИКИ, ОРГАНИЗАЦИЯ ПРОИЗВОДСТВА, СТРУКТУРА И ФУНКЦИИ ПОДРАЗДЕЛЕНИЯ БАЗЫ ПРАКТИКИ</w:t>
+              <w:t>ЧАСТЬ 1. ОБЩАЯ ХАРАКТЕРИСТИКА БАЗЫ ПРАКТИКИ</w:t>
             </w:r>
             <w:r>
               <w:rPr>
@@ -115,7 +126,199 @@
                 <w:sz w:val="28"/>
                 <w:szCs w:val="28"/>
               </w:rPr>
-              <w:instrText xml:space="preserve"> PAGEREF _Toc228704883 \h </w:instrText>
+              <w:instrText xml:space="preserve"> PAGEREF _Toc229062150 \h </w:instrText>
+            </w:r>
+            <w:r>
+              <w:rPr>
+                <w:rFonts w:ascii="Times New Roman" w:hAnsi="Times New Roman" w:cs="Times New Roman"/>
+                <w:noProof/>
+                <w:webHidden/>
+                <w:sz w:val="28"/>
+                <w:szCs w:val="28"/>
+              </w:rPr>
+            </w:r>
+            <w:r>
+              <w:rPr>
+                <w:rFonts w:ascii="Times New Roman" w:hAnsi="Times New Roman" w:cs="Times New Roman"/>
+                <w:noProof/>
+                <w:webHidden/>
+                <w:sz w:val="28"/>
+                <w:szCs w:val="28"/>
+              </w:rPr>
+              <w:fldChar w:fldCharType="separate"/>
+            </w:r>
+            <w:r>
+              <w:rPr>
+                <w:rFonts w:ascii="Times New Roman" w:hAnsi="Times New Roman" w:cs="Times New Roman"/>
+                <w:noProof/>
+                <w:webHidden/>
+                <w:sz w:val="28"/>
+                <w:szCs w:val="28"/>
+              </w:rPr>
+              <w:t>3</w:t>
+            </w:r>
+            <w:r>
+              <w:rPr>
+                <w:rFonts w:ascii="Times New Roman" w:hAnsi="Times New Roman" w:cs="Times New Roman"/>
+                <w:noProof/>
+                <w:webHidden/>
+                <w:sz w:val="28"/>
+                <w:szCs w:val="28"/>
+              </w:rPr>
+              <w:fldChar w:fldCharType="end"/>
+            </w:r>
+          </w:hyperlink>
+        </w:p>
+        <w:p>
+          <w:pPr>
+            <w:pStyle w:val="23"/>
+            <w:tabs>
+              <w:tab w:val="right" w:leader="dot" w:pos="9345"/>
+            </w:tabs>
+            <w:rPr>
+              <w:rFonts w:ascii="Times New Roman" w:eastAsiaTheme="minorEastAsia" w:hAnsi="Times New Roman" w:cs="Times New Roman"/>
+              <w:noProof/>
+              <w:sz w:val="28"/>
+              <w:szCs w:val="28"/>
+              <w:lang w:eastAsia="ru-RU"/>
+            </w:rPr>
+          </w:pPr>
+          <w:hyperlink w:anchor="_Toc229062151" w:history="1">
+            <w:r>
+              <w:rPr>
+                <w:rStyle w:val="ad"/>
+                <w:rFonts w:ascii="Times New Roman" w:hAnsi="Times New Roman" w:cs="Times New Roman"/>
+                <w:noProof/>
+                <w:sz w:val="28"/>
+                <w:szCs w:val="28"/>
+              </w:rPr>
+              <w:t>1.1 Организация производства</w:t>
+            </w:r>
+            <w:r>
+              <w:rPr>
+                <w:rFonts w:ascii="Times New Roman" w:hAnsi="Times New Roman" w:cs="Times New Roman"/>
+                <w:noProof/>
+                <w:webHidden/>
+                <w:sz w:val="28"/>
+                <w:szCs w:val="28"/>
+              </w:rPr>
+              <w:tab/>
+            </w:r>
+            <w:r>
+              <w:rPr>
+                <w:rFonts w:ascii="Times New Roman" w:hAnsi="Times New Roman" w:cs="Times New Roman"/>
+                <w:noProof/>
+                <w:webHidden/>
+                <w:sz w:val="28"/>
+                <w:szCs w:val="28"/>
+              </w:rPr>
+              <w:fldChar w:fldCharType="begin"/>
+            </w:r>
+            <w:r>
+              <w:rPr>
+                <w:rFonts w:ascii="Times New Roman" w:hAnsi="Times New Roman" w:cs="Times New Roman"/>
+                <w:noProof/>
+                <w:webHidden/>
+                <w:sz w:val="28"/>
+                <w:szCs w:val="28"/>
+              </w:rPr>
+              <w:instrText xml:space="preserve"> PAGEREF _Toc229062151 \h </w:instrText>
+            </w:r>
+            <w:r>
+              <w:rPr>
+                <w:rFonts w:ascii="Times New Roman" w:hAnsi="Times New Roman" w:cs="Times New Roman"/>
+                <w:noProof/>
+                <w:webHidden/>
+                <w:sz w:val="28"/>
+                <w:szCs w:val="28"/>
+              </w:rPr>
+            </w:r>
+            <w:r>
+              <w:rPr>
+                <w:rFonts w:ascii="Times New Roman" w:hAnsi="Times New Roman" w:cs="Times New Roman"/>
+                <w:noProof/>
+                <w:webHidden/>
+                <w:sz w:val="28"/>
+                <w:szCs w:val="28"/>
+              </w:rPr>
+              <w:fldChar w:fldCharType="separate"/>
+            </w:r>
+            <w:r>
+              <w:rPr>
+                <w:rFonts w:ascii="Times New Roman" w:hAnsi="Times New Roman" w:cs="Times New Roman"/>
+                <w:noProof/>
+                <w:webHidden/>
+                <w:sz w:val="28"/>
+                <w:szCs w:val="28"/>
+              </w:rPr>
+              <w:t>3</w:t>
+            </w:r>
+            <w:r>
+              <w:rPr>
+                <w:rFonts w:ascii="Times New Roman" w:hAnsi="Times New Roman" w:cs="Times New Roman"/>
+                <w:noProof/>
+                <w:webHidden/>
+                <w:sz w:val="28"/>
+                <w:szCs w:val="28"/>
+              </w:rPr>
+              <w:fldChar w:fldCharType="end"/>
+            </w:r>
+          </w:hyperlink>
+        </w:p>
+        <w:p>
+          <w:pPr>
+            <w:pStyle w:val="23"/>
+            <w:tabs>
+              <w:tab w:val="right" w:leader="dot" w:pos="9345"/>
+            </w:tabs>
+            <w:rPr>
+              <w:rFonts w:ascii="Times New Roman" w:eastAsiaTheme="minorEastAsia" w:hAnsi="Times New Roman" w:cs="Times New Roman"/>
+              <w:noProof/>
+              <w:sz w:val="28"/>
+              <w:szCs w:val="28"/>
+              <w:lang w:eastAsia="ru-RU"/>
+            </w:rPr>
+          </w:pPr>
+          <w:hyperlink w:anchor="_Toc229062152" w:history="1">
+            <w:r>
+              <w:rPr>
+                <w:rStyle w:val="ad"/>
+                <w:rFonts w:ascii="Times New Roman" w:hAnsi="Times New Roman" w:cs="Times New Roman"/>
+                <w:noProof/>
+                <w:sz w:val="28"/>
+                <w:szCs w:val="28"/>
+              </w:rPr>
+              <w:t>1.2 Структура и функции подразделения базы практики</w:t>
+            </w:r>
+            <w:r>
+              <w:rPr>
+                <w:rFonts w:ascii="Times New Roman" w:hAnsi="Times New Roman" w:cs="Times New Roman"/>
+                <w:noProof/>
+                <w:webHidden/>
+                <w:sz w:val="28"/>
+                <w:szCs w:val="28"/>
+              </w:rPr>
+              <w:tab/>
+            </w:r>
+            <w:r>
+              <w:rPr>
+                <w:rFonts w:ascii="Times New Roman" w:hAnsi="Times New Roman" w:cs="Times New Roman"/>
+                <w:noProof/>
+                <w:webHidden/>
+                <w:sz w:val="28"/>
+                <w:szCs w:val="28"/>
+              </w:rPr>
+              <w:fldChar w:fldCharType="begin"/>
+            </w:r>
+            <w:r>
+              <w:rPr>
+                <w:rFonts w:ascii="Times New Roman" w:hAnsi="Times New Roman" w:cs="Times New Roman"/>
+                <w:noProof/>
+                <w:webHidden/>
+                <w:sz w:val="28"/>
+                <w:szCs w:val="28"/>
+              </w:rPr>
+              <w:instrText xml:space="preserve"> PAGEREF _Toc229062152 \h </w:instrText>
             </w:r>
             <w:r>
               <w:rPr>
@@ -172,7 +375,7 @@
               <w:lang w:eastAsia="ru-RU"/>
             </w:rPr>
           </w:pPr>
-          <w:hyperlink w:anchor="_Toc228704884" w:history="1">
+          <w:hyperlink w:anchor="_Toc229062153" w:history="1">
             <w:r>
               <w:rPr>
                 <w:rStyle w:val="ad"/>
@@ -211,7 +414,7 @@
                 <w:sz w:val="28"/>
                 <w:szCs w:val="28"/>
               </w:rPr>
-              <w:instrText xml:space="preserve"> PAGEREF _Toc228704884 \h </w:instrText>
+              <w:instrText xml:space="preserve"> PAGEREF _Toc229062153 \h </w:instrText>
             </w:r>
             <w:r>
               <w:rPr>
@@ -240,7 +443,7 @@
                 <w:sz w:val="28"/>
                 <w:szCs w:val="28"/>
               </w:rPr>
-              <w:t>4</w:t>
+              <w:t>5</w:t>
             </w:r>
             <w:r>
               <w:rPr>
@@ -268,7 +471,7 @@
               <w:lang w:eastAsia="ru-RU"/>
             </w:rPr>
           </w:pPr>
-          <w:hyperlink w:anchor="_Toc228704885" w:history="1">
+          <w:hyperlink w:anchor="_Toc229062154" w:history="1">
             <w:r>
               <w:rPr>
                 <w:rStyle w:val="ad"/>
@@ -307,7 +510,7 @@
                 <w:sz w:val="28"/>
                 <w:szCs w:val="28"/>
               </w:rPr>
-              <w:instrText xml:space="preserve"> PAGEREF _Toc228704885 \h </w:instrText>
+              <w:instrText xml:space="preserve"> PAGEREF _Toc229062154 \h </w:instrText>
             </w:r>
             <w:r>
               <w:rPr>
@@ -336,7 +539,7 @@
                 <w:sz w:val="28"/>
                 <w:szCs w:val="28"/>
               </w:rPr>
-              <w:t>4</w:t>
+              <w:t>5</w:t>
             </w:r>
             <w:r>
               <w:rPr>
@@ -364,7 +567,7 @@
               <w:lang w:eastAsia="ru-RU"/>
             </w:rPr>
           </w:pPr>
-          <w:hyperlink w:anchor="_Toc228704886" w:history="1">
+          <w:hyperlink w:anchor="_Toc229062155" w:history="1">
             <w:r>
               <w:rPr>
                 <w:rStyle w:val="ad"/>
@@ -403,7 +606,7 @@
                 <w:sz w:val="28"/>
                 <w:szCs w:val="28"/>
               </w:rPr>
-              <w:instrText xml:space="preserve"> PAGEREF _Toc228704886 \h </w:instrText>
+              <w:instrText xml:space="preserve"> PAGEREF _Toc229062155 \h </w:instrText>
             </w:r>
             <w:r>
               <w:rPr>
@@ -432,7 +635,7 @@
                 <w:sz w:val="28"/>
                 <w:szCs w:val="28"/>
               </w:rPr>
-              <w:t>4</w:t>
+              <w:t>5</w:t>
             </w:r>
             <w:r>
               <w:rPr>
@@ -460,7 +663,7 @@
               <w:lang w:eastAsia="ru-RU"/>
             </w:rPr>
           </w:pPr>
-          <w:hyperlink w:anchor="_Toc228704887" w:history="1">
+          <w:hyperlink w:anchor="_Toc229062156" w:history="1">
             <w:r>
               <w:rPr>
                 <w:rStyle w:val="ad"/>
@@ -499,7 +702,7 @@
                 <w:sz w:val="28"/>
                 <w:szCs w:val="28"/>
               </w:rPr>
-              <w:instrText xml:space="preserve"> PAGEREF _Toc228704887 \h </w:instrText>
+              <w:instrText xml:space="preserve"> PAGEREF _Toc229062156 \h </w:instrText>
             </w:r>
             <w:r>
               <w:rPr>
@@ -528,7 +731,7 @@
                 <w:sz w:val="28"/>
                 <w:szCs w:val="28"/>
               </w:rPr>
-              <w:t>5</w:t>
+              <w:t>6</w:t>
             </w:r>
             <w:r>
               <w:rPr>
@@ -556,7 +759,7 @@
               <w:lang w:eastAsia="ru-RU"/>
             </w:rPr>
           </w:pPr>
-          <w:hyperlink w:anchor="_Toc228704888" w:history="1">
+          <w:hyperlink w:anchor="_Toc229062157" w:history="1">
             <w:r>
               <w:rPr>
                 <w:rStyle w:val="ad"/>
@@ -595,7 +798,7 @@
                 <w:sz w:val="28"/>
                 <w:szCs w:val="28"/>
               </w:rPr>
-              <w:instrText xml:space="preserve"> PAGEREF _Toc228704888 \h </w:instrText>
+              <w:instrText xml:space="preserve"> PAGEREF _Toc229062157 \h </w:instrText>
             </w:r>
             <w:r>
               <w:rPr>
@@ -624,7 +827,7 @@
                 <w:sz w:val="28"/>
                 <w:szCs w:val="28"/>
               </w:rPr>
-              <w:t>6</w:t>
+              <w:t>7</w:t>
             </w:r>
             <w:r>
               <w:rPr>
@@ -652,7 +855,7 @@
               <w:lang w:eastAsia="ru-RU"/>
             </w:rPr>
           </w:pPr>
-          <w:hyperlink w:anchor="_Toc228704889" w:history="1">
+          <w:hyperlink w:anchor="_Toc229062158" w:history="1">
             <w:r>
               <w:rPr>
                 <w:rStyle w:val="ad"/>
@@ -691,7 +894,7 @@
                 <w:sz w:val="28"/>
                 <w:szCs w:val="28"/>
               </w:rPr>
-              <w:instrText xml:space="preserve"> PAGEREF _Toc228704889 \h </w:instrText>
+              <w:instrText xml:space="preserve"> PAGEREF _Toc229062158 \h </w:instrText>
             </w:r>
             <w:r>
               <w:rPr>
@@ -720,7 +923,7 @@
                 <w:sz w:val="28"/>
                 <w:szCs w:val="28"/>
               </w:rPr>
-              <w:t>6</w:t>
+              <w:t>7</w:t>
             </w:r>
             <w:r>
               <w:rPr>
@@ -748,7 +951,7 @@
               <w:lang w:eastAsia="ru-RU"/>
             </w:rPr>
           </w:pPr>
-          <w:hyperlink w:anchor="_Toc228704890" w:history="1">
+          <w:hyperlink w:anchor="_Toc229062159" w:history="1">
             <w:r>
               <w:rPr>
                 <w:rStyle w:val="ad"/>
@@ -787,7 +990,7 @@
                 <w:sz w:val="28"/>
                 <w:szCs w:val="28"/>
               </w:rPr>
-              <w:instrText xml:space="preserve"> PAGEREF _Toc228704890 \h </w:instrText>
+              <w:instrText xml:space="preserve"> PAGEREF _Toc229062159 \h </w:instrText>
             </w:r>
             <w:r>
               <w:rPr>
@@ -816,7 +1019,7 @@
                 <w:sz w:val="28"/>
                 <w:szCs w:val="28"/>
               </w:rPr>
-              <w:t>7</w:t>
+              <w:t>8</w:t>
             </w:r>
             <w:r>
               <w:rPr>
@@ -844,7 +1047,7 @@
               <w:lang w:eastAsia="ru-RU"/>
             </w:rPr>
           </w:pPr>
-          <w:hyperlink w:anchor="_Toc228704891" w:history="1">
+          <w:hyperlink w:anchor="_Toc229062160" w:history="1">
             <w:r>
               <w:rPr>
                 <w:rStyle w:val="ad"/>
@@ -883,7 +1086,7 @@
                 <w:sz w:val="28"/>
                 <w:szCs w:val="28"/>
               </w:rPr>
-              <w:instrText xml:space="preserve"> PAGEREF _Toc228704891 \h </w:instrText>
+              <w:instrText xml:space="preserve"> PAGEREF _Toc229062160 \h </w:instrText>
             </w:r>
             <w:r>
               <w:rPr>
@@ -912,7 +1115,7 @@
                 <w:sz w:val="28"/>
                 <w:szCs w:val="28"/>
               </w:rPr>
-              <w:t>9</w:t>
+              <w:t>10</w:t>
             </w:r>
             <w:r>
               <w:rPr>
@@ -940,7 +1143,7 @@
               <w:lang w:eastAsia="ru-RU"/>
             </w:rPr>
           </w:pPr>
-          <w:hyperlink w:anchor="_Toc228704892" w:history="1">
+          <w:hyperlink w:anchor="_Toc229062161" w:history="1">
             <w:r>
               <w:rPr>
                 <w:rStyle w:val="ad"/>
@@ -1001,7 +1204,7 @@
                 <w:sz w:val="28"/>
                 <w:szCs w:val="28"/>
               </w:rPr>
-              <w:instrText xml:space="preserve"> PAGEREF _Toc228704892 \h </w:instrText>
+              <w:instrText xml:space="preserve"> PAGEREF _Toc229062161 \h </w:instrText>
             </w:r>
             <w:r>
               <w:rPr>
@@ -1030,7 +1233,7 @@
                 <w:sz w:val="28"/>
                 <w:szCs w:val="28"/>
               </w:rPr>
-              <w:t>9</w:t>
+              <w:t>10</w:t>
             </w:r>
             <w:r>
               <w:rPr>
@@ -1058,7 +1261,7 @@
               <w:lang w:eastAsia="ru-RU"/>
             </w:rPr>
           </w:pPr>
-          <w:hyperlink w:anchor="_Toc228704893" w:history="1">
+          <w:hyperlink w:anchor="_Toc229062162" w:history="1">
             <w:r>
               <w:rPr>
                 <w:rStyle w:val="ad"/>
@@ -1097,7 +1300,7 @@
                 <w:sz w:val="28"/>
                 <w:szCs w:val="28"/>
               </w:rPr>
-              <w:instrText xml:space="preserve"> PAGEREF _Toc228704893 \h </w:instrText>
+              <w:instrText xml:space="preserve"> PAGEREF _Toc229062162 \h </w:instrText>
             </w:r>
             <w:r>
               <w:rPr>
@@ -1126,7 +1329,7 @@
                 <w:sz w:val="28"/>
                 <w:szCs w:val="28"/>
               </w:rPr>
-              <w:t>9</w:t>
+              <w:t>10</w:t>
             </w:r>
             <w:r>
               <w:rPr>
@@ -1154,7 +1357,7 @@
               <w:lang w:eastAsia="ru-RU"/>
             </w:rPr>
           </w:pPr>
-          <w:hyperlink w:anchor="_Toc228704894" w:history="1">
+          <w:hyperlink w:anchor="_Toc229062163" w:history="1">
             <w:r>
               <w:rPr>
                 <w:rStyle w:val="ad"/>
@@ -1193,7 +1396,7 @@
                 <w:sz w:val="28"/>
                 <w:szCs w:val="28"/>
               </w:rPr>
-              <w:instrText xml:space="preserve"> PAGEREF _Toc228704894 \h </w:instrText>
+              <w:instrText xml:space="preserve"> PAGEREF _Toc229062163 \h </w:instrText>
             </w:r>
             <w:r>
               <w:rPr>
@@ -1222,7 +1425,7 @@
                 <w:sz w:val="28"/>
                 <w:szCs w:val="28"/>
               </w:rPr>
-              <w:t>9</w:t>
+              <w:t>10</w:t>
             </w:r>
             <w:r>
               <w:rPr>
@@ -1250,7 +1453,7 @@
               <w:lang w:eastAsia="ru-RU"/>
             </w:rPr>
           </w:pPr>
-          <w:hyperlink w:anchor="_Toc228704895" w:history="1">
+          <w:hyperlink w:anchor="_Toc229062164" w:history="1">
             <w:r>
               <w:rPr>
                 <w:rStyle w:val="ad"/>
@@ -1289,7 +1492,7 @@
                 <w:sz w:val="28"/>
                 <w:szCs w:val="28"/>
               </w:rPr>
-              <w:instrText xml:space="preserve"> PAGEREF _Toc228704895 \h </w:instrText>
+              <w:instrText xml:space="preserve"> PAGEREF _Toc229062164 \h </w:instrText>
             </w:r>
             <w:r>
               <w:rPr>
@@ -1318,7 +1521,7 @@
                 <w:sz w:val="28"/>
                 <w:szCs w:val="28"/>
               </w:rPr>
-              <w:t>9</w:t>
+              <w:t>11</w:t>
             </w:r>
             <w:r>
               <w:rPr>
@@ -1339,12 +1542,14 @@
               <w:tab w:val="right" w:leader="dot" w:pos="9345"/>
             </w:tabs>
             <w:rPr>
-              <w:rFonts w:eastAsiaTheme="minorEastAsia"/>
+              <w:rFonts w:ascii="Times New Roman" w:eastAsiaTheme="minorEastAsia" w:hAnsi="Times New Roman" w:cs="Times New Roman"/>
               <w:noProof/>
+              <w:sz w:val="28"/>
+              <w:szCs w:val="28"/>
               <w:lang w:eastAsia="ru-RU"/>
             </w:rPr>
           </w:pPr>
-          <w:hyperlink w:anchor="_Toc228704896" w:history="1">
+          <w:hyperlink w:anchor="_Toc229062165" w:history="1">
             <w:r>
               <w:rPr>
                 <w:rStyle w:val="ad"/>
@@ -1383,7 +1588,7 @@
                 <w:sz w:val="28"/>
                 <w:szCs w:val="28"/>
               </w:rPr>
-              <w:instrText xml:space="preserve"> PAGEREF _Toc228704896 \h </w:instrText>
+              <w:instrText xml:space="preserve"> PAGEREF _Toc229062165 \h </w:instrText>
             </w:r>
             <w:r>
               <w:rPr>
@@ -1412,7 +1617,7 @@
                 <w:sz w:val="28"/>
                 <w:szCs w:val="28"/>
               </w:rPr>
-              <w:t>10</w:t>
+              <w:t>12</w:t>
             </w:r>
             <w:r>
               <w:rPr>
@@ -1435,6 +1640,8 @@
           <w:r>
             <w:rPr>
               <w:rFonts w:ascii="Times New Roman" w:hAnsi="Times New Roman" w:cs="Times New Roman"/>
+              <w:sz w:val="28"/>
+              <w:szCs w:val="28"/>
             </w:rPr>
             <w:fldChar w:fldCharType="end"/>
           </w:r>
@@ -1453,6 +1660,8 @@
           <w:ilvl w:val="0"/>
           <w:numId w:val="1"/>
         </w:numPr>
+        <w:spacing w:before="0" w:after="0" w:line="360" w:lineRule="auto"/>
+        <w:ind w:left="0" w:firstLine="0"/>
         <w:jc w:val="center"/>
         <w:rPr>
           <w:rFonts w:cs="Times New Roman"/>
@@ -1460,7 +1669,7 @@
           <w:szCs w:val="28"/>
         </w:rPr>
       </w:pPr>
-      <w:bookmarkStart w:id="0" w:name="_Toc228704883"/>
+      <w:bookmarkStart w:id="0" w:name="_Toc229062150"/>
       <w:r>
         <w:rPr>
           <w:rFonts w:cs="Times New Roman"/>
@@ -1468,9 +1677,640 @@
           <w:szCs w:val="28"/>
         </w:rPr>
         <w:lastRenderedPageBreak/>
-        <w:t>ОБЩАЯ ХАРАКТЕРИСТИКА БАЗЫ ПРАКТИКИ, ОРГАНИЗАЦИЯ ПРОИЗВОДСТВА, СТРУКТУРА И ФУНКЦИИ ПОДРАЗДЕЛЕНИЯ БАЗЫ ПРАКТИКИ</w:t>
+        <w:t>ОБЩАЯ ХАРАКТЕРИСТИКА БАЗЫ ПРАКТИКИ</w:t>
       </w:r>
       <w:bookmarkEnd w:id="0"/>
+    </w:p>
+    <w:p>
+      <w:pPr>
+        <w:spacing w:after="0" w:line="360" w:lineRule="auto"/>
+        <w:rPr>
+          <w:rFonts w:ascii="Times New Roman" w:hAnsi="Times New Roman" w:cs="Times New Roman"/>
+          <w:sz w:val="28"/>
+          <w:szCs w:val="28"/>
+        </w:rPr>
+      </w:pPr>
+    </w:p>
+    <w:p>
+      <w:pPr>
+        <w:spacing w:after="0" w:line="360" w:lineRule="auto"/>
+        <w:ind w:firstLine="709"/>
+        <w:jc w:val="both"/>
+        <w:rPr>
+          <w:rFonts w:ascii="Times New Roman" w:hAnsi="Times New Roman" w:cs="Times New Roman"/>
+          <w:sz w:val="28"/>
+          <w:szCs w:val="28"/>
+        </w:rPr>
+      </w:pPr>
+      <w:r>
+        <w:rPr>
+          <w:rFonts w:ascii="Times New Roman" w:hAnsi="Times New Roman" w:cs="Times New Roman"/>
+          <w:sz w:val="28"/>
+          <w:szCs w:val="28"/>
+        </w:rPr>
+        <w:t xml:space="preserve">В качестве базы производственной практики выступает ООО «Малленом Системс». Компания была создана в 2011 году на базе команды ученых и программистов Санкт-Петербургского политехнического университета Петра Великого. Сегодня в штате числится более 100 сотрудников. В основе разрабатываемых систем лежат собственные решения на базе нейронных сетей и алгоритмы компании </w:t>
+      </w:r>
+      <w:proofErr w:type="spellStart"/>
+      <w:r>
+        <w:rPr>
+          <w:rFonts w:ascii="Times New Roman" w:hAnsi="Times New Roman" w:cs="Times New Roman"/>
+          <w:sz w:val="28"/>
+          <w:szCs w:val="28"/>
+        </w:rPr>
+        <w:t>Cognex</w:t>
+      </w:r>
+      <w:proofErr w:type="spellEnd"/>
+      <w:r>
+        <w:rPr>
+          <w:rFonts w:ascii="Times New Roman" w:hAnsi="Times New Roman" w:cs="Times New Roman"/>
+          <w:sz w:val="28"/>
+          <w:szCs w:val="28"/>
+        </w:rPr>
+        <w:t>.</w:t>
+      </w:r>
+    </w:p>
+    <w:p>
+      <w:pPr>
+        <w:spacing w:after="0" w:line="360" w:lineRule="auto"/>
+        <w:ind w:firstLine="709"/>
+        <w:jc w:val="both"/>
+        <w:rPr>
+          <w:rFonts w:ascii="Times New Roman" w:hAnsi="Times New Roman" w:cs="Times New Roman"/>
+          <w:sz w:val="28"/>
+          <w:szCs w:val="28"/>
+        </w:rPr>
+      </w:pPr>
+    </w:p>
+    <w:p>
+      <w:pPr>
+        <w:pStyle w:val="2"/>
+        <w:numPr>
+          <w:ilvl w:val="1"/>
+          <w:numId w:val="13"/>
+        </w:numPr>
+        <w:spacing w:before="0" w:after="0" w:line="360" w:lineRule="auto"/>
+        <w:ind w:left="0" w:firstLine="709"/>
+        <w:jc w:val="both"/>
+        <w:rPr>
+          <w:rFonts w:cs="Times New Roman"/>
+          <w:sz w:val="28"/>
+          <w:szCs w:val="28"/>
+        </w:rPr>
+      </w:pPr>
+      <w:bookmarkStart w:id="1" w:name="_Toc229062151"/>
+      <w:r>
+        <w:rPr>
+          <w:rFonts w:cs="Times New Roman"/>
+          <w:sz w:val="28"/>
+          <w:szCs w:val="28"/>
+        </w:rPr>
+        <w:t>Организация производства</w:t>
+      </w:r>
+      <w:bookmarkEnd w:id="1"/>
+    </w:p>
+    <w:p>
+      <w:pPr>
+        <w:spacing w:after="0" w:line="360" w:lineRule="auto"/>
+        <w:ind w:firstLine="709"/>
+        <w:jc w:val="both"/>
+        <w:rPr>
+          <w:rFonts w:ascii="Times New Roman" w:hAnsi="Times New Roman" w:cs="Times New Roman"/>
+          <w:sz w:val="28"/>
+          <w:szCs w:val="28"/>
+        </w:rPr>
+      </w:pPr>
+    </w:p>
+    <w:p>
+      <w:pPr>
+        <w:spacing w:after="0" w:line="360" w:lineRule="auto"/>
+        <w:ind w:firstLine="709"/>
+        <w:jc w:val="both"/>
+        <w:rPr>
+          <w:rFonts w:ascii="Times New Roman" w:hAnsi="Times New Roman" w:cs="Times New Roman"/>
+          <w:sz w:val="28"/>
+          <w:szCs w:val="28"/>
+        </w:rPr>
+      </w:pPr>
+      <w:r>
+        <w:rPr>
+          <w:rFonts w:ascii="Times New Roman" w:hAnsi="Times New Roman" w:cs="Times New Roman"/>
+          <w:sz w:val="28"/>
+          <w:szCs w:val="28"/>
+        </w:rPr>
+        <w:t xml:space="preserve">Информационные системы играют ключевую роль в деятельности предприятия, обеспечивая автоматизацию, управление данными и поддержку принятия решений. Разработка программного обеспечения строится на современном технологическом стеке: </w:t>
+      </w:r>
+    </w:p>
+    <w:p>
+      <w:pPr>
+        <w:numPr>
+          <w:ilvl w:val="0"/>
+          <w:numId w:val="14"/>
+        </w:numPr>
+        <w:spacing w:after="0" w:line="360" w:lineRule="auto"/>
+        <w:ind w:hanging="720"/>
+        <w:jc w:val="both"/>
+        <w:rPr>
+          <w:rFonts w:ascii="Times New Roman" w:hAnsi="Times New Roman" w:cs="Times New Roman"/>
+          <w:sz w:val="28"/>
+          <w:szCs w:val="28"/>
+        </w:rPr>
+      </w:pPr>
+      <w:r>
+        <w:rPr>
+          <w:rFonts w:ascii="Times New Roman" w:hAnsi="Times New Roman" w:cs="Times New Roman"/>
+          <w:sz w:val="28"/>
+          <w:szCs w:val="28"/>
+        </w:rPr>
+        <w:t>Платформы и языки</w:t>
+      </w:r>
+      <w:proofErr w:type="gramStart"/>
+      <w:r>
+        <w:rPr>
+          <w:rFonts w:ascii="Times New Roman" w:hAnsi="Times New Roman" w:cs="Times New Roman"/>
+          <w:sz w:val="28"/>
+          <w:szCs w:val="28"/>
+        </w:rPr>
+        <w:t>: Используется</w:t>
+      </w:r>
+      <w:proofErr w:type="gramEnd"/>
+      <w:r>
+        <w:rPr>
+          <w:rFonts w:ascii="Times New Roman" w:hAnsi="Times New Roman" w:cs="Times New Roman"/>
+          <w:sz w:val="28"/>
+          <w:szCs w:val="28"/>
+        </w:rPr>
+        <w:t xml:space="preserve"> платформа .NET 9.0.5 (C#) и среда разработки ASP.NET. </w:t>
+      </w:r>
+    </w:p>
+    <w:p>
+      <w:pPr>
+        <w:numPr>
+          <w:ilvl w:val="0"/>
+          <w:numId w:val="14"/>
+        </w:numPr>
+        <w:spacing w:after="0" w:line="360" w:lineRule="auto"/>
+        <w:ind w:hanging="720"/>
+        <w:jc w:val="both"/>
+        <w:rPr>
+          <w:rFonts w:ascii="Times New Roman" w:hAnsi="Times New Roman" w:cs="Times New Roman"/>
+          <w:sz w:val="28"/>
+          <w:szCs w:val="28"/>
+        </w:rPr>
+      </w:pPr>
+      <w:r>
+        <w:rPr>
+          <w:rFonts w:ascii="Times New Roman" w:hAnsi="Times New Roman" w:cs="Times New Roman"/>
+          <w:sz w:val="28"/>
+          <w:szCs w:val="28"/>
+        </w:rPr>
+        <w:t xml:space="preserve">Работа с данными: Применяются СУБД </w:t>
+      </w:r>
+      <w:proofErr w:type="spellStart"/>
+      <w:r>
+        <w:rPr>
+          <w:rFonts w:ascii="Times New Roman" w:hAnsi="Times New Roman" w:cs="Times New Roman"/>
+          <w:sz w:val="28"/>
+          <w:szCs w:val="28"/>
+        </w:rPr>
+        <w:t>PostgreSQL</w:t>
+      </w:r>
+      <w:proofErr w:type="spellEnd"/>
+      <w:r>
+        <w:rPr>
+          <w:rFonts w:ascii="Times New Roman" w:hAnsi="Times New Roman" w:cs="Times New Roman"/>
+          <w:sz w:val="28"/>
+          <w:szCs w:val="28"/>
+        </w:rPr>
+        <w:t xml:space="preserve"> и MS SQL Server. Взаимодействие с базами данных реализуется через технологию </w:t>
+      </w:r>
+      <w:proofErr w:type="spellStart"/>
+      <w:r>
+        <w:rPr>
+          <w:rFonts w:ascii="Times New Roman" w:hAnsi="Times New Roman" w:cs="Times New Roman"/>
+          <w:sz w:val="28"/>
+          <w:szCs w:val="28"/>
+        </w:rPr>
+        <w:t>EntityFramework</w:t>
+      </w:r>
+      <w:proofErr w:type="spellEnd"/>
+      <w:r>
+        <w:rPr>
+          <w:rFonts w:ascii="Times New Roman" w:hAnsi="Times New Roman" w:cs="Times New Roman"/>
+          <w:sz w:val="28"/>
+          <w:szCs w:val="28"/>
+        </w:rPr>
+        <w:t xml:space="preserve">. Общение с сервисами происходит по REST API или </w:t>
+      </w:r>
+      <w:proofErr w:type="spellStart"/>
+      <w:r>
+        <w:rPr>
+          <w:rFonts w:ascii="Times New Roman" w:hAnsi="Times New Roman" w:cs="Times New Roman"/>
+          <w:sz w:val="28"/>
+          <w:szCs w:val="28"/>
+        </w:rPr>
+        <w:t>SignalR</w:t>
+      </w:r>
+      <w:proofErr w:type="spellEnd"/>
+      <w:r>
+        <w:rPr>
+          <w:rFonts w:ascii="Times New Roman" w:hAnsi="Times New Roman" w:cs="Times New Roman"/>
+          <w:sz w:val="28"/>
+          <w:szCs w:val="28"/>
+        </w:rPr>
+        <w:t xml:space="preserve">. </w:t>
+      </w:r>
+    </w:p>
+    <w:p>
+      <w:pPr>
+        <w:numPr>
+          <w:ilvl w:val="0"/>
+          <w:numId w:val="14"/>
+        </w:numPr>
+        <w:spacing w:after="0" w:line="360" w:lineRule="auto"/>
+        <w:ind w:hanging="720"/>
+        <w:jc w:val="both"/>
+        <w:rPr>
+          <w:rFonts w:ascii="Times New Roman" w:hAnsi="Times New Roman" w:cs="Times New Roman"/>
+          <w:sz w:val="28"/>
+          <w:szCs w:val="28"/>
+        </w:rPr>
+      </w:pPr>
+      <w:r>
+        <w:rPr>
+          <w:rFonts w:ascii="Times New Roman" w:hAnsi="Times New Roman" w:cs="Times New Roman"/>
+          <w:sz w:val="28"/>
+          <w:szCs w:val="28"/>
+        </w:rPr>
+        <w:t>Развертывание и контроль</w:t>
+      </w:r>
+      <w:proofErr w:type="gramStart"/>
+      <w:r>
+        <w:rPr>
+          <w:rFonts w:ascii="Times New Roman" w:hAnsi="Times New Roman" w:cs="Times New Roman"/>
+          <w:sz w:val="28"/>
+          <w:szCs w:val="28"/>
+        </w:rPr>
+        <w:t>: Для</w:t>
+      </w:r>
+      <w:proofErr w:type="gramEnd"/>
+      <w:r>
+        <w:rPr>
+          <w:rFonts w:ascii="Times New Roman" w:hAnsi="Times New Roman" w:cs="Times New Roman"/>
+          <w:sz w:val="28"/>
+          <w:szCs w:val="28"/>
+        </w:rPr>
+        <w:t xml:space="preserve"> обеспечения работы сервисов применяются облачные решения и системы контейнеризации (</w:t>
+      </w:r>
+      <w:proofErr w:type="spellStart"/>
+      <w:r>
+        <w:rPr>
+          <w:rFonts w:ascii="Times New Roman" w:hAnsi="Times New Roman" w:cs="Times New Roman"/>
+          <w:sz w:val="28"/>
+          <w:szCs w:val="28"/>
+        </w:rPr>
+        <w:t>Docker</w:t>
+      </w:r>
+      <w:proofErr w:type="spellEnd"/>
+      <w:r>
+        <w:rPr>
+          <w:rFonts w:ascii="Times New Roman" w:hAnsi="Times New Roman" w:cs="Times New Roman"/>
+          <w:sz w:val="28"/>
+          <w:szCs w:val="28"/>
+        </w:rPr>
+        <w:t xml:space="preserve">, </w:t>
+      </w:r>
+      <w:proofErr w:type="spellStart"/>
+      <w:r>
+        <w:rPr>
+          <w:rFonts w:ascii="Times New Roman" w:hAnsi="Times New Roman" w:cs="Times New Roman"/>
+          <w:sz w:val="28"/>
+          <w:szCs w:val="28"/>
+        </w:rPr>
+        <w:t>Kubernetes</w:t>
+      </w:r>
+      <w:proofErr w:type="spellEnd"/>
+      <w:r>
+        <w:rPr>
+          <w:rFonts w:ascii="Times New Roman" w:hAnsi="Times New Roman" w:cs="Times New Roman"/>
+          <w:sz w:val="28"/>
+          <w:szCs w:val="28"/>
+        </w:rPr>
+        <w:t xml:space="preserve">). Управление исходным кодом ведется с использованием систем контроля версий, таких как </w:t>
+      </w:r>
+      <w:proofErr w:type="spellStart"/>
+      <w:r>
+        <w:rPr>
+          <w:rFonts w:ascii="Times New Roman" w:hAnsi="Times New Roman" w:cs="Times New Roman"/>
+          <w:sz w:val="28"/>
+          <w:szCs w:val="28"/>
+        </w:rPr>
+        <w:t>Git</w:t>
+      </w:r>
+      <w:proofErr w:type="spellEnd"/>
+      <w:r>
+        <w:rPr>
+          <w:rFonts w:ascii="Times New Roman" w:hAnsi="Times New Roman" w:cs="Times New Roman"/>
+          <w:sz w:val="28"/>
+          <w:szCs w:val="28"/>
+        </w:rPr>
+        <w:t xml:space="preserve">, </w:t>
+      </w:r>
+      <w:proofErr w:type="spellStart"/>
+      <w:r>
+        <w:rPr>
+          <w:rFonts w:ascii="Times New Roman" w:hAnsi="Times New Roman" w:cs="Times New Roman"/>
+          <w:sz w:val="28"/>
+          <w:szCs w:val="28"/>
+        </w:rPr>
+        <w:t>GitHub</w:t>
+      </w:r>
+      <w:proofErr w:type="spellEnd"/>
+      <w:r>
+        <w:rPr>
+          <w:rFonts w:ascii="Times New Roman" w:hAnsi="Times New Roman" w:cs="Times New Roman"/>
+          <w:sz w:val="28"/>
+          <w:szCs w:val="28"/>
+        </w:rPr>
+        <w:t xml:space="preserve"> и </w:t>
+      </w:r>
+      <w:proofErr w:type="spellStart"/>
+      <w:r>
+        <w:rPr>
+          <w:rFonts w:ascii="Times New Roman" w:hAnsi="Times New Roman" w:cs="Times New Roman"/>
+          <w:sz w:val="28"/>
+          <w:szCs w:val="28"/>
+        </w:rPr>
+        <w:t>GitLab</w:t>
+      </w:r>
+      <w:proofErr w:type="spellEnd"/>
+      <w:r>
+        <w:rPr>
+          <w:rFonts w:ascii="Times New Roman" w:hAnsi="Times New Roman" w:cs="Times New Roman"/>
+          <w:sz w:val="28"/>
+          <w:szCs w:val="28"/>
+        </w:rPr>
+        <w:t>.</w:t>
+      </w:r>
+    </w:p>
+    <w:p>
+      <w:pPr>
+        <w:spacing w:after="0" w:line="360" w:lineRule="auto"/>
+        <w:ind w:firstLine="709"/>
+        <w:jc w:val="both"/>
+        <w:rPr>
+          <w:rFonts w:ascii="Times New Roman" w:hAnsi="Times New Roman" w:cs="Times New Roman"/>
+          <w:sz w:val="28"/>
+          <w:szCs w:val="28"/>
+        </w:rPr>
+      </w:pPr>
+    </w:p>
+    <w:p>
+      <w:pPr>
+        <w:pStyle w:val="2"/>
+        <w:numPr>
+          <w:ilvl w:val="1"/>
+          <w:numId w:val="13"/>
+        </w:numPr>
+        <w:spacing w:before="0" w:after="0" w:line="360" w:lineRule="auto"/>
+        <w:ind w:left="0" w:firstLine="709"/>
+        <w:jc w:val="both"/>
+        <w:rPr>
+          <w:rFonts w:cs="Times New Roman"/>
+          <w:sz w:val="28"/>
+          <w:szCs w:val="28"/>
+        </w:rPr>
+      </w:pPr>
+      <w:bookmarkStart w:id="2" w:name="_Toc229062152"/>
+      <w:r>
+        <w:rPr>
+          <w:rFonts w:cs="Times New Roman"/>
+          <w:sz w:val="28"/>
+          <w:szCs w:val="28"/>
+        </w:rPr>
+        <w:t>Структура и функции подразделения базы практики</w:t>
+      </w:r>
+      <w:bookmarkEnd w:id="2"/>
+    </w:p>
+    <w:p>
+      <w:pPr>
+        <w:spacing w:after="0" w:line="360" w:lineRule="auto"/>
+        <w:ind w:firstLine="709"/>
+        <w:jc w:val="both"/>
+        <w:rPr>
+          <w:rFonts w:ascii="Times New Roman" w:hAnsi="Times New Roman" w:cs="Times New Roman"/>
+          <w:sz w:val="28"/>
+          <w:szCs w:val="28"/>
+        </w:rPr>
+      </w:pPr>
+    </w:p>
+    <w:p>
+      <w:pPr>
+        <w:spacing w:after="0" w:line="360" w:lineRule="auto"/>
+        <w:ind w:firstLine="709"/>
+        <w:jc w:val="both"/>
+        <w:rPr>
+          <w:rFonts w:ascii="Times New Roman" w:hAnsi="Times New Roman" w:cs="Times New Roman"/>
+          <w:sz w:val="28"/>
+          <w:szCs w:val="28"/>
+        </w:rPr>
+      </w:pPr>
+      <w:r>
+        <w:rPr>
+          <w:rFonts w:ascii="Times New Roman" w:hAnsi="Times New Roman" w:cs="Times New Roman"/>
+          <w:sz w:val="28"/>
+          <w:szCs w:val="28"/>
+        </w:rPr>
+        <w:lastRenderedPageBreak/>
+        <w:t xml:space="preserve">ИТ-инфраструктура является фундаментом для деятельности компании. В организации используются серверные мощности для вычислений и хранения данных, а также локальные и внешние сети. </w:t>
+      </w:r>
+    </w:p>
+    <w:p>
+      <w:pPr>
+        <w:spacing w:after="0" w:line="360" w:lineRule="auto"/>
+        <w:ind w:firstLine="709"/>
+        <w:jc w:val="both"/>
+        <w:rPr>
+          <w:rFonts w:ascii="Times New Roman" w:hAnsi="Times New Roman" w:cs="Times New Roman"/>
+          <w:sz w:val="28"/>
+          <w:szCs w:val="28"/>
+        </w:rPr>
+      </w:pPr>
+      <w:r>
+        <w:rPr>
+          <w:rFonts w:ascii="Times New Roman" w:hAnsi="Times New Roman" w:cs="Times New Roman"/>
+          <w:sz w:val="28"/>
+          <w:szCs w:val="28"/>
+        </w:rPr>
+        <w:t>Функции ИТ-подразделения включают:</w:t>
+      </w:r>
+    </w:p>
+    <w:p>
+      <w:pPr>
+        <w:numPr>
+          <w:ilvl w:val="0"/>
+          <w:numId w:val="15"/>
+        </w:numPr>
+        <w:spacing w:after="0" w:line="360" w:lineRule="auto"/>
+        <w:ind w:hanging="720"/>
+        <w:jc w:val="both"/>
+        <w:rPr>
+          <w:rFonts w:ascii="Times New Roman" w:hAnsi="Times New Roman" w:cs="Times New Roman"/>
+          <w:sz w:val="28"/>
+          <w:szCs w:val="28"/>
+        </w:rPr>
+      </w:pPr>
+      <w:r>
+        <w:rPr>
+          <w:rFonts w:ascii="Times New Roman" w:hAnsi="Times New Roman" w:cs="Times New Roman"/>
+          <w:sz w:val="28"/>
+          <w:szCs w:val="28"/>
+        </w:rPr>
+        <w:t xml:space="preserve">Администрирование инфраструктуры: Использование специализированного ПО для администрирования сетей и оборудования, такого как </w:t>
+      </w:r>
+      <w:proofErr w:type="spellStart"/>
+      <w:r>
+        <w:rPr>
+          <w:rFonts w:ascii="Times New Roman" w:hAnsi="Times New Roman" w:cs="Times New Roman"/>
+          <w:sz w:val="28"/>
+          <w:szCs w:val="28"/>
+        </w:rPr>
+        <w:t>Ansible</w:t>
+      </w:r>
+      <w:proofErr w:type="spellEnd"/>
+      <w:r>
+        <w:rPr>
+          <w:rFonts w:ascii="Times New Roman" w:hAnsi="Times New Roman" w:cs="Times New Roman"/>
+          <w:sz w:val="28"/>
+          <w:szCs w:val="28"/>
+        </w:rPr>
+        <w:t xml:space="preserve">, </w:t>
+      </w:r>
+      <w:proofErr w:type="spellStart"/>
+      <w:r>
+        <w:rPr>
+          <w:rFonts w:ascii="Times New Roman" w:hAnsi="Times New Roman" w:cs="Times New Roman"/>
+          <w:sz w:val="28"/>
+          <w:szCs w:val="28"/>
+        </w:rPr>
+        <w:t>Zabbix</w:t>
+      </w:r>
+      <w:proofErr w:type="spellEnd"/>
+      <w:r>
+        <w:rPr>
+          <w:rFonts w:ascii="Times New Roman" w:hAnsi="Times New Roman" w:cs="Times New Roman"/>
+          <w:sz w:val="28"/>
+          <w:szCs w:val="28"/>
+        </w:rPr>
+        <w:t xml:space="preserve"> и </w:t>
+      </w:r>
+      <w:proofErr w:type="spellStart"/>
+      <w:r>
+        <w:rPr>
+          <w:rFonts w:ascii="Times New Roman" w:hAnsi="Times New Roman" w:cs="Times New Roman"/>
+          <w:sz w:val="28"/>
+          <w:szCs w:val="28"/>
+        </w:rPr>
+        <w:t>Nagios</w:t>
+      </w:r>
+      <w:proofErr w:type="spellEnd"/>
+      <w:r>
+        <w:rPr>
+          <w:rFonts w:ascii="Times New Roman" w:hAnsi="Times New Roman" w:cs="Times New Roman"/>
+          <w:sz w:val="28"/>
+          <w:szCs w:val="28"/>
+        </w:rPr>
+        <w:t xml:space="preserve">. </w:t>
+      </w:r>
+    </w:p>
+    <w:p>
+      <w:pPr>
+        <w:numPr>
+          <w:ilvl w:val="0"/>
+          <w:numId w:val="15"/>
+        </w:numPr>
+        <w:spacing w:after="0" w:line="360" w:lineRule="auto"/>
+        <w:ind w:hanging="720"/>
+        <w:jc w:val="both"/>
+        <w:rPr>
+          <w:rFonts w:ascii="Times New Roman" w:hAnsi="Times New Roman" w:cs="Times New Roman"/>
+          <w:sz w:val="28"/>
+          <w:szCs w:val="28"/>
+        </w:rPr>
+      </w:pPr>
+      <w:r>
+        <w:rPr>
+          <w:rFonts w:ascii="Times New Roman" w:hAnsi="Times New Roman" w:cs="Times New Roman"/>
+          <w:sz w:val="28"/>
+          <w:szCs w:val="28"/>
+        </w:rPr>
+        <w:t xml:space="preserve">Управление ресурсами: Работа с системами управления контентом (CMS) для поддержки статического и динамического содержимого. </w:t>
+      </w:r>
+    </w:p>
+    <w:p>
+      <w:pPr>
+        <w:numPr>
+          <w:ilvl w:val="0"/>
+          <w:numId w:val="15"/>
+        </w:numPr>
+        <w:spacing w:after="0" w:line="360" w:lineRule="auto"/>
+        <w:ind w:hanging="720"/>
+        <w:jc w:val="both"/>
+        <w:rPr>
+          <w:rFonts w:ascii="Times New Roman" w:hAnsi="Times New Roman" w:cs="Times New Roman"/>
+          <w:sz w:val="28"/>
+          <w:szCs w:val="28"/>
+        </w:rPr>
+      </w:pPr>
+      <w:r>
+        <w:rPr>
+          <w:rFonts w:ascii="Times New Roman" w:hAnsi="Times New Roman" w:cs="Times New Roman"/>
+          <w:sz w:val="28"/>
+          <w:szCs w:val="28"/>
+        </w:rPr>
+        <w:t xml:space="preserve">Мониторинг: Настройка систем логирования для отслеживания работы приложений с использованием инструмента </w:t>
+      </w:r>
+      <w:proofErr w:type="spellStart"/>
+      <w:r>
+        <w:rPr>
+          <w:rFonts w:ascii="Times New Roman" w:hAnsi="Times New Roman" w:cs="Times New Roman"/>
+          <w:sz w:val="28"/>
+          <w:szCs w:val="28"/>
+        </w:rPr>
+        <w:t>Serilog</w:t>
+      </w:r>
+      <w:proofErr w:type="spellEnd"/>
+      <w:r>
+        <w:rPr>
+          <w:rFonts w:ascii="Times New Roman" w:hAnsi="Times New Roman" w:cs="Times New Roman"/>
+          <w:sz w:val="28"/>
+          <w:szCs w:val="28"/>
+        </w:rPr>
+        <w:t xml:space="preserve">. </w:t>
+      </w:r>
+    </w:p>
+    <w:p>
+      <w:pPr>
+        <w:numPr>
+          <w:ilvl w:val="0"/>
+          <w:numId w:val="15"/>
+        </w:numPr>
+        <w:spacing w:after="0" w:line="360" w:lineRule="auto"/>
+        <w:ind w:hanging="720"/>
+        <w:jc w:val="both"/>
+        <w:rPr>
+          <w:rFonts w:ascii="Times New Roman" w:hAnsi="Times New Roman" w:cs="Times New Roman"/>
+          <w:sz w:val="28"/>
+          <w:szCs w:val="28"/>
+        </w:rPr>
+      </w:pPr>
+      <w:r>
+        <w:rPr>
+          <w:rFonts w:ascii="Times New Roman" w:hAnsi="Times New Roman" w:cs="Times New Roman"/>
+          <w:sz w:val="28"/>
+          <w:szCs w:val="28"/>
+        </w:rPr>
+        <w:t xml:space="preserve">Нормативный контроль: Соблюдение политик безопасности, регламентов проведения резервного копирования и правил работы с конфиденциальными данными. </w:t>
+      </w:r>
     </w:p>
     <w:p>
       <w:pPr>
@@ -1485,35 +2325,11 @@
     </w:p>
     <w:p>
       <w:pPr>
-        <w:spacing w:after="0" w:line="360" w:lineRule="auto"/>
-        <w:jc w:val="both"/>
-        <w:rPr>
-          <w:rFonts w:ascii="Times New Roman" w:hAnsi="Times New Roman" w:cs="Times New Roman"/>
-          <w:sz w:val="28"/>
-          <w:szCs w:val="28"/>
-          <w:lang w:val="en-US"/>
-        </w:rPr>
-      </w:pPr>
-    </w:p>
-    <w:p>
-      <w:pPr>
-        <w:spacing w:after="0" w:line="360" w:lineRule="auto"/>
-        <w:jc w:val="both"/>
-        <w:rPr>
-          <w:rFonts w:ascii="Times New Roman" w:hAnsi="Times New Roman" w:cs="Times New Roman"/>
-          <w:sz w:val="28"/>
-          <w:szCs w:val="28"/>
-          <w:lang w:val="en-US"/>
-        </w:rPr>
-      </w:pPr>
-    </w:p>
-    <w:p>
-      <w:pPr>
-        <w:rPr>
-          <w:rFonts w:ascii="Times New Roman" w:hAnsi="Times New Roman" w:cs="Times New Roman"/>
-          <w:sz w:val="28"/>
-          <w:szCs w:val="28"/>
-          <w:lang w:val="en-US"/>
+        <w:spacing w:after="0"/>
+        <w:rPr>
+          <w:rFonts w:ascii="Times New Roman" w:hAnsi="Times New Roman" w:cs="Times New Roman"/>
+          <w:sz w:val="28"/>
+          <w:szCs w:val="28"/>
         </w:rPr>
       </w:pPr>
       <w:r>
@@ -1532,13 +2348,15 @@
           <w:ilvl w:val="0"/>
           <w:numId w:val="1"/>
         </w:numPr>
+        <w:spacing w:before="0" w:after="0" w:line="360" w:lineRule="auto"/>
+        <w:ind w:left="0" w:firstLine="0"/>
         <w:jc w:val="center"/>
         <w:rPr>
           <w:sz w:val="28"/>
           <w:szCs w:val="28"/>
         </w:rPr>
       </w:pPr>
-      <w:bookmarkStart w:id="1" w:name="_Toc228704884"/>
+      <w:bookmarkStart w:id="3" w:name="_Toc229062153"/>
       <w:r>
         <w:rPr>
           <w:sz w:val="28"/>
@@ -1547,7 +2365,7 @@
         <w:lastRenderedPageBreak/>
         <w:t>РЕАЛИЗАЦИЯ ИНДИВИДУАЛЬНОГО ЗАДАНИЯ</w:t>
       </w:r>
-      <w:bookmarkEnd w:id="1"/>
+      <w:bookmarkEnd w:id="3"/>
     </w:p>
     <w:p>
       <w:pPr>
@@ -1575,7 +2393,7 @@
           <w:szCs w:val="28"/>
         </w:rPr>
       </w:pPr>
-      <w:bookmarkStart w:id="2" w:name="_Toc228704885"/>
+      <w:bookmarkStart w:id="4" w:name="_Toc229062154"/>
       <w:r>
         <w:rPr>
           <w:sz w:val="28"/>
@@ -1583,7 +2401,7 @@
         </w:rPr>
         <w:t>Сравнительный анализ аналогов проектируемой системы/подсистемы/модуля</w:t>
       </w:r>
-      <w:bookmarkEnd w:id="2"/>
+      <w:bookmarkEnd w:id="4"/>
     </w:p>
     <w:p>
       <w:pPr>
@@ -1623,7 +2441,7 @@
           <w:numId w:val="7"/>
         </w:numPr>
         <w:spacing w:after="0" w:line="360" w:lineRule="auto"/>
-        <w:ind w:hanging="720"/>
+        <w:ind w:left="0" w:hanging="720"/>
         <w:jc w:val="both"/>
         <w:rPr>
           <w:rFonts w:ascii="Times New Roman" w:hAnsi="Times New Roman" w:cs="Times New Roman"/>
@@ -1631,13 +2449,23 @@
           <w:szCs w:val="28"/>
         </w:rPr>
       </w:pPr>
-      <w:r>
-        <w:rPr>
-          <w:rFonts w:ascii="Times New Roman" w:hAnsi="Times New Roman" w:cs="Times New Roman"/>
-          <w:sz w:val="28"/>
-          <w:szCs w:val="28"/>
-        </w:rPr>
-        <w:t xml:space="preserve">Wireshark </w:t>
+      <w:proofErr w:type="spellStart"/>
+      <w:r>
+        <w:rPr>
+          <w:rFonts w:ascii="Times New Roman" w:hAnsi="Times New Roman" w:cs="Times New Roman"/>
+          <w:sz w:val="28"/>
+          <w:szCs w:val="28"/>
+        </w:rPr>
+        <w:t>Wireshark</w:t>
+      </w:r>
+      <w:proofErr w:type="spellEnd"/>
+      <w:r>
+        <w:rPr>
+          <w:rFonts w:ascii="Times New Roman" w:hAnsi="Times New Roman" w:cs="Times New Roman"/>
+          <w:sz w:val="28"/>
+          <w:szCs w:val="28"/>
+        </w:rPr>
+        <w:t xml:space="preserve"> </w:t>
       </w:r>
       <w:r>
         <w:rPr>
@@ -1663,7 +2491,7 @@
           <w:numId w:val="7"/>
         </w:numPr>
         <w:spacing w:after="0" w:line="360" w:lineRule="auto"/>
-        <w:ind w:hanging="720"/>
+        <w:ind w:left="0" w:hanging="720"/>
         <w:jc w:val="both"/>
         <w:rPr>
           <w:rFonts w:ascii="Times New Roman" w:hAnsi="Times New Roman" w:cs="Times New Roman"/>
@@ -1671,13 +2499,23 @@
           <w:szCs w:val="28"/>
         </w:rPr>
       </w:pPr>
-      <w:r>
-        <w:rPr>
-          <w:rFonts w:ascii="Times New Roman" w:hAnsi="Times New Roman" w:cs="Times New Roman"/>
-          <w:sz w:val="28"/>
-          <w:szCs w:val="28"/>
-        </w:rPr>
-        <w:t xml:space="preserve">Tcpdump </w:t>
+      <w:proofErr w:type="spellStart"/>
+      <w:r>
+        <w:rPr>
+          <w:rFonts w:ascii="Times New Roman" w:hAnsi="Times New Roman" w:cs="Times New Roman"/>
+          <w:sz w:val="28"/>
+          <w:szCs w:val="28"/>
+        </w:rPr>
+        <w:t>Tcpdump</w:t>
+      </w:r>
+      <w:proofErr w:type="spellEnd"/>
+      <w:r>
+        <w:rPr>
+          <w:rFonts w:ascii="Times New Roman" w:hAnsi="Times New Roman" w:cs="Times New Roman"/>
+          <w:sz w:val="28"/>
+          <w:szCs w:val="28"/>
+        </w:rPr>
+        <w:t xml:space="preserve"> </w:t>
       </w:r>
       <w:r>
         <w:rPr>
@@ -1703,7 +2541,7 @@
           <w:numId w:val="7"/>
         </w:numPr>
         <w:spacing w:after="0" w:line="360" w:lineRule="auto"/>
-        <w:ind w:hanging="720"/>
+        <w:ind w:left="0" w:hanging="720"/>
         <w:jc w:val="both"/>
         <w:rPr>
           <w:rFonts w:ascii="Times New Roman" w:hAnsi="Times New Roman" w:cs="Times New Roman"/>
@@ -1717,7 +2555,25 @@
           <w:sz w:val="28"/>
           <w:szCs w:val="28"/>
         </w:rPr>
-        <w:t xml:space="preserve">Библиотека Scapy </w:t>
+        <w:t xml:space="preserve">Библиотека </w:t>
+      </w:r>
+      <w:proofErr w:type="spellStart"/>
+      <w:r>
+        <w:rPr>
+          <w:rFonts w:ascii="Times New Roman" w:hAnsi="Times New Roman" w:cs="Times New Roman"/>
+          <w:sz w:val="28"/>
+          <w:szCs w:val="28"/>
+        </w:rPr>
+        <w:t>Scapy</w:t>
+      </w:r>
+      <w:proofErr w:type="spellEnd"/>
+      <w:r>
+        <w:rPr>
+          <w:rFonts w:ascii="Times New Roman" w:hAnsi="Times New Roman" w:cs="Times New Roman"/>
+          <w:sz w:val="28"/>
+          <w:szCs w:val="28"/>
+        </w:rPr>
+        <w:t xml:space="preserve"> </w:t>
       </w:r>
       <w:r>
         <w:rPr>
@@ -1753,7 +2609,25 @@
           <w:sz w:val="28"/>
           <w:szCs w:val="28"/>
         </w:rPr>
-        <w:t>Разрабатываемый программный комплекс занимает нишу между сложными профессиональными анализаторами и гибкими консольными утилитами, предоставляя мощь библиотеки Scapy в удобной визуальной оболочке.</w:t>
+        <w:t xml:space="preserve">Разрабатываемый программный комплекс занимает нишу между сложными профессиональными анализаторами и гибкими консольными утилитами, предоставляя мощь библиотеки </w:t>
+      </w:r>
+      <w:proofErr w:type="spellStart"/>
+      <w:r>
+        <w:rPr>
+          <w:rFonts w:ascii="Times New Roman" w:hAnsi="Times New Roman" w:cs="Times New Roman"/>
+          <w:sz w:val="28"/>
+          <w:szCs w:val="28"/>
+        </w:rPr>
+        <w:t>Scapy</w:t>
+      </w:r>
+      <w:proofErr w:type="spellEnd"/>
+      <w:r>
+        <w:rPr>
+          <w:rFonts w:ascii="Times New Roman" w:hAnsi="Times New Roman" w:cs="Times New Roman"/>
+          <w:sz w:val="28"/>
+          <w:szCs w:val="28"/>
+        </w:rPr>
+        <w:t xml:space="preserve"> в удобной визуальной оболочке.</w:t>
       </w:r>
     </w:p>
     <w:p>
@@ -1781,7 +2655,7 @@
           <w:szCs w:val="28"/>
         </w:rPr>
       </w:pPr>
-      <w:bookmarkStart w:id="3" w:name="_Toc228704886"/>
+      <w:bookmarkStart w:id="5" w:name="_Toc229062155"/>
       <w:r>
         <w:rPr>
           <w:sz w:val="28"/>
@@ -1789,7 +2663,7 @@
         </w:rPr>
         <w:t>Выбор технологии, среды и языка программирования для реализации</w:t>
       </w:r>
-      <w:bookmarkEnd w:id="3"/>
+      <w:bookmarkEnd w:id="5"/>
     </w:p>
     <w:p>
       <w:pPr>
@@ -1829,7 +2703,7 @@
           <w:numId w:val="8"/>
         </w:numPr>
         <w:spacing w:after="0" w:line="360" w:lineRule="auto"/>
-        <w:ind w:hanging="720"/>
+        <w:ind w:left="0" w:hanging="720"/>
         <w:jc w:val="both"/>
         <w:rPr>
           <w:rFonts w:ascii="Times New Roman" w:hAnsi="Times New Roman" w:cs="Times New Roman"/>
@@ -1854,7 +2728,7 @@
           <w:numId w:val="8"/>
         </w:numPr>
         <w:spacing w:after="0" w:line="360" w:lineRule="auto"/>
-        <w:ind w:hanging="720"/>
+        <w:ind w:left="0" w:hanging="720"/>
         <w:jc w:val="both"/>
         <w:rPr>
           <w:rFonts w:ascii="Times New Roman" w:hAnsi="Times New Roman" w:cs="Times New Roman"/>
@@ -1868,7 +2742,61 @@
           <w:sz w:val="28"/>
           <w:szCs w:val="28"/>
         </w:rPr>
-        <w:t xml:space="preserve">Сетевой движок: Библиотека Scapy (версия 2.5.0). Позволяет напрямую работать с «сырыми» сокетами (Raw Sockets) и послойно разбирать/формировать заголовки пакетов. </w:t>
+        <w:t xml:space="preserve">Сетевой движок: Библиотека </w:t>
+      </w:r>
+      <w:proofErr w:type="spellStart"/>
+      <w:r>
+        <w:rPr>
+          <w:rFonts w:ascii="Times New Roman" w:hAnsi="Times New Roman" w:cs="Times New Roman"/>
+          <w:sz w:val="28"/>
+          <w:szCs w:val="28"/>
+        </w:rPr>
+        <w:t>Scapy</w:t>
+      </w:r>
+      <w:proofErr w:type="spellEnd"/>
+      <w:r>
+        <w:rPr>
+          <w:rFonts w:ascii="Times New Roman" w:hAnsi="Times New Roman" w:cs="Times New Roman"/>
+          <w:sz w:val="28"/>
+          <w:szCs w:val="28"/>
+        </w:rPr>
+        <w:t xml:space="preserve"> (версия 2.5.0). Позволяет напрямую работать с «сырыми» сокетами (</w:t>
+      </w:r>
+      <w:proofErr w:type="spellStart"/>
+      <w:r>
+        <w:rPr>
+          <w:rFonts w:ascii="Times New Roman" w:hAnsi="Times New Roman" w:cs="Times New Roman"/>
+          <w:sz w:val="28"/>
+          <w:szCs w:val="28"/>
+        </w:rPr>
+        <w:t>Raw</w:t>
+      </w:r>
+      <w:proofErr w:type="spellEnd"/>
+      <w:r>
+        <w:rPr>
+          <w:rFonts w:ascii="Times New Roman" w:hAnsi="Times New Roman" w:cs="Times New Roman"/>
+          <w:sz w:val="28"/>
+          <w:szCs w:val="28"/>
+        </w:rPr>
+        <w:t xml:space="preserve"> </w:t>
+      </w:r>
+      <w:proofErr w:type="spellStart"/>
+      <w:r>
+        <w:rPr>
+          <w:rFonts w:ascii="Times New Roman" w:hAnsi="Times New Roman" w:cs="Times New Roman"/>
+          <w:sz w:val="28"/>
+          <w:szCs w:val="28"/>
+        </w:rPr>
+        <w:t>Sockets</w:t>
+      </w:r>
+      <w:proofErr w:type="spellEnd"/>
+      <w:r>
+        <w:rPr>
+          <w:rFonts w:ascii="Times New Roman" w:hAnsi="Times New Roman" w:cs="Times New Roman"/>
+          <w:sz w:val="28"/>
+          <w:szCs w:val="28"/>
+        </w:rPr>
+        <w:t xml:space="preserve">) и послойно разбирать/формировать заголовки пакетов. </w:t>
       </w:r>
     </w:p>
     <w:p>
@@ -1878,7 +2806,7 @@
           <w:numId w:val="8"/>
         </w:numPr>
         <w:spacing w:after="0" w:line="360" w:lineRule="auto"/>
-        <w:ind w:hanging="720"/>
+        <w:ind w:left="0" w:hanging="720"/>
         <w:jc w:val="both"/>
         <w:rPr>
           <w:rFonts w:ascii="Times New Roman" w:hAnsi="Times New Roman" w:cs="Times New Roman"/>
@@ -1892,7 +2820,25 @@
           <w:sz w:val="28"/>
           <w:szCs w:val="28"/>
         </w:rPr>
-        <w:t>Взаимодействие с ОС: Библиотека psutil. Используется для динамической привязки перехватываемого трафика к активным процессам Windows.</w:t>
+        <w:t xml:space="preserve">Взаимодействие с ОС: Библиотека </w:t>
+      </w:r>
+      <w:proofErr w:type="spellStart"/>
+      <w:r>
+        <w:rPr>
+          <w:rFonts w:ascii="Times New Roman" w:hAnsi="Times New Roman" w:cs="Times New Roman"/>
+          <w:sz w:val="28"/>
+          <w:szCs w:val="28"/>
+        </w:rPr>
+        <w:t>psutil</w:t>
+      </w:r>
+      <w:proofErr w:type="spellEnd"/>
+      <w:r>
+        <w:rPr>
+          <w:rFonts w:ascii="Times New Roman" w:hAnsi="Times New Roman" w:cs="Times New Roman"/>
+          <w:sz w:val="28"/>
+          <w:szCs w:val="28"/>
+        </w:rPr>
+        <w:t>. Используется для динамической привязки перехватываемого трафика к активным процессам Windows.</w:t>
       </w:r>
     </w:p>
     <w:p>
@@ -1902,7 +2848,7 @@
           <w:numId w:val="8"/>
         </w:numPr>
         <w:spacing w:after="0" w:line="360" w:lineRule="auto"/>
-        <w:ind w:hanging="720"/>
+        <w:ind w:left="0" w:hanging="720"/>
         <w:jc w:val="both"/>
         <w:rPr>
           <w:rFonts w:ascii="Times New Roman" w:hAnsi="Times New Roman" w:cs="Times New Roman"/>
@@ -1916,7 +2862,43 @@
           <w:sz w:val="28"/>
           <w:szCs w:val="28"/>
         </w:rPr>
-        <w:t xml:space="preserve">Среда разработки: JetBrains PyCharm, предоставляющая удобные инструменты для отладки многопоточных приложений. </w:t>
+        <w:t xml:space="preserve">Среда разработки: </w:t>
+      </w:r>
+      <w:proofErr w:type="spellStart"/>
+      <w:r>
+        <w:rPr>
+          <w:rFonts w:ascii="Times New Roman" w:hAnsi="Times New Roman" w:cs="Times New Roman"/>
+          <w:sz w:val="28"/>
+          <w:szCs w:val="28"/>
+        </w:rPr>
+        <w:t>JetBrains</w:t>
+      </w:r>
+      <w:proofErr w:type="spellEnd"/>
+      <w:r>
+        <w:rPr>
+          <w:rFonts w:ascii="Times New Roman" w:hAnsi="Times New Roman" w:cs="Times New Roman"/>
+          <w:sz w:val="28"/>
+          <w:szCs w:val="28"/>
+        </w:rPr>
+        <w:t xml:space="preserve"> </w:t>
+      </w:r>
+      <w:proofErr w:type="spellStart"/>
+      <w:r>
+        <w:rPr>
+          <w:rFonts w:ascii="Times New Roman" w:hAnsi="Times New Roman" w:cs="Times New Roman"/>
+          <w:sz w:val="28"/>
+          <w:szCs w:val="28"/>
+        </w:rPr>
+        <w:t>PyCharm</w:t>
+      </w:r>
+      <w:proofErr w:type="spellEnd"/>
+      <w:r>
+        <w:rPr>
+          <w:rFonts w:ascii="Times New Roman" w:hAnsi="Times New Roman" w:cs="Times New Roman"/>
+          <w:sz w:val="28"/>
+          <w:szCs w:val="28"/>
+        </w:rPr>
+        <w:t xml:space="preserve">, предоставляющая удобные инструменты для отладки многопоточных приложений. </w:t>
       </w:r>
     </w:p>
     <w:p>
@@ -1926,7 +2908,7 @@
           <w:numId w:val="8"/>
         </w:numPr>
         <w:spacing w:after="0" w:line="360" w:lineRule="auto"/>
-        <w:ind w:hanging="720"/>
+        <w:ind w:left="0" w:hanging="720"/>
         <w:jc w:val="both"/>
         <w:rPr>
           <w:rFonts w:ascii="Times New Roman" w:hAnsi="Times New Roman" w:cs="Times New Roman"/>
@@ -1940,7 +2922,25 @@
           <w:sz w:val="28"/>
           <w:szCs w:val="28"/>
         </w:rPr>
-        <w:t xml:space="preserve">Системная зависимость: Сетевой драйвер Npcap для перехвата пакетов в обход стандартного стека ОС Windows. </w:t>
+        <w:t xml:space="preserve">Системная зависимость: Сетевой драйвер </w:t>
+      </w:r>
+      <w:proofErr w:type="spellStart"/>
+      <w:r>
+        <w:rPr>
+          <w:rFonts w:ascii="Times New Roman" w:hAnsi="Times New Roman" w:cs="Times New Roman"/>
+          <w:sz w:val="28"/>
+          <w:szCs w:val="28"/>
+        </w:rPr>
+        <w:t>Npcap</w:t>
+      </w:r>
+      <w:proofErr w:type="spellEnd"/>
+      <w:r>
+        <w:rPr>
+          <w:rFonts w:ascii="Times New Roman" w:hAnsi="Times New Roman" w:cs="Times New Roman"/>
+          <w:sz w:val="28"/>
+          <w:szCs w:val="28"/>
+        </w:rPr>
+        <w:t xml:space="preserve"> для перехвата пакетов в обход стандартного стека ОС Windows. </w:t>
       </w:r>
     </w:p>
     <w:p>
@@ -1968,7 +2968,7 @@
           <w:szCs w:val="28"/>
         </w:rPr>
       </w:pPr>
-      <w:bookmarkStart w:id="4" w:name="_Toc228704887"/>
+      <w:bookmarkStart w:id="6" w:name="_Toc229062156"/>
       <w:r>
         <w:rPr>
           <w:sz w:val="28"/>
@@ -1976,7 +2976,7 @@
         </w:rPr>
         <w:t>Анализ процесса обработки информации, выбор структур данных для ее хранения</w:t>
       </w:r>
-      <w:bookmarkEnd w:id="4"/>
+      <w:bookmarkEnd w:id="6"/>
     </w:p>
     <w:p>
       <w:pPr>
@@ -2006,7 +3006,61 @@
           <w:sz w:val="28"/>
           <w:szCs w:val="28"/>
         </w:rPr>
-        <w:t xml:space="preserve">Процесс обработки информации в разработанном ПО базируется на многопоточной архитектуре и разделен на этапы захвата, деинкапсуляции и фильтрации. Информация поступает с сетевого адаптера в виде байтовой последовательности. В модуле парсинга (PacketParser) происходит её разбиение на логические слои (Dissection). Алгоритм последовательно анализирует заголовки канального (Ethernet), сетевого (IP) и транспортного (TCP/UDP) уровней, извлекая необходимые поля (адреса, порты, флаги, TTL). </w:t>
+        <w:t xml:space="preserve">Процесс обработки информации в разработанном ПО базируется на многопоточной архитектуре и разделен на этапы захвата, </w:t>
+      </w:r>
+      <w:proofErr w:type="spellStart"/>
+      <w:r>
+        <w:rPr>
+          <w:rFonts w:ascii="Times New Roman" w:hAnsi="Times New Roman" w:cs="Times New Roman"/>
+          <w:sz w:val="28"/>
+          <w:szCs w:val="28"/>
+        </w:rPr>
+        <w:t>деинкапсуляции</w:t>
+      </w:r>
+      <w:proofErr w:type="spellEnd"/>
+      <w:r>
+        <w:rPr>
+          <w:rFonts w:ascii="Times New Roman" w:hAnsi="Times New Roman" w:cs="Times New Roman"/>
+          <w:sz w:val="28"/>
+          <w:szCs w:val="28"/>
+        </w:rPr>
+        <w:t xml:space="preserve"> и фильтрации. Информация поступает с сетевого адаптера в виде байтовой последовательности. В модуле парсинга (</w:t>
+      </w:r>
+      <w:proofErr w:type="spellStart"/>
+      <w:r>
+        <w:rPr>
+          <w:rFonts w:ascii="Times New Roman" w:hAnsi="Times New Roman" w:cs="Times New Roman"/>
+          <w:sz w:val="28"/>
+          <w:szCs w:val="28"/>
+        </w:rPr>
+        <w:t>PacketParser</w:t>
+      </w:r>
+      <w:proofErr w:type="spellEnd"/>
+      <w:r>
+        <w:rPr>
+          <w:rFonts w:ascii="Times New Roman" w:hAnsi="Times New Roman" w:cs="Times New Roman"/>
+          <w:sz w:val="28"/>
+          <w:szCs w:val="28"/>
+        </w:rPr>
+        <w:t>) происходит её разбиение на логические слои (</w:t>
+      </w:r>
+      <w:proofErr w:type="spellStart"/>
+      <w:r>
+        <w:rPr>
+          <w:rFonts w:ascii="Times New Roman" w:hAnsi="Times New Roman" w:cs="Times New Roman"/>
+          <w:sz w:val="28"/>
+          <w:szCs w:val="28"/>
+        </w:rPr>
+        <w:t>Dissection</w:t>
+      </w:r>
+      <w:proofErr w:type="spellEnd"/>
+      <w:r>
+        <w:rPr>
+          <w:rFonts w:ascii="Times New Roman" w:hAnsi="Times New Roman" w:cs="Times New Roman"/>
+          <w:sz w:val="28"/>
+          <w:szCs w:val="28"/>
+        </w:rPr>
+        <w:t xml:space="preserve">). Алгоритм последовательно анализирует заголовки канального (Ethernet), сетевого (IP) и транспортного (TCP/UDP) уровней, извлекая необходимые поля (адреса, порты, флаги, TTL). </w:t>
       </w:r>
     </w:p>
     <w:p>
@@ -2026,7 +3080,25 @@
           <w:sz w:val="28"/>
           <w:szCs w:val="28"/>
         </w:rPr>
-        <w:t xml:space="preserve">Для хранения информации в процессе работы выбрана структура «очередь» (Queue/List), выступающая буфером между потоком перехвата и потоком отрисовки интерфейса. Это гарантирует, что ни один пакет не будет потерян при высокой интенсивности трафика. </w:t>
+        <w:t>Для хранения информации в процессе работы выбрана структура «очередь» (</w:t>
+      </w:r>
+      <w:proofErr w:type="spellStart"/>
+      <w:r>
+        <w:rPr>
+          <w:rFonts w:ascii="Times New Roman" w:hAnsi="Times New Roman" w:cs="Times New Roman"/>
+          <w:sz w:val="28"/>
+          <w:szCs w:val="28"/>
+        </w:rPr>
+        <w:t>Queue</w:t>
+      </w:r>
+      <w:proofErr w:type="spellEnd"/>
+      <w:r>
+        <w:rPr>
+          <w:rFonts w:ascii="Times New Roman" w:hAnsi="Times New Roman" w:cs="Times New Roman"/>
+          <w:sz w:val="28"/>
+          <w:szCs w:val="28"/>
+        </w:rPr>
+        <w:t xml:space="preserve">/List), выступающая буфером между потоком перехвата и потоком отрисовки интерфейса. Это гарантирует, что ни один пакет не будет потерян при высокой интенсивности трафика. </w:t>
       </w:r>
     </w:p>
     <w:p>
@@ -2054,7 +3126,7 @@
           <w:szCs w:val="28"/>
         </w:rPr>
       </w:pPr>
-      <w:bookmarkStart w:id="5" w:name="_Toc228704888"/>
+      <w:bookmarkStart w:id="7" w:name="_Toc229062157"/>
       <w:r>
         <w:rPr>
           <w:sz w:val="28"/>
@@ -2063,7 +3135,7 @@
         <w:lastRenderedPageBreak/>
         <w:t>Проектирование структур данных (ER-диаграмма базы данных, физическая модель БД)</w:t>
       </w:r>
-      <w:bookmarkEnd w:id="5"/>
+      <w:bookmarkEnd w:id="7"/>
     </w:p>
     <w:p>
       <w:pPr>
@@ -2103,7 +3175,7 @@
           <w:numId w:val="9"/>
         </w:numPr>
         <w:spacing w:after="0" w:line="360" w:lineRule="auto"/>
-        <w:ind w:hanging="720"/>
+        <w:ind w:left="0" w:hanging="720"/>
         <w:jc w:val="both"/>
         <w:rPr>
           <w:rFonts w:ascii="Times New Roman" w:hAnsi="Times New Roman" w:cs="Times New Roman"/>
@@ -2117,7 +3189,205 @@
           <w:sz w:val="28"/>
           <w:szCs w:val="28"/>
         </w:rPr>
-        <w:t xml:space="preserve">Оперативная структура пакета (Словарь Python): Деинкапсулированные данные преобразуются в структуру Dictionary со следующими ключами: proto (протокол), src и dst (IP-адреса), src_port и dst_port (порты), flags (TCP флаги), ttl и length. Данная структура позволяет выполнять быстрый поиск (O(1) – O(n)) и фильтрацию для отображения в таблице. </w:t>
+        <w:t xml:space="preserve">Оперативная структура пакета (Словарь Python): </w:t>
+      </w:r>
+      <w:proofErr w:type="spellStart"/>
+      <w:r>
+        <w:rPr>
+          <w:rFonts w:ascii="Times New Roman" w:hAnsi="Times New Roman" w:cs="Times New Roman"/>
+          <w:sz w:val="28"/>
+          <w:szCs w:val="28"/>
+        </w:rPr>
+        <w:t>Деинкапсулированные</w:t>
+      </w:r>
+      <w:proofErr w:type="spellEnd"/>
+      <w:r>
+        <w:rPr>
+          <w:rFonts w:ascii="Times New Roman" w:hAnsi="Times New Roman" w:cs="Times New Roman"/>
+          <w:sz w:val="28"/>
+          <w:szCs w:val="28"/>
+        </w:rPr>
+        <w:t xml:space="preserve"> данные преобразуются в структуру </w:t>
+      </w:r>
+      <w:proofErr w:type="spellStart"/>
+      <w:r>
+        <w:rPr>
+          <w:rFonts w:ascii="Times New Roman" w:hAnsi="Times New Roman" w:cs="Times New Roman"/>
+          <w:sz w:val="28"/>
+          <w:szCs w:val="28"/>
+        </w:rPr>
+        <w:t>Dictionary</w:t>
+      </w:r>
+      <w:proofErr w:type="spellEnd"/>
+      <w:r>
+        <w:rPr>
+          <w:rFonts w:ascii="Times New Roman" w:hAnsi="Times New Roman" w:cs="Times New Roman"/>
+          <w:sz w:val="28"/>
+          <w:szCs w:val="28"/>
+        </w:rPr>
+        <w:t xml:space="preserve"> со следующими ключами: </w:t>
+      </w:r>
+      <w:proofErr w:type="spellStart"/>
+      <w:r>
+        <w:rPr>
+          <w:rFonts w:ascii="Times New Roman" w:hAnsi="Times New Roman" w:cs="Times New Roman"/>
+          <w:sz w:val="28"/>
+          <w:szCs w:val="28"/>
+        </w:rPr>
+        <w:t>proto</w:t>
+      </w:r>
+      <w:proofErr w:type="spellEnd"/>
+      <w:r>
+        <w:rPr>
+          <w:rFonts w:ascii="Times New Roman" w:hAnsi="Times New Roman" w:cs="Times New Roman"/>
+          <w:sz w:val="28"/>
+          <w:szCs w:val="28"/>
+        </w:rPr>
+        <w:t xml:space="preserve"> (протокол), </w:t>
+      </w:r>
+      <w:proofErr w:type="spellStart"/>
+      <w:r>
+        <w:rPr>
+          <w:rFonts w:ascii="Times New Roman" w:hAnsi="Times New Roman" w:cs="Times New Roman"/>
+          <w:sz w:val="28"/>
+          <w:szCs w:val="28"/>
+        </w:rPr>
+        <w:t>src</w:t>
+      </w:r>
+      <w:proofErr w:type="spellEnd"/>
+      <w:r>
+        <w:rPr>
+          <w:rFonts w:ascii="Times New Roman" w:hAnsi="Times New Roman" w:cs="Times New Roman"/>
+          <w:sz w:val="28"/>
+          <w:szCs w:val="28"/>
+        </w:rPr>
+        <w:t xml:space="preserve"> и </w:t>
+      </w:r>
+      <w:proofErr w:type="spellStart"/>
+      <w:r>
+        <w:rPr>
+          <w:rFonts w:ascii="Times New Roman" w:hAnsi="Times New Roman" w:cs="Times New Roman"/>
+          <w:sz w:val="28"/>
+          <w:szCs w:val="28"/>
+        </w:rPr>
+        <w:t>dst</w:t>
+      </w:r>
+      <w:proofErr w:type="spellEnd"/>
+      <w:r>
+        <w:rPr>
+          <w:rFonts w:ascii="Times New Roman" w:hAnsi="Times New Roman" w:cs="Times New Roman"/>
+          <w:sz w:val="28"/>
+          <w:szCs w:val="28"/>
+        </w:rPr>
+        <w:t xml:space="preserve"> (IP-адреса), </w:t>
+      </w:r>
+      <w:proofErr w:type="spellStart"/>
+      <w:r>
+        <w:rPr>
+          <w:rFonts w:ascii="Times New Roman" w:hAnsi="Times New Roman" w:cs="Times New Roman"/>
+          <w:sz w:val="28"/>
+          <w:szCs w:val="28"/>
+        </w:rPr>
+        <w:t>src_port</w:t>
+      </w:r>
+      <w:proofErr w:type="spellEnd"/>
+      <w:r>
+        <w:rPr>
+          <w:rFonts w:ascii="Times New Roman" w:hAnsi="Times New Roman" w:cs="Times New Roman"/>
+          <w:sz w:val="28"/>
+          <w:szCs w:val="28"/>
+        </w:rPr>
+        <w:t xml:space="preserve"> и </w:t>
+      </w:r>
+      <w:proofErr w:type="spellStart"/>
+      <w:r>
+        <w:rPr>
+          <w:rFonts w:ascii="Times New Roman" w:hAnsi="Times New Roman" w:cs="Times New Roman"/>
+          <w:sz w:val="28"/>
+          <w:szCs w:val="28"/>
+        </w:rPr>
+        <w:t>dst_port</w:t>
+      </w:r>
+      <w:proofErr w:type="spellEnd"/>
+      <w:r>
+        <w:rPr>
+          <w:rFonts w:ascii="Times New Roman" w:hAnsi="Times New Roman" w:cs="Times New Roman"/>
+          <w:sz w:val="28"/>
+          <w:szCs w:val="28"/>
+        </w:rPr>
+        <w:t xml:space="preserve"> (порты), </w:t>
+      </w:r>
+      <w:proofErr w:type="spellStart"/>
+      <w:r>
+        <w:rPr>
+          <w:rFonts w:ascii="Times New Roman" w:hAnsi="Times New Roman" w:cs="Times New Roman"/>
+          <w:sz w:val="28"/>
+          <w:szCs w:val="28"/>
+        </w:rPr>
+        <w:t>flags</w:t>
+      </w:r>
+      <w:proofErr w:type="spellEnd"/>
+      <w:r>
+        <w:rPr>
+          <w:rFonts w:ascii="Times New Roman" w:hAnsi="Times New Roman" w:cs="Times New Roman"/>
+          <w:sz w:val="28"/>
+          <w:szCs w:val="28"/>
+        </w:rPr>
+        <w:t xml:space="preserve"> (TCP флаги), </w:t>
+      </w:r>
+      <w:proofErr w:type="spellStart"/>
+      <w:r>
+        <w:rPr>
+          <w:rFonts w:ascii="Times New Roman" w:hAnsi="Times New Roman" w:cs="Times New Roman"/>
+          <w:sz w:val="28"/>
+          <w:szCs w:val="28"/>
+        </w:rPr>
+        <w:t>ttl</w:t>
+      </w:r>
+      <w:proofErr w:type="spellEnd"/>
+      <w:r>
+        <w:rPr>
+          <w:rFonts w:ascii="Times New Roman" w:hAnsi="Times New Roman" w:cs="Times New Roman"/>
+          <w:sz w:val="28"/>
+          <w:szCs w:val="28"/>
+        </w:rPr>
+        <w:t xml:space="preserve"> и </w:t>
+      </w:r>
+      <w:proofErr w:type="spellStart"/>
+      <w:r>
+        <w:rPr>
+          <w:rFonts w:ascii="Times New Roman" w:hAnsi="Times New Roman" w:cs="Times New Roman"/>
+          <w:sz w:val="28"/>
+          <w:szCs w:val="28"/>
+        </w:rPr>
+        <w:t>length</w:t>
+      </w:r>
+      <w:proofErr w:type="spellEnd"/>
+      <w:r>
+        <w:rPr>
+          <w:rFonts w:ascii="Times New Roman" w:hAnsi="Times New Roman" w:cs="Times New Roman"/>
+          <w:sz w:val="28"/>
+          <w:szCs w:val="28"/>
+        </w:rPr>
+        <w:t>. Данная структура позволяет выполнять быстрый поиск (</w:t>
+      </w:r>
+      <w:proofErr w:type="gramStart"/>
+      <w:r>
+        <w:rPr>
+          <w:rFonts w:ascii="Times New Roman" w:hAnsi="Times New Roman" w:cs="Times New Roman"/>
+          <w:sz w:val="28"/>
+          <w:szCs w:val="28"/>
+        </w:rPr>
+        <w:t>O(</w:t>
+      </w:r>
+      <w:proofErr w:type="gramEnd"/>
+      <w:r>
+        <w:rPr>
+          <w:rFonts w:ascii="Times New Roman" w:hAnsi="Times New Roman" w:cs="Times New Roman"/>
+          <w:sz w:val="28"/>
+          <w:szCs w:val="28"/>
+        </w:rPr>
+        <w:t xml:space="preserve">1) – O(n)) и фильтрацию для отображения в таблице. </w:t>
       </w:r>
     </w:p>
     <w:p>
@@ -2127,7 +3397,7 @@
           <w:numId w:val="9"/>
         </w:numPr>
         <w:spacing w:after="0" w:line="360" w:lineRule="auto"/>
-        <w:ind w:hanging="720"/>
+        <w:ind w:left="0" w:hanging="720"/>
         <w:jc w:val="both"/>
         <w:rPr>
           <w:rFonts w:ascii="Times New Roman" w:hAnsi="Times New Roman" w:cs="Times New Roman"/>
@@ -2141,7 +3411,205 @@
           <w:sz w:val="28"/>
           <w:szCs w:val="28"/>
         </w:rPr>
-        <w:t>Структура агрегированной статистики: Для модуля аналитики используется древовидный словарь: {"TCP": int, "UDP": int, "ICMP": int, "Total": int, "ips": {ip: count}, "flags": {flag: count}}. Эта структура динамически обновляется и служит источником данных для отрисовки графиков.</w:t>
+        <w:t>Структура агрегированной статистики</w:t>
+      </w:r>
+      <w:proofErr w:type="gramStart"/>
+      <w:r>
+        <w:rPr>
+          <w:rFonts w:ascii="Times New Roman" w:hAnsi="Times New Roman" w:cs="Times New Roman"/>
+          <w:sz w:val="28"/>
+          <w:szCs w:val="28"/>
+        </w:rPr>
+        <w:t>: Для</w:t>
+      </w:r>
+      <w:proofErr w:type="gramEnd"/>
+      <w:r>
+        <w:rPr>
+          <w:rFonts w:ascii="Times New Roman" w:hAnsi="Times New Roman" w:cs="Times New Roman"/>
+          <w:sz w:val="28"/>
+          <w:szCs w:val="28"/>
+        </w:rPr>
+        <w:t xml:space="preserve"> модуля аналитики используется древовидный словарь: {"TCP": </w:t>
+      </w:r>
+      <w:proofErr w:type="spellStart"/>
+      <w:r>
+        <w:rPr>
+          <w:rFonts w:ascii="Times New Roman" w:hAnsi="Times New Roman" w:cs="Times New Roman"/>
+          <w:sz w:val="28"/>
+          <w:szCs w:val="28"/>
+        </w:rPr>
+        <w:t>int</w:t>
+      </w:r>
+      <w:proofErr w:type="spellEnd"/>
+      <w:r>
+        <w:rPr>
+          <w:rFonts w:ascii="Times New Roman" w:hAnsi="Times New Roman" w:cs="Times New Roman"/>
+          <w:sz w:val="28"/>
+          <w:szCs w:val="28"/>
+        </w:rPr>
+        <w:t xml:space="preserve">, "UDP": </w:t>
+      </w:r>
+      <w:proofErr w:type="spellStart"/>
+      <w:r>
+        <w:rPr>
+          <w:rFonts w:ascii="Times New Roman" w:hAnsi="Times New Roman" w:cs="Times New Roman"/>
+          <w:sz w:val="28"/>
+          <w:szCs w:val="28"/>
+        </w:rPr>
+        <w:t>int</w:t>
+      </w:r>
+      <w:proofErr w:type="spellEnd"/>
+      <w:r>
+        <w:rPr>
+          <w:rFonts w:ascii="Times New Roman" w:hAnsi="Times New Roman" w:cs="Times New Roman"/>
+          <w:sz w:val="28"/>
+          <w:szCs w:val="28"/>
+        </w:rPr>
+        <w:t xml:space="preserve">, "ICMP": </w:t>
+      </w:r>
+      <w:proofErr w:type="spellStart"/>
+      <w:r>
+        <w:rPr>
+          <w:rFonts w:ascii="Times New Roman" w:hAnsi="Times New Roman" w:cs="Times New Roman"/>
+          <w:sz w:val="28"/>
+          <w:szCs w:val="28"/>
+        </w:rPr>
+        <w:t>int</w:t>
+      </w:r>
+      <w:proofErr w:type="spellEnd"/>
+      <w:r>
+        <w:rPr>
+          <w:rFonts w:ascii="Times New Roman" w:hAnsi="Times New Roman" w:cs="Times New Roman"/>
+          <w:sz w:val="28"/>
+          <w:szCs w:val="28"/>
+        </w:rPr>
+        <w:t xml:space="preserve">, "Total": </w:t>
+      </w:r>
+      <w:proofErr w:type="spellStart"/>
+      <w:r>
+        <w:rPr>
+          <w:rFonts w:ascii="Times New Roman" w:hAnsi="Times New Roman" w:cs="Times New Roman"/>
+          <w:sz w:val="28"/>
+          <w:szCs w:val="28"/>
+        </w:rPr>
+        <w:t>int</w:t>
+      </w:r>
+      <w:proofErr w:type="spellEnd"/>
+      <w:r>
+        <w:rPr>
+          <w:rFonts w:ascii="Times New Roman" w:hAnsi="Times New Roman" w:cs="Times New Roman"/>
+          <w:sz w:val="28"/>
+          <w:szCs w:val="28"/>
+        </w:rPr>
+        <w:t>, "</w:t>
+      </w:r>
+      <w:proofErr w:type="spellStart"/>
+      <w:r>
+        <w:rPr>
+          <w:rFonts w:ascii="Times New Roman" w:hAnsi="Times New Roman" w:cs="Times New Roman"/>
+          <w:sz w:val="28"/>
+          <w:szCs w:val="28"/>
+        </w:rPr>
+        <w:t>ips</w:t>
+      </w:r>
+      <w:proofErr w:type="spellEnd"/>
+      <w:r>
+        <w:rPr>
+          <w:rFonts w:ascii="Times New Roman" w:hAnsi="Times New Roman" w:cs="Times New Roman"/>
+          <w:sz w:val="28"/>
+          <w:szCs w:val="28"/>
+        </w:rPr>
+        <w:t>": {</w:t>
+      </w:r>
+      <w:proofErr w:type="spellStart"/>
+      <w:r>
+        <w:rPr>
+          <w:rFonts w:ascii="Times New Roman" w:hAnsi="Times New Roman" w:cs="Times New Roman"/>
+          <w:sz w:val="28"/>
+          <w:szCs w:val="28"/>
+        </w:rPr>
+        <w:t>ip</w:t>
+      </w:r>
+      <w:proofErr w:type="spellEnd"/>
+      <w:r>
+        <w:rPr>
+          <w:rFonts w:ascii="Times New Roman" w:hAnsi="Times New Roman" w:cs="Times New Roman"/>
+          <w:sz w:val="28"/>
+          <w:szCs w:val="28"/>
+        </w:rPr>
+        <w:t xml:space="preserve">: </w:t>
+      </w:r>
+      <w:proofErr w:type="spellStart"/>
+      <w:r>
+        <w:rPr>
+          <w:rFonts w:ascii="Times New Roman" w:hAnsi="Times New Roman" w:cs="Times New Roman"/>
+          <w:sz w:val="28"/>
+          <w:szCs w:val="28"/>
+        </w:rPr>
+        <w:t>count</w:t>
+      </w:r>
+      <w:proofErr w:type="spellEnd"/>
+      <w:r>
+        <w:rPr>
+          <w:rFonts w:ascii="Times New Roman" w:hAnsi="Times New Roman" w:cs="Times New Roman"/>
+          <w:sz w:val="28"/>
+          <w:szCs w:val="28"/>
+        </w:rPr>
+        <w:t>}, "</w:t>
+      </w:r>
+      <w:proofErr w:type="spellStart"/>
+      <w:r>
+        <w:rPr>
+          <w:rFonts w:ascii="Times New Roman" w:hAnsi="Times New Roman" w:cs="Times New Roman"/>
+          <w:sz w:val="28"/>
+          <w:szCs w:val="28"/>
+        </w:rPr>
+        <w:t>flags</w:t>
+      </w:r>
+      <w:proofErr w:type="spellEnd"/>
+      <w:r>
+        <w:rPr>
+          <w:rFonts w:ascii="Times New Roman" w:hAnsi="Times New Roman" w:cs="Times New Roman"/>
+          <w:sz w:val="28"/>
+          <w:szCs w:val="28"/>
+        </w:rPr>
+        <w:t>": {</w:t>
+      </w:r>
+      <w:proofErr w:type="spellStart"/>
+      <w:r>
+        <w:rPr>
+          <w:rFonts w:ascii="Times New Roman" w:hAnsi="Times New Roman" w:cs="Times New Roman"/>
+          <w:sz w:val="28"/>
+          <w:szCs w:val="28"/>
+        </w:rPr>
+        <w:t>flag</w:t>
+      </w:r>
+      <w:proofErr w:type="spellEnd"/>
+      <w:r>
+        <w:rPr>
+          <w:rFonts w:ascii="Times New Roman" w:hAnsi="Times New Roman" w:cs="Times New Roman"/>
+          <w:sz w:val="28"/>
+          <w:szCs w:val="28"/>
+        </w:rPr>
+        <w:t xml:space="preserve">: </w:t>
+      </w:r>
+      <w:proofErr w:type="spellStart"/>
+      <w:r>
+        <w:rPr>
+          <w:rFonts w:ascii="Times New Roman" w:hAnsi="Times New Roman" w:cs="Times New Roman"/>
+          <w:sz w:val="28"/>
+          <w:szCs w:val="28"/>
+        </w:rPr>
+        <w:t>count</w:t>
+      </w:r>
+      <w:proofErr w:type="spellEnd"/>
+      <w:r>
+        <w:rPr>
+          <w:rFonts w:ascii="Times New Roman" w:hAnsi="Times New Roman" w:cs="Times New Roman"/>
+          <w:sz w:val="28"/>
+          <w:szCs w:val="28"/>
+        </w:rPr>
+        <w:t>}}. Эта структура динамически обновляется и служит источником данных для отрисовки графиков.</w:t>
       </w:r>
     </w:p>
     <w:p>
@@ -2151,7 +3619,7 @@
           <w:numId w:val="9"/>
         </w:numPr>
         <w:spacing w:after="0" w:line="360" w:lineRule="auto"/>
-        <w:ind w:hanging="720"/>
+        <w:ind w:left="0" w:hanging="720"/>
         <w:jc w:val="both"/>
         <w:rPr>
           <w:rFonts w:ascii="Times New Roman" w:hAnsi="Times New Roman" w:cs="Times New Roman"/>
@@ -2165,7 +3633,25 @@
           <w:sz w:val="28"/>
           <w:szCs w:val="28"/>
         </w:rPr>
-        <w:t xml:space="preserve">Долговременное хранение: * Формат .PCAP </w:t>
+        <w:t xml:space="preserve">Долговременное хранение: * </w:t>
+      </w:r>
+      <w:proofErr w:type="gramStart"/>
+      <w:r>
+        <w:rPr>
+          <w:rFonts w:ascii="Times New Roman" w:hAnsi="Times New Roman" w:cs="Times New Roman"/>
+          <w:sz w:val="28"/>
+          <w:szCs w:val="28"/>
+        </w:rPr>
+        <w:t>Формат .PCAP</w:t>
+      </w:r>
+      <w:proofErr w:type="gramEnd"/>
+      <w:r>
+        <w:rPr>
+          <w:rFonts w:ascii="Times New Roman" w:hAnsi="Times New Roman" w:cs="Times New Roman"/>
+          <w:sz w:val="28"/>
+          <w:szCs w:val="28"/>
+        </w:rPr>
+        <w:t xml:space="preserve"> </w:t>
       </w:r>
       <w:r>
         <w:rPr>
@@ -2181,7 +3667,25 @@
           <w:sz w:val="28"/>
           <w:szCs w:val="28"/>
         </w:rPr>
-        <w:t xml:space="preserve"> бинарный формат физического хранения сырых пакетов, обеспечивающий совместимость с промышленными стандартами (Wireshark).</w:t>
+        <w:t xml:space="preserve"> бинарный формат физического хранения сырых пакетов, обеспечивающий совместимость с промышленными стандартами (</w:t>
+      </w:r>
+      <w:proofErr w:type="spellStart"/>
+      <w:r>
+        <w:rPr>
+          <w:rFonts w:ascii="Times New Roman" w:hAnsi="Times New Roman" w:cs="Times New Roman"/>
+          <w:sz w:val="28"/>
+          <w:szCs w:val="28"/>
+        </w:rPr>
+        <w:t>Wireshark</w:t>
+      </w:r>
+      <w:proofErr w:type="spellEnd"/>
+      <w:r>
+        <w:rPr>
+          <w:rFonts w:ascii="Times New Roman" w:hAnsi="Times New Roman" w:cs="Times New Roman"/>
+          <w:sz w:val="28"/>
+          <w:szCs w:val="28"/>
+        </w:rPr>
+        <w:t>).</w:t>
       </w:r>
     </w:p>
     <w:p>
@@ -2192,7 +3696,7 @@
           <w:numId w:val="10"/>
         </w:numPr>
         <w:spacing w:after="0" w:line="360" w:lineRule="auto"/>
-        <w:ind w:hanging="720"/>
+        <w:ind w:left="0" w:hanging="720"/>
         <w:contextualSpacing w:val="0"/>
         <w:jc w:val="both"/>
         <w:rPr>
@@ -2251,7 +3755,7 @@
           <w:szCs w:val="28"/>
         </w:rPr>
       </w:pPr>
-      <w:bookmarkStart w:id="6" w:name="_Toc228704889"/>
+      <w:bookmarkStart w:id="8" w:name="_Toc229062158"/>
       <w:r>
         <w:rPr>
           <w:sz w:val="28"/>
@@ -2259,7 +3763,7 @@
         </w:rPr>
         <w:t>Проектирование интерфейса пользователя, выбор технологий и средств его реализации</w:t>
       </w:r>
-      <w:bookmarkEnd w:id="6"/>
+      <w:bookmarkEnd w:id="8"/>
     </w:p>
     <w:p>
       <w:pPr>
@@ -2289,7 +3793,7 @@
           <w:sz w:val="28"/>
           <w:szCs w:val="28"/>
         </w:rPr>
-        <w:t xml:space="preserve">Для реализации пользовательского интерфейса (GUI) был выбран фреймворк PyQt6. Он обеспечивает кроссплатформенность, высокую скорость </w:t>
+        <w:t xml:space="preserve">Для реализации пользовательского интерфейса (GUI) был выбран фреймворк PyQt6. Он обеспечивает кроссплатформенность, высокую скорость отрисовки компонентов и поддержку современных стилей (QSS). Концепция </w:t>
       </w:r>
       <w:r>
         <w:rPr>
@@ -2298,7 +3802,25 @@
           <w:szCs w:val="28"/>
         </w:rPr>
         <w:lastRenderedPageBreak/>
-        <w:t xml:space="preserve">отрисовки компонентов и поддержку современных стилей (QSS). Концепция интерфейса построена на принципах «Dashboard» (единое рабочее пространство) для минимизации переключений контекста. </w:t>
+        <w:t>интерфейса построена на принципах «</w:t>
+      </w:r>
+      <w:proofErr w:type="spellStart"/>
+      <w:r>
+        <w:rPr>
+          <w:rFonts w:ascii="Times New Roman" w:hAnsi="Times New Roman" w:cs="Times New Roman"/>
+          <w:sz w:val="28"/>
+          <w:szCs w:val="28"/>
+        </w:rPr>
+        <w:t>Dashboard</w:t>
+      </w:r>
+      <w:proofErr w:type="spellEnd"/>
+      <w:r>
+        <w:rPr>
+          <w:rFonts w:ascii="Times New Roman" w:hAnsi="Times New Roman" w:cs="Times New Roman"/>
+          <w:sz w:val="28"/>
+          <w:szCs w:val="28"/>
+        </w:rPr>
+        <w:t xml:space="preserve">» (единое рабочее пространство) для минимизации переключений контекста. </w:t>
       </w:r>
     </w:p>
     <w:p>
@@ -2328,7 +3850,7 @@
           <w:numId w:val="11"/>
         </w:numPr>
         <w:spacing w:after="0" w:line="360" w:lineRule="auto"/>
-        <w:ind w:hanging="720"/>
+        <w:ind w:left="0" w:hanging="720"/>
         <w:jc w:val="both"/>
         <w:rPr>
           <w:rFonts w:ascii="Times New Roman" w:hAnsi="Times New Roman" w:cs="Times New Roman"/>
@@ -2342,7 +3864,61 @@
           <w:sz w:val="28"/>
           <w:szCs w:val="28"/>
         </w:rPr>
-        <w:t xml:space="preserve">Анализатор (SnifferTab): Содержит панель управления захватом, поле прикладной фильтрации (поиска) и таблицу QTableWidget для вывода лога пакетов. </w:t>
+        <w:t>Анализатор (</w:t>
+      </w:r>
+      <w:proofErr w:type="spellStart"/>
+      <w:r>
+        <w:rPr>
+          <w:rFonts w:ascii="Times New Roman" w:hAnsi="Times New Roman" w:cs="Times New Roman"/>
+          <w:sz w:val="28"/>
+          <w:szCs w:val="28"/>
+        </w:rPr>
+        <w:t>SnifferTab</w:t>
+      </w:r>
+      <w:proofErr w:type="spellEnd"/>
+      <w:r>
+        <w:rPr>
+          <w:rFonts w:ascii="Times New Roman" w:hAnsi="Times New Roman" w:cs="Times New Roman"/>
+          <w:sz w:val="28"/>
+          <w:szCs w:val="28"/>
+        </w:rPr>
+        <w:t>)</w:t>
+      </w:r>
+      <w:proofErr w:type="gramStart"/>
+      <w:r>
+        <w:rPr>
+          <w:rFonts w:ascii="Times New Roman" w:hAnsi="Times New Roman" w:cs="Times New Roman"/>
+          <w:sz w:val="28"/>
+          <w:szCs w:val="28"/>
+        </w:rPr>
+        <w:t>: Содержит</w:t>
+      </w:r>
+      <w:proofErr w:type="gramEnd"/>
+      <w:r>
+        <w:rPr>
+          <w:rFonts w:ascii="Times New Roman" w:hAnsi="Times New Roman" w:cs="Times New Roman"/>
+          <w:sz w:val="28"/>
+          <w:szCs w:val="28"/>
+        </w:rPr>
+        <w:t xml:space="preserve"> панель управления захватом, поле прикладной фильтрации (поиска) и таблицу </w:t>
+      </w:r>
+      <w:proofErr w:type="spellStart"/>
+      <w:r>
+        <w:rPr>
+          <w:rFonts w:ascii="Times New Roman" w:hAnsi="Times New Roman" w:cs="Times New Roman"/>
+          <w:sz w:val="28"/>
+          <w:szCs w:val="28"/>
+        </w:rPr>
+        <w:t>QTableWidget</w:t>
+      </w:r>
+      <w:proofErr w:type="spellEnd"/>
+      <w:r>
+        <w:rPr>
+          <w:rFonts w:ascii="Times New Roman" w:hAnsi="Times New Roman" w:cs="Times New Roman"/>
+          <w:sz w:val="28"/>
+          <w:szCs w:val="28"/>
+        </w:rPr>
+        <w:t xml:space="preserve"> для вывода лога пакетов. </w:t>
       </w:r>
     </w:p>
     <w:p>
@@ -2352,7 +3928,7 @@
           <w:numId w:val="11"/>
         </w:numPr>
         <w:spacing w:after="0" w:line="360" w:lineRule="auto"/>
-        <w:ind w:hanging="720"/>
+        <w:ind w:left="0" w:hanging="720"/>
         <w:jc w:val="both"/>
         <w:rPr>
           <w:rFonts w:ascii="Times New Roman" w:hAnsi="Times New Roman" w:cs="Times New Roman"/>
@@ -2366,7 +3942,43 @@
           <w:sz w:val="28"/>
           <w:szCs w:val="28"/>
         </w:rPr>
-        <w:t xml:space="preserve">Аналитика (AnalyticsTab): Интегрирована с библиотекой Matplotlib для визуализации 4 графиков реального времени (распределение протоколов, сетевая активность PPS, гистограмма IP и анализ TCP флагов). </w:t>
+        <w:t>Аналитика (</w:t>
+      </w:r>
+      <w:proofErr w:type="spellStart"/>
+      <w:r>
+        <w:rPr>
+          <w:rFonts w:ascii="Times New Roman" w:hAnsi="Times New Roman" w:cs="Times New Roman"/>
+          <w:sz w:val="28"/>
+          <w:szCs w:val="28"/>
+        </w:rPr>
+        <w:t>AnalyticsTab</w:t>
+      </w:r>
+      <w:proofErr w:type="spellEnd"/>
+      <w:r>
+        <w:rPr>
+          <w:rFonts w:ascii="Times New Roman" w:hAnsi="Times New Roman" w:cs="Times New Roman"/>
+          <w:sz w:val="28"/>
+          <w:szCs w:val="28"/>
+        </w:rPr>
+        <w:t xml:space="preserve">): Интегрирована с библиотекой </w:t>
+      </w:r>
+      <w:proofErr w:type="spellStart"/>
+      <w:r>
+        <w:rPr>
+          <w:rFonts w:ascii="Times New Roman" w:hAnsi="Times New Roman" w:cs="Times New Roman"/>
+          <w:sz w:val="28"/>
+          <w:szCs w:val="28"/>
+        </w:rPr>
+        <w:t>Matplotlib</w:t>
+      </w:r>
+      <w:proofErr w:type="spellEnd"/>
+      <w:r>
+        <w:rPr>
+          <w:rFonts w:ascii="Times New Roman" w:hAnsi="Times New Roman" w:cs="Times New Roman"/>
+          <w:sz w:val="28"/>
+          <w:szCs w:val="28"/>
+        </w:rPr>
+        <w:t xml:space="preserve"> для визуализации 4 графиков реального времени (распределение протоколов, сетевая активность PPS, гистограмма IP и анализ TCP флагов). </w:t>
       </w:r>
     </w:p>
     <w:p>
@@ -2376,7 +3988,7 @@
           <w:numId w:val="11"/>
         </w:numPr>
         <w:spacing w:after="0" w:line="360" w:lineRule="auto"/>
-        <w:ind w:hanging="720"/>
+        <w:ind w:left="0" w:hanging="720"/>
         <w:jc w:val="both"/>
         <w:rPr>
           <w:rFonts w:ascii="Times New Roman" w:hAnsi="Times New Roman" w:cs="Times New Roman"/>
@@ -2390,7 +4002,43 @@
           <w:sz w:val="28"/>
           <w:szCs w:val="28"/>
         </w:rPr>
-        <w:t xml:space="preserve">Генератор (GeneratorTab): Форма для конструирования пакетов (поля назначения, источника/spoofing, выбор протокола и флагов). </w:t>
+        <w:t>Генератор (</w:t>
+      </w:r>
+      <w:proofErr w:type="spellStart"/>
+      <w:r>
+        <w:rPr>
+          <w:rFonts w:ascii="Times New Roman" w:hAnsi="Times New Roman" w:cs="Times New Roman"/>
+          <w:sz w:val="28"/>
+          <w:szCs w:val="28"/>
+        </w:rPr>
+        <w:t>GeneratorTab</w:t>
+      </w:r>
+      <w:proofErr w:type="spellEnd"/>
+      <w:r>
+        <w:rPr>
+          <w:rFonts w:ascii="Times New Roman" w:hAnsi="Times New Roman" w:cs="Times New Roman"/>
+          <w:sz w:val="28"/>
+          <w:szCs w:val="28"/>
+        </w:rPr>
+        <w:t>): Форма для конструирования пакетов (поля назначения, источника/</w:t>
+      </w:r>
+      <w:proofErr w:type="spellStart"/>
+      <w:r>
+        <w:rPr>
+          <w:rFonts w:ascii="Times New Roman" w:hAnsi="Times New Roman" w:cs="Times New Roman"/>
+          <w:sz w:val="28"/>
+          <w:szCs w:val="28"/>
+        </w:rPr>
+        <w:t>spoofing</w:t>
+      </w:r>
+      <w:proofErr w:type="spellEnd"/>
+      <w:r>
+        <w:rPr>
+          <w:rFonts w:ascii="Times New Roman" w:hAnsi="Times New Roman" w:cs="Times New Roman"/>
+          <w:sz w:val="28"/>
+          <w:szCs w:val="28"/>
+        </w:rPr>
+        <w:t xml:space="preserve">, выбор протокола и флагов). </w:t>
       </w:r>
     </w:p>
     <w:p>
@@ -2400,7 +4048,7 @@
           <w:numId w:val="11"/>
         </w:numPr>
         <w:spacing w:after="0" w:line="360" w:lineRule="auto"/>
-        <w:ind w:hanging="720"/>
+        <w:ind w:left="0" w:hanging="720"/>
         <w:jc w:val="both"/>
         <w:rPr>
           <w:rFonts w:ascii="Times New Roman" w:hAnsi="Times New Roman" w:cs="Times New Roman"/>
@@ -2414,7 +4062,43 @@
           <w:sz w:val="28"/>
           <w:szCs w:val="28"/>
         </w:rPr>
-        <w:t xml:space="preserve">Терминал (TerminalTab): Интерактивная консоль для выполнения Python-скриптов с библиотекой Scapy "на лету". Дизайн выполнен в темных тонах для снижения зрительной нагрузки. </w:t>
+        <w:t>Терминал (</w:t>
+      </w:r>
+      <w:proofErr w:type="spellStart"/>
+      <w:r>
+        <w:rPr>
+          <w:rFonts w:ascii="Times New Roman" w:hAnsi="Times New Roman" w:cs="Times New Roman"/>
+          <w:sz w:val="28"/>
+          <w:szCs w:val="28"/>
+        </w:rPr>
+        <w:t>TerminalTab</w:t>
+      </w:r>
+      <w:proofErr w:type="spellEnd"/>
+      <w:r>
+        <w:rPr>
+          <w:rFonts w:ascii="Times New Roman" w:hAnsi="Times New Roman" w:cs="Times New Roman"/>
+          <w:sz w:val="28"/>
+          <w:szCs w:val="28"/>
+        </w:rPr>
+        <w:t xml:space="preserve">): Интерактивная консоль для выполнения Python-скриптов с библиотекой </w:t>
+      </w:r>
+      <w:proofErr w:type="spellStart"/>
+      <w:r>
+        <w:rPr>
+          <w:rFonts w:ascii="Times New Roman" w:hAnsi="Times New Roman" w:cs="Times New Roman"/>
+          <w:sz w:val="28"/>
+          <w:szCs w:val="28"/>
+        </w:rPr>
+        <w:t>Scapy</w:t>
+      </w:r>
+      <w:proofErr w:type="spellEnd"/>
+      <w:r>
+        <w:rPr>
+          <w:rFonts w:ascii="Times New Roman" w:hAnsi="Times New Roman" w:cs="Times New Roman"/>
+          <w:sz w:val="28"/>
+          <w:szCs w:val="28"/>
+        </w:rPr>
+        <w:t xml:space="preserve"> "на лету". Дизайн выполнен в темных тонах для снижения зрительной нагрузки. </w:t>
       </w:r>
     </w:p>
     <w:p>
@@ -2442,7 +4126,7 @@
           <w:szCs w:val="28"/>
         </w:rPr>
       </w:pPr>
-      <w:bookmarkStart w:id="7" w:name="_Toc228704890"/>
+      <w:bookmarkStart w:id="9" w:name="_Toc229062159"/>
       <w:r>
         <w:rPr>
           <w:sz w:val="28"/>
@@ -2450,7 +4134,7 @@
         </w:rPr>
         <w:t>Реализация выбранных методик, форм и паттернов проектирования и программирования для требуемого ПО.</w:t>
       </w:r>
-      <w:bookmarkEnd w:id="7"/>
+      <w:bookmarkEnd w:id="9"/>
     </w:p>
     <w:p>
       <w:pPr>
@@ -2480,7 +4164,61 @@
           <w:sz w:val="28"/>
           <w:szCs w:val="28"/>
         </w:rPr>
-        <w:t xml:space="preserve">Программная архитектура базируется на принципе модульности и разделения ответственности (Separation of Concerns). Применены следующие паттерны и методики: </w:t>
+        <w:t>Программная архитектура базируется на принципе модульности и разделения ответственности (</w:t>
+      </w:r>
+      <w:proofErr w:type="spellStart"/>
+      <w:r>
+        <w:rPr>
+          <w:rFonts w:ascii="Times New Roman" w:hAnsi="Times New Roman" w:cs="Times New Roman"/>
+          <w:sz w:val="28"/>
+          <w:szCs w:val="28"/>
+        </w:rPr>
+        <w:t>Separation</w:t>
+      </w:r>
+      <w:proofErr w:type="spellEnd"/>
+      <w:r>
+        <w:rPr>
+          <w:rFonts w:ascii="Times New Roman" w:hAnsi="Times New Roman" w:cs="Times New Roman"/>
+          <w:sz w:val="28"/>
+          <w:szCs w:val="28"/>
+        </w:rPr>
+        <w:t xml:space="preserve"> </w:t>
+      </w:r>
+      <w:proofErr w:type="spellStart"/>
+      <w:r>
+        <w:rPr>
+          <w:rFonts w:ascii="Times New Roman" w:hAnsi="Times New Roman" w:cs="Times New Roman"/>
+          <w:sz w:val="28"/>
+          <w:szCs w:val="28"/>
+        </w:rPr>
+        <w:t>of</w:t>
+      </w:r>
+      <w:proofErr w:type="spellEnd"/>
+      <w:r>
+        <w:rPr>
+          <w:rFonts w:ascii="Times New Roman" w:hAnsi="Times New Roman" w:cs="Times New Roman"/>
+          <w:sz w:val="28"/>
+          <w:szCs w:val="28"/>
+        </w:rPr>
+        <w:t xml:space="preserve"> </w:t>
+      </w:r>
+      <w:proofErr w:type="spellStart"/>
+      <w:r>
+        <w:rPr>
+          <w:rFonts w:ascii="Times New Roman" w:hAnsi="Times New Roman" w:cs="Times New Roman"/>
+          <w:sz w:val="28"/>
+          <w:szCs w:val="28"/>
+        </w:rPr>
+        <w:t>Concerns</w:t>
+      </w:r>
+      <w:proofErr w:type="spellEnd"/>
+      <w:r>
+        <w:rPr>
+          <w:rFonts w:ascii="Times New Roman" w:hAnsi="Times New Roman" w:cs="Times New Roman"/>
+          <w:sz w:val="28"/>
+          <w:szCs w:val="28"/>
+        </w:rPr>
+        <w:t xml:space="preserve">). Применены следующие паттерны и методики: </w:t>
       </w:r>
     </w:p>
     <w:p>
@@ -2490,7 +4228,7 @@
           <w:numId w:val="12"/>
         </w:numPr>
         <w:spacing w:after="0" w:line="360" w:lineRule="auto"/>
-        <w:ind w:hanging="720"/>
+        <w:ind w:left="0" w:hanging="720"/>
         <w:jc w:val="both"/>
         <w:rPr>
           <w:rFonts w:ascii="Times New Roman" w:hAnsi="Times New Roman" w:cs="Times New Roman"/>
@@ -2504,7 +4242,97 @@
           <w:sz w:val="28"/>
           <w:szCs w:val="28"/>
         </w:rPr>
-        <w:t xml:space="preserve">Многопоточность (Multithreading): Реализована через класс QThread. Сетевые операции (перехват в SnifferThread, генерация в GeneratorThread) жестко изолированы от основного потока GUI. Это предотвращает блокировку интерфейса (GUI Freeze) при пиковых нагрузках трафика. </w:t>
+        <w:t>Многопоточность (</w:t>
+      </w:r>
+      <w:proofErr w:type="spellStart"/>
+      <w:r>
+        <w:rPr>
+          <w:rFonts w:ascii="Times New Roman" w:hAnsi="Times New Roman" w:cs="Times New Roman"/>
+          <w:sz w:val="28"/>
+          <w:szCs w:val="28"/>
+        </w:rPr>
+        <w:t>Multithreading</w:t>
+      </w:r>
+      <w:proofErr w:type="spellEnd"/>
+      <w:r>
+        <w:rPr>
+          <w:rFonts w:ascii="Times New Roman" w:hAnsi="Times New Roman" w:cs="Times New Roman"/>
+          <w:sz w:val="28"/>
+          <w:szCs w:val="28"/>
+        </w:rPr>
+        <w:t xml:space="preserve">): Реализована через класс </w:t>
+      </w:r>
+      <w:proofErr w:type="spellStart"/>
+      <w:r>
+        <w:rPr>
+          <w:rFonts w:ascii="Times New Roman" w:hAnsi="Times New Roman" w:cs="Times New Roman"/>
+          <w:sz w:val="28"/>
+          <w:szCs w:val="28"/>
+        </w:rPr>
+        <w:t>QThread</w:t>
+      </w:r>
+      <w:proofErr w:type="spellEnd"/>
+      <w:r>
+        <w:rPr>
+          <w:rFonts w:ascii="Times New Roman" w:hAnsi="Times New Roman" w:cs="Times New Roman"/>
+          <w:sz w:val="28"/>
+          <w:szCs w:val="28"/>
+        </w:rPr>
+        <w:t xml:space="preserve">. Сетевые операции (перехват в </w:t>
+      </w:r>
+      <w:proofErr w:type="spellStart"/>
+      <w:r>
+        <w:rPr>
+          <w:rFonts w:ascii="Times New Roman" w:hAnsi="Times New Roman" w:cs="Times New Roman"/>
+          <w:sz w:val="28"/>
+          <w:szCs w:val="28"/>
+        </w:rPr>
+        <w:t>SnifferThread</w:t>
+      </w:r>
+      <w:proofErr w:type="spellEnd"/>
+      <w:r>
+        <w:rPr>
+          <w:rFonts w:ascii="Times New Roman" w:hAnsi="Times New Roman" w:cs="Times New Roman"/>
+          <w:sz w:val="28"/>
+          <w:szCs w:val="28"/>
+        </w:rPr>
+        <w:t xml:space="preserve">, генерация в </w:t>
+      </w:r>
+      <w:proofErr w:type="spellStart"/>
+      <w:r>
+        <w:rPr>
+          <w:rFonts w:ascii="Times New Roman" w:hAnsi="Times New Roman" w:cs="Times New Roman"/>
+          <w:sz w:val="28"/>
+          <w:szCs w:val="28"/>
+        </w:rPr>
+        <w:t>GeneratorThread</w:t>
+      </w:r>
+      <w:proofErr w:type="spellEnd"/>
+      <w:r>
+        <w:rPr>
+          <w:rFonts w:ascii="Times New Roman" w:hAnsi="Times New Roman" w:cs="Times New Roman"/>
+          <w:sz w:val="28"/>
+          <w:szCs w:val="28"/>
+        </w:rPr>
+        <w:t xml:space="preserve">) жестко изолированы от основного потока GUI. Это предотвращает блокировку интерфейса (GUI </w:t>
+      </w:r>
+      <w:proofErr w:type="spellStart"/>
+      <w:r>
+        <w:rPr>
+          <w:rFonts w:ascii="Times New Roman" w:hAnsi="Times New Roman" w:cs="Times New Roman"/>
+          <w:sz w:val="28"/>
+          <w:szCs w:val="28"/>
+        </w:rPr>
+        <w:t>Freeze</w:t>
+      </w:r>
+      <w:proofErr w:type="spellEnd"/>
+      <w:r>
+        <w:rPr>
+          <w:rFonts w:ascii="Times New Roman" w:hAnsi="Times New Roman" w:cs="Times New Roman"/>
+          <w:sz w:val="28"/>
+          <w:szCs w:val="28"/>
+        </w:rPr>
+        <w:t xml:space="preserve">) при пиковых нагрузках трафика. </w:t>
       </w:r>
     </w:p>
     <w:p>
@@ -2514,7 +4342,7 @@
           <w:numId w:val="12"/>
         </w:numPr>
         <w:spacing w:after="0" w:line="360" w:lineRule="auto"/>
-        <w:ind w:hanging="720"/>
+        <w:ind w:left="0" w:hanging="720"/>
         <w:jc w:val="both"/>
         <w:rPr>
           <w:rFonts w:ascii="Times New Roman" w:hAnsi="Times New Roman" w:cs="Times New Roman"/>
@@ -2528,16 +4356,61 @@
           <w:sz w:val="28"/>
           <w:szCs w:val="28"/>
         </w:rPr>
-        <w:t xml:space="preserve">Паттерн Наблюдатель (Observer / Signals &amp; Slots): Взаимодействие между сетевым ядром и интерфейсом осуществляется асинхронно через </w:t>
-      </w:r>
-      <w:r>
-        <w:rPr>
-          <w:rFonts w:ascii="Times New Roman" w:hAnsi="Times New Roman" w:cs="Times New Roman"/>
-          <w:sz w:val="28"/>
-          <w:szCs w:val="28"/>
-        </w:rPr>
-        <w:lastRenderedPageBreak/>
-        <w:t xml:space="preserve">объекты pyqtSignal. Поток захвата генерирует событие, которое перехватывается графической оболочкой для безопасного обновления таблицы. </w:t>
+        <w:t xml:space="preserve">Паттерн Наблюдатель (Observer / </w:t>
+      </w:r>
+      <w:proofErr w:type="spellStart"/>
+      <w:r>
+        <w:rPr>
+          <w:rFonts w:ascii="Times New Roman" w:hAnsi="Times New Roman" w:cs="Times New Roman"/>
+          <w:sz w:val="28"/>
+          <w:szCs w:val="28"/>
+        </w:rPr>
+        <w:t>Signals</w:t>
+      </w:r>
+      <w:proofErr w:type="spellEnd"/>
+      <w:r>
+        <w:rPr>
+          <w:rFonts w:ascii="Times New Roman" w:hAnsi="Times New Roman" w:cs="Times New Roman"/>
+          <w:sz w:val="28"/>
+          <w:szCs w:val="28"/>
+        </w:rPr>
+        <w:t xml:space="preserve"> &amp; </w:t>
+      </w:r>
+      <w:proofErr w:type="spellStart"/>
+      <w:r>
+        <w:rPr>
+          <w:rFonts w:ascii="Times New Roman" w:hAnsi="Times New Roman" w:cs="Times New Roman"/>
+          <w:sz w:val="28"/>
+          <w:szCs w:val="28"/>
+        </w:rPr>
+        <w:t>Slots</w:t>
+      </w:r>
+      <w:proofErr w:type="spellEnd"/>
+      <w:r>
+        <w:rPr>
+          <w:rFonts w:ascii="Times New Roman" w:hAnsi="Times New Roman" w:cs="Times New Roman"/>
+          <w:sz w:val="28"/>
+          <w:szCs w:val="28"/>
+        </w:rPr>
+        <w:t xml:space="preserve">): Взаимодействие между сетевым ядром и интерфейсом осуществляется асинхронно через объекты </w:t>
+      </w:r>
+      <w:proofErr w:type="spellStart"/>
+      <w:r>
+        <w:rPr>
+          <w:rFonts w:ascii="Times New Roman" w:hAnsi="Times New Roman" w:cs="Times New Roman"/>
+          <w:sz w:val="28"/>
+          <w:szCs w:val="28"/>
+        </w:rPr>
+        <w:t>pyqtSignal</w:t>
+      </w:r>
+      <w:proofErr w:type="spellEnd"/>
+      <w:r>
+        <w:rPr>
+          <w:rFonts w:ascii="Times New Roman" w:hAnsi="Times New Roman" w:cs="Times New Roman"/>
+          <w:sz w:val="28"/>
+          <w:szCs w:val="28"/>
+        </w:rPr>
+        <w:t xml:space="preserve">. Поток захвата генерирует событие, которое перехватывается графической оболочкой для безопасного обновления таблицы. </w:t>
       </w:r>
     </w:p>
     <w:p>
@@ -2547,7 +4420,7 @@
           <w:numId w:val="12"/>
         </w:numPr>
         <w:spacing w:after="0" w:line="360" w:lineRule="auto"/>
-        <w:ind w:hanging="720"/>
+        <w:ind w:left="0" w:hanging="720"/>
         <w:jc w:val="both"/>
         <w:rPr>
           <w:rFonts w:ascii="Times New Roman" w:hAnsi="Times New Roman" w:cs="Times New Roman"/>
@@ -2561,7 +4434,48 @@
           <w:sz w:val="28"/>
           <w:szCs w:val="28"/>
         </w:rPr>
-        <w:t>Локализация (i18n): Внедрен паттерн загрузки языковых конфигураций из JSON-файлов (ru.json, en.json), что обеспечивает гибкую смену языка интерфейса без перекомпиляции исходного кода.</w:t>
+        <w:lastRenderedPageBreak/>
+        <w:t>Локализация (i18n): Внедрен паттерн загрузки языковых конфигураций из JSON-файлов (</w:t>
+      </w:r>
+      <w:proofErr w:type="spellStart"/>
+      <w:proofErr w:type="gramStart"/>
+      <w:r>
+        <w:rPr>
+          <w:rFonts w:ascii="Times New Roman" w:hAnsi="Times New Roman" w:cs="Times New Roman"/>
+          <w:sz w:val="28"/>
+          <w:szCs w:val="28"/>
+        </w:rPr>
+        <w:t>ru.json</w:t>
+      </w:r>
+      <w:proofErr w:type="spellEnd"/>
+      <w:proofErr w:type="gramEnd"/>
+      <w:r>
+        <w:rPr>
+          <w:rFonts w:ascii="Times New Roman" w:hAnsi="Times New Roman" w:cs="Times New Roman"/>
+          <w:sz w:val="28"/>
+          <w:szCs w:val="28"/>
+        </w:rPr>
+        <w:t xml:space="preserve">, </w:t>
+      </w:r>
+      <w:proofErr w:type="spellStart"/>
+      <w:proofErr w:type="gramStart"/>
+      <w:r>
+        <w:rPr>
+          <w:rFonts w:ascii="Times New Roman" w:hAnsi="Times New Roman" w:cs="Times New Roman"/>
+          <w:sz w:val="28"/>
+          <w:szCs w:val="28"/>
+        </w:rPr>
+        <w:t>en.json</w:t>
+      </w:r>
+      <w:proofErr w:type="spellEnd"/>
+      <w:proofErr w:type="gramEnd"/>
+      <w:r>
+        <w:rPr>
+          <w:rFonts w:ascii="Times New Roman" w:hAnsi="Times New Roman" w:cs="Times New Roman"/>
+          <w:sz w:val="28"/>
+          <w:szCs w:val="28"/>
+        </w:rPr>
+        <w:t>), что обеспечивает гибкую смену языка интерфейса без перекомпиляции исходного кода.</w:t>
       </w:r>
     </w:p>
     <w:p>
@@ -2577,6 +4491,7 @@
     </w:p>
     <w:p>
       <w:pPr>
+        <w:spacing w:after="0"/>
         <w:rPr>
           <w:rFonts w:ascii="Times New Roman" w:hAnsi="Times New Roman" w:cs="Times New Roman"/>
           <w:sz w:val="28"/>
@@ -2594,6 +4509,7 @@
     </w:p>
     <w:p>
       <w:pPr>
+        <w:spacing w:after="0"/>
         <w:rPr>
           <w:rFonts w:ascii="Times New Roman" w:hAnsi="Times New Roman" w:cs="Times New Roman"/>
           <w:sz w:val="28"/>
@@ -2616,7 +4532,7 @@
           <w:szCs w:val="28"/>
         </w:rPr>
       </w:pPr>
-      <w:bookmarkStart w:id="8" w:name="_Toc228704891"/>
+      <w:bookmarkStart w:id="10" w:name="_Toc229062160"/>
       <w:r>
         <w:rPr>
           <w:sz w:val="28"/>
@@ -2624,7 +4540,7 @@
         </w:rPr>
         <w:t>МЕРОПРИЯТИЯ ПО ОХРАНЕ ТРУДА И ТЕХНИКЕ БЕЗОПАСНОСТИ</w:t>
       </w:r>
-      <w:bookmarkEnd w:id="8"/>
+      <w:bookmarkEnd w:id="10"/>
     </w:p>
     <w:p>
       <w:pPr>
@@ -2652,7 +4568,7 @@
           <w:lang w:val="en-US"/>
         </w:rPr>
       </w:pPr>
-      <w:bookmarkStart w:id="9" w:name="_Toc228704892"/>
+      <w:bookmarkStart w:id="11" w:name="_Toc229062161"/>
       <w:r>
         <w:rPr>
           <w:sz w:val="28"/>
@@ -2660,15 +4576,53 @@
         </w:rPr>
         <w:t>О</w:t>
       </w:r>
+      <w:proofErr w:type="spellStart"/>
       <w:r>
         <w:rPr>
           <w:sz w:val="28"/>
           <w:szCs w:val="28"/>
           <w:lang w:val="en-US"/>
         </w:rPr>
-        <w:t>бщие требования безопасности</w:t>
-      </w:r>
-      <w:bookmarkEnd w:id="9"/>
+        <w:t>бщие</w:t>
+      </w:r>
+      <w:proofErr w:type="spellEnd"/>
+      <w:r>
+        <w:rPr>
+          <w:sz w:val="28"/>
+          <w:szCs w:val="28"/>
+          <w:lang w:val="en-US"/>
+        </w:rPr>
+        <w:t xml:space="preserve"> </w:t>
+      </w:r>
+      <w:proofErr w:type="spellStart"/>
+      <w:r>
+        <w:rPr>
+          <w:sz w:val="28"/>
+          <w:szCs w:val="28"/>
+          <w:lang w:val="en-US"/>
+        </w:rPr>
+        <w:t>требования</w:t>
+      </w:r>
+      <w:proofErr w:type="spellEnd"/>
+      <w:r>
+        <w:rPr>
+          <w:sz w:val="28"/>
+          <w:szCs w:val="28"/>
+          <w:lang w:val="en-US"/>
+        </w:rPr>
+        <w:t xml:space="preserve"> </w:t>
+      </w:r>
+      <w:proofErr w:type="spellStart"/>
+      <w:r>
+        <w:rPr>
+          <w:sz w:val="28"/>
+          <w:szCs w:val="28"/>
+          <w:lang w:val="en-US"/>
+        </w:rPr>
+        <w:t>безопасности</w:t>
+      </w:r>
+      <w:bookmarkEnd w:id="11"/>
+      <w:proofErr w:type="spellEnd"/>
     </w:p>
     <w:p>
       <w:pPr>
@@ -2684,25 +4638,64 @@
     </w:p>
     <w:p>
       <w:pPr>
+        <w:pStyle w:val="a7"/>
+        <w:numPr>
+          <w:ilvl w:val="0"/>
+          <w:numId w:val="16"/>
+        </w:numPr>
+        <w:spacing w:after="0" w:line="360" w:lineRule="auto"/>
+        <w:ind w:left="709" w:hanging="709"/>
+        <w:contextualSpacing w:val="0"/>
+        <w:jc w:val="both"/>
+        <w:rPr>
+          <w:rFonts w:ascii="Times New Roman" w:hAnsi="Times New Roman" w:cs="Times New Roman"/>
+          <w:sz w:val="28"/>
+          <w:szCs w:val="28"/>
+        </w:rPr>
+      </w:pPr>
+      <w:r>
+        <w:rPr>
+          <w:rFonts w:ascii="Times New Roman" w:hAnsi="Times New Roman" w:cs="Times New Roman"/>
+          <w:sz w:val="28"/>
+          <w:szCs w:val="28"/>
+        </w:rPr>
+        <w:t>К самостоятельной работе допускаются лица не моложе 18 лет, прошедшие вводный инструктаж и инструктаж на рабочем месте.</w:t>
+      </w:r>
+    </w:p>
+    <w:p>
+      <w:pPr>
+        <w:pStyle w:val="a7"/>
+        <w:numPr>
+          <w:ilvl w:val="0"/>
+          <w:numId w:val="16"/>
+        </w:numPr>
+        <w:spacing w:after="0" w:line="360" w:lineRule="auto"/>
+        <w:ind w:left="709" w:hanging="709"/>
+        <w:contextualSpacing w:val="0"/>
+        <w:jc w:val="both"/>
+        <w:rPr>
+          <w:rFonts w:ascii="Times New Roman" w:hAnsi="Times New Roman" w:cs="Times New Roman"/>
+          <w:sz w:val="28"/>
+          <w:szCs w:val="28"/>
+        </w:rPr>
+      </w:pPr>
+      <w:r>
+        <w:rPr>
+          <w:rFonts w:ascii="Times New Roman" w:hAnsi="Times New Roman" w:cs="Times New Roman"/>
+          <w:sz w:val="28"/>
+          <w:szCs w:val="28"/>
+        </w:rPr>
+        <w:t>Главные опасные и вредные производственные факторы для ИТ-специалиста: электромагнитное излучение, зрительное напряжение, статическая рабочая поза.</w:t>
+      </w:r>
+    </w:p>
+    <w:p>
+      <w:pPr>
         <w:spacing w:after="0" w:line="360" w:lineRule="auto"/>
         <w:jc w:val="both"/>
         <w:rPr>
           <w:rFonts w:ascii="Times New Roman" w:hAnsi="Times New Roman" w:cs="Times New Roman"/>
           <w:sz w:val="28"/>
           <w:szCs w:val="28"/>
-          <w:lang w:val="en-US"/>
-        </w:rPr>
-      </w:pPr>
-    </w:p>
-    <w:p>
-      <w:pPr>
-        <w:spacing w:after="0" w:line="360" w:lineRule="auto"/>
-        <w:jc w:val="both"/>
-        <w:rPr>
-          <w:rFonts w:ascii="Times New Roman" w:hAnsi="Times New Roman" w:cs="Times New Roman"/>
-          <w:sz w:val="28"/>
-          <w:szCs w:val="28"/>
-          <w:lang w:val="en-US"/>
         </w:rPr>
       </w:pPr>
     </w:p>
@@ -2720,7 +4713,7 @@
           <w:szCs w:val="28"/>
         </w:rPr>
       </w:pPr>
-      <w:bookmarkStart w:id="10" w:name="_Toc228704893"/>
+      <w:bookmarkStart w:id="12" w:name="_Toc229062162"/>
       <w:r>
         <w:rPr>
           <w:sz w:val="28"/>
@@ -2735,7 +4728,7 @@
         </w:rPr>
         <w:t>ребования безопасности перед началом работы</w:t>
       </w:r>
-      <w:bookmarkEnd w:id="10"/>
+      <w:bookmarkEnd w:id="12"/>
     </w:p>
     <w:p>
       <w:pPr>
@@ -2750,7 +4743,14 @@
     </w:p>
     <w:p>
       <w:pPr>
+        <w:pStyle w:val="a7"/>
+        <w:numPr>
+          <w:ilvl w:val="0"/>
+          <w:numId w:val="17"/>
+        </w:numPr>
         <w:spacing w:after="0" w:line="360" w:lineRule="auto"/>
+        <w:ind w:left="709" w:hanging="709"/>
+        <w:contextualSpacing w:val="0"/>
         <w:jc w:val="both"/>
         <w:rPr>
           <w:rFonts w:ascii="Times New Roman" w:hAnsi="Times New Roman" w:cs="Times New Roman"/>
@@ -2758,6 +4758,40 @@
           <w:szCs w:val="28"/>
         </w:rPr>
       </w:pPr>
+      <w:r>
+        <w:rPr>
+          <w:rFonts w:ascii="Times New Roman" w:hAnsi="Times New Roman" w:cs="Times New Roman"/>
+          <w:sz w:val="28"/>
+          <w:szCs w:val="28"/>
+        </w:rPr>
+        <w:t>Визуальный осмотр рабочего места: проверка исправности розеток, вилок, кабелей питания ПК.</w:t>
+      </w:r>
+    </w:p>
+    <w:p>
+      <w:pPr>
+        <w:pStyle w:val="a7"/>
+        <w:numPr>
+          <w:ilvl w:val="0"/>
+          <w:numId w:val="17"/>
+        </w:numPr>
+        <w:spacing w:after="0" w:line="360" w:lineRule="auto"/>
+        <w:ind w:left="709" w:hanging="709"/>
+        <w:contextualSpacing w:val="0"/>
+        <w:jc w:val="both"/>
+        <w:rPr>
+          <w:rFonts w:ascii="Times New Roman" w:hAnsi="Times New Roman" w:cs="Times New Roman"/>
+          <w:sz w:val="28"/>
+          <w:szCs w:val="28"/>
+        </w:rPr>
+      </w:pPr>
+      <w:r>
+        <w:rPr>
+          <w:rFonts w:ascii="Times New Roman" w:hAnsi="Times New Roman" w:cs="Times New Roman"/>
+          <w:sz w:val="28"/>
+          <w:szCs w:val="28"/>
+        </w:rPr>
+        <w:t xml:space="preserve">Работа с информационными ресурсами в организации строго регламентирована федеральным законодательством и локальными актами. Перед началом работы необходимо убедиться в соблюдении внутренних политик безопасности, включая правила создания паролей. </w:t>
+      </w:r>
     </w:p>
     <w:p>
       <w:pPr>
@@ -2784,7 +4818,7 @@
           <w:szCs w:val="28"/>
         </w:rPr>
       </w:pPr>
-      <w:bookmarkStart w:id="11" w:name="_Toc228704894"/>
+      <w:bookmarkStart w:id="13" w:name="_Toc229062163"/>
       <w:r>
         <w:rPr>
           <w:sz w:val="28"/>
@@ -2799,7 +4833,7 @@
         </w:rPr>
         <w:t>ребования безопасности во время работы</w:t>
       </w:r>
-      <w:bookmarkEnd w:id="11"/>
+      <w:bookmarkEnd w:id="13"/>
     </w:p>
     <w:p>
       <w:pPr>
@@ -2814,7 +4848,14 @@
     </w:p>
     <w:p>
       <w:pPr>
+        <w:pStyle w:val="a7"/>
+        <w:numPr>
+          <w:ilvl w:val="0"/>
+          <w:numId w:val="18"/>
+        </w:numPr>
         <w:spacing w:after="0" w:line="360" w:lineRule="auto"/>
+        <w:ind w:left="709" w:hanging="709"/>
+        <w:contextualSpacing w:val="0"/>
         <w:jc w:val="both"/>
         <w:rPr>
           <w:rFonts w:ascii="Times New Roman" w:hAnsi="Times New Roman" w:cs="Times New Roman"/>
@@ -2822,6 +4863,40 @@
           <w:szCs w:val="28"/>
         </w:rPr>
       </w:pPr>
+      <w:r>
+        <w:rPr>
+          <w:rFonts w:ascii="Times New Roman" w:hAnsi="Times New Roman" w:cs="Times New Roman"/>
+          <w:sz w:val="28"/>
+          <w:szCs w:val="28"/>
+        </w:rPr>
+        <w:t>Для снижения зрительного напряжения и статической нагрузки необходимо делать перерывы по 10–15 минут каждый час работы за монитором.</w:t>
+      </w:r>
+    </w:p>
+    <w:p>
+      <w:pPr>
+        <w:pStyle w:val="a7"/>
+        <w:numPr>
+          <w:ilvl w:val="0"/>
+          <w:numId w:val="18"/>
+        </w:numPr>
+        <w:spacing w:after="0" w:line="360" w:lineRule="auto"/>
+        <w:ind w:left="709" w:hanging="709"/>
+        <w:contextualSpacing w:val="0"/>
+        <w:jc w:val="both"/>
+        <w:rPr>
+          <w:rFonts w:ascii="Times New Roman" w:hAnsi="Times New Roman" w:cs="Times New Roman"/>
+          <w:sz w:val="28"/>
+          <w:szCs w:val="28"/>
+        </w:rPr>
+      </w:pPr>
+      <w:r>
+        <w:rPr>
+          <w:rFonts w:ascii="Times New Roman" w:hAnsi="Times New Roman" w:cs="Times New Roman"/>
+          <w:sz w:val="28"/>
+          <w:szCs w:val="28"/>
+        </w:rPr>
+        <w:t xml:space="preserve">Во время работы необходимо соблюдать правила цифровой гигиены и инструкции по работе с конфиденциальными данными. </w:t>
+      </w:r>
     </w:p>
     <w:p>
       <w:pPr>
@@ -2848,12 +4923,13 @@
           <w:szCs w:val="28"/>
         </w:rPr>
       </w:pPr>
-      <w:bookmarkStart w:id="12" w:name="_Toc228704895"/>
-      <w:r>
-        <w:rPr>
-          <w:sz w:val="28"/>
-          <w:szCs w:val="28"/>
-        </w:rPr>
+      <w:bookmarkStart w:id="14" w:name="_Toc229062164"/>
+      <w:r>
+        <w:rPr>
+          <w:sz w:val="28"/>
+          <w:szCs w:val="28"/>
+        </w:rPr>
+        <w:lastRenderedPageBreak/>
         <w:t>Т</w:t>
       </w:r>
       <w:r>
@@ -2863,7 +4939,7 @@
         </w:rPr>
         <w:t>ребования безопасности в аварийных ситуациях</w:t>
       </w:r>
-      <w:bookmarkEnd w:id="12"/>
+      <w:bookmarkEnd w:id="14"/>
     </w:p>
     <w:p>
       <w:pPr>
@@ -2878,6 +4954,58 @@
     </w:p>
     <w:p>
       <w:pPr>
+        <w:pStyle w:val="a7"/>
+        <w:numPr>
+          <w:ilvl w:val="0"/>
+          <w:numId w:val="19"/>
+        </w:numPr>
+        <w:spacing w:after="0" w:line="360" w:lineRule="auto"/>
+        <w:ind w:left="709" w:hanging="709"/>
+        <w:contextualSpacing w:val="0"/>
+        <w:jc w:val="both"/>
+        <w:rPr>
+          <w:rFonts w:ascii="Times New Roman" w:hAnsi="Times New Roman" w:cs="Times New Roman"/>
+          <w:sz w:val="28"/>
+          <w:szCs w:val="28"/>
+        </w:rPr>
+      </w:pPr>
+      <w:r>
+        <w:rPr>
+          <w:rFonts w:ascii="Times New Roman" w:hAnsi="Times New Roman" w:cs="Times New Roman"/>
+          <w:sz w:val="28"/>
+          <w:szCs w:val="28"/>
+        </w:rPr>
+        <w:t>В случае появления запаха гари, дыма или искрения от техники — немедленно отключить оборудование от электросети.</w:t>
+      </w:r>
+    </w:p>
+    <w:p>
+      <w:pPr>
+        <w:pStyle w:val="a7"/>
+        <w:numPr>
+          <w:ilvl w:val="0"/>
+          <w:numId w:val="19"/>
+        </w:numPr>
+        <w:spacing w:after="0" w:line="360" w:lineRule="auto"/>
+        <w:ind w:left="709" w:hanging="709"/>
+        <w:contextualSpacing w:val="0"/>
+        <w:jc w:val="both"/>
+        <w:rPr>
+          <w:rFonts w:ascii="Times New Roman" w:hAnsi="Times New Roman" w:cs="Times New Roman"/>
+          <w:sz w:val="28"/>
+          <w:szCs w:val="28"/>
+        </w:rPr>
+      </w:pPr>
+      <w:r>
+        <w:rPr>
+          <w:rFonts w:ascii="Times New Roman" w:hAnsi="Times New Roman" w:cs="Times New Roman"/>
+          <w:sz w:val="28"/>
+          <w:szCs w:val="28"/>
+        </w:rPr>
+        <w:t>Сообщить о неполадках руководителю. В случае программных сбоев опираться на техническую документацию и регламенты проведения резервного копирования для восстановления работоспособности систем.</w:t>
+      </w:r>
+    </w:p>
+    <w:p>
+      <w:pPr>
         <w:spacing w:after="0" w:line="360" w:lineRule="auto"/>
         <w:jc w:val="both"/>
         <w:rPr>
@@ -2889,6 +5017,7 @@
     </w:p>
     <w:p>
       <w:pPr>
+        <w:spacing w:after="0"/>
         <w:rPr>
           <w:rFonts w:ascii="Times New Roman" w:hAnsi="Times New Roman" w:cs="Times New Roman"/>
           <w:sz w:val="28"/>
@@ -2907,14 +5036,14 @@
     <w:p>
       <w:pPr>
         <w:pStyle w:val="1"/>
+        <w:spacing w:before="0" w:after="0"/>
         <w:jc w:val="center"/>
         <w:rPr>
           <w:sz w:val="28"/>
           <w:szCs w:val="28"/>
-          <w:lang w:val="en-US"/>
-        </w:rPr>
-      </w:pPr>
-      <w:bookmarkStart w:id="13" w:name="_Toc228704896"/>
+        </w:rPr>
+      </w:pPr>
+      <w:bookmarkStart w:id="15" w:name="_Toc229062165"/>
       <w:r>
         <w:rPr>
           <w:sz w:val="28"/>
@@ -2923,7 +5052,807 @@
         <w:lastRenderedPageBreak/>
         <w:t>ИСПОЛЬЗУЕМЫЕ ИСТОЧНИКИ ИНФОРМАЦИИ, ДОКУМЕНТЫ</w:t>
       </w:r>
-      <w:bookmarkEnd w:id="13"/>
+      <w:bookmarkEnd w:id="15"/>
+    </w:p>
+    <w:p>
+      <w:pPr>
+        <w:spacing w:after="0" w:line="360" w:lineRule="auto"/>
+        <w:ind w:left="709" w:hanging="709"/>
+      </w:pPr>
+    </w:p>
+    <w:p>
+      <w:pPr>
+        <w:pStyle w:val="a7"/>
+        <w:numPr>
+          <w:ilvl w:val="0"/>
+          <w:numId w:val="20"/>
+        </w:numPr>
+        <w:spacing w:after="0" w:line="360" w:lineRule="auto"/>
+        <w:ind w:left="709" w:hanging="709"/>
+        <w:contextualSpacing w:val="0"/>
+        <w:jc w:val="both"/>
+        <w:rPr>
+          <w:rFonts w:ascii="Times New Roman" w:hAnsi="Times New Roman" w:cs="Times New Roman"/>
+          <w:sz w:val="28"/>
+          <w:szCs w:val="28"/>
+        </w:rPr>
+      </w:pPr>
+      <w:r>
+        <w:rPr>
+          <w:rFonts w:ascii="Times New Roman" w:hAnsi="Times New Roman" w:cs="Times New Roman"/>
+          <w:sz w:val="28"/>
+          <w:szCs w:val="28"/>
+        </w:rPr>
+        <w:t>Трудовой кодекс Российской Федерации от 30.12.2001 № 197-ФЗ (ред. от 04.11.2022).</w:t>
+      </w:r>
+    </w:p>
+    <w:p>
+      <w:pPr>
+        <w:pStyle w:val="a7"/>
+        <w:numPr>
+          <w:ilvl w:val="0"/>
+          <w:numId w:val="20"/>
+        </w:numPr>
+        <w:spacing w:after="0" w:line="360" w:lineRule="auto"/>
+        <w:ind w:left="709" w:hanging="709"/>
+        <w:contextualSpacing w:val="0"/>
+        <w:jc w:val="both"/>
+        <w:rPr>
+          <w:rFonts w:ascii="Times New Roman" w:hAnsi="Times New Roman" w:cs="Times New Roman"/>
+          <w:sz w:val="28"/>
+          <w:szCs w:val="28"/>
+        </w:rPr>
+      </w:pPr>
+      <w:r>
+        <w:rPr>
+          <w:rFonts w:ascii="Times New Roman" w:hAnsi="Times New Roman" w:cs="Times New Roman"/>
+          <w:sz w:val="28"/>
+          <w:szCs w:val="28"/>
+        </w:rPr>
+        <w:t xml:space="preserve">ГОСТ </w:t>
+      </w:r>
+      <w:proofErr w:type="gramStart"/>
+      <w:r>
+        <w:rPr>
+          <w:rFonts w:ascii="Times New Roman" w:hAnsi="Times New Roman" w:cs="Times New Roman"/>
+          <w:sz w:val="28"/>
+          <w:szCs w:val="28"/>
+        </w:rPr>
+        <w:t>7.32-2017</w:t>
+      </w:r>
+      <w:proofErr w:type="gramEnd"/>
+      <w:r>
+        <w:rPr>
+          <w:rFonts w:ascii="Times New Roman" w:hAnsi="Times New Roman" w:cs="Times New Roman"/>
+          <w:sz w:val="28"/>
+          <w:szCs w:val="28"/>
+        </w:rPr>
+        <w:t xml:space="preserve">. Система стандартов по информации, библиотечному и издательскому делу. Отчет о научно-исследовательской работе. Структура и правила оформления. – </w:t>
+      </w:r>
+      <w:proofErr w:type="spellStart"/>
+      <w:r>
+        <w:rPr>
+          <w:rFonts w:ascii="Times New Roman" w:hAnsi="Times New Roman" w:cs="Times New Roman"/>
+          <w:sz w:val="28"/>
+          <w:szCs w:val="28"/>
+        </w:rPr>
+        <w:t>Введ</w:t>
+      </w:r>
+      <w:proofErr w:type="spellEnd"/>
+      <w:r>
+        <w:rPr>
+          <w:rFonts w:ascii="Times New Roman" w:hAnsi="Times New Roman" w:cs="Times New Roman"/>
+          <w:sz w:val="28"/>
+          <w:szCs w:val="28"/>
+        </w:rPr>
+        <w:t xml:space="preserve">. 2018-07-01. – М.: </w:t>
+      </w:r>
+      <w:proofErr w:type="spellStart"/>
+      <w:r>
+        <w:rPr>
+          <w:rFonts w:ascii="Times New Roman" w:hAnsi="Times New Roman" w:cs="Times New Roman"/>
+          <w:sz w:val="28"/>
+          <w:szCs w:val="28"/>
+        </w:rPr>
+        <w:t>Стандартинформ</w:t>
+      </w:r>
+      <w:proofErr w:type="spellEnd"/>
+      <w:r>
+        <w:rPr>
+          <w:rFonts w:ascii="Times New Roman" w:hAnsi="Times New Roman" w:cs="Times New Roman"/>
+          <w:sz w:val="28"/>
+          <w:szCs w:val="28"/>
+        </w:rPr>
+        <w:t>, 2017.</w:t>
+      </w:r>
+    </w:p>
+    <w:p>
+      <w:pPr>
+        <w:pStyle w:val="a7"/>
+        <w:numPr>
+          <w:ilvl w:val="0"/>
+          <w:numId w:val="20"/>
+        </w:numPr>
+        <w:spacing w:after="0" w:line="360" w:lineRule="auto"/>
+        <w:ind w:left="709" w:hanging="709"/>
+        <w:contextualSpacing w:val="0"/>
+        <w:jc w:val="both"/>
+        <w:rPr>
+          <w:rFonts w:ascii="Times New Roman" w:hAnsi="Times New Roman" w:cs="Times New Roman"/>
+          <w:sz w:val="28"/>
+          <w:szCs w:val="28"/>
+        </w:rPr>
+      </w:pPr>
+      <w:r>
+        <w:rPr>
+          <w:rFonts w:ascii="Times New Roman" w:hAnsi="Times New Roman" w:cs="Times New Roman"/>
+          <w:sz w:val="28"/>
+          <w:szCs w:val="28"/>
+        </w:rPr>
+        <w:t xml:space="preserve">ГОСТ </w:t>
+      </w:r>
+      <w:proofErr w:type="gramStart"/>
+      <w:r>
+        <w:rPr>
+          <w:rFonts w:ascii="Times New Roman" w:hAnsi="Times New Roman" w:cs="Times New Roman"/>
+          <w:sz w:val="28"/>
+          <w:szCs w:val="28"/>
+        </w:rPr>
+        <w:t>19.101-77</w:t>
+      </w:r>
+      <w:proofErr w:type="gramEnd"/>
+      <w:r>
+        <w:rPr>
+          <w:rFonts w:ascii="Times New Roman" w:hAnsi="Times New Roman" w:cs="Times New Roman"/>
+          <w:sz w:val="28"/>
+          <w:szCs w:val="28"/>
+        </w:rPr>
+        <w:t xml:space="preserve">. Единая система программной документации. Виды программ и программных документов. – </w:t>
+      </w:r>
+      <w:proofErr w:type="spellStart"/>
+      <w:r>
+        <w:rPr>
+          <w:rFonts w:ascii="Times New Roman" w:hAnsi="Times New Roman" w:cs="Times New Roman"/>
+          <w:sz w:val="28"/>
+          <w:szCs w:val="28"/>
+        </w:rPr>
+        <w:t>Введ</w:t>
+      </w:r>
+      <w:proofErr w:type="spellEnd"/>
+      <w:r>
+        <w:rPr>
+          <w:rFonts w:ascii="Times New Roman" w:hAnsi="Times New Roman" w:cs="Times New Roman"/>
+          <w:sz w:val="28"/>
+          <w:szCs w:val="28"/>
+        </w:rPr>
+        <w:t xml:space="preserve">. 1980-01-01. – М.: </w:t>
+      </w:r>
+      <w:proofErr w:type="spellStart"/>
+      <w:r>
+        <w:rPr>
+          <w:rFonts w:ascii="Times New Roman" w:hAnsi="Times New Roman" w:cs="Times New Roman"/>
+          <w:sz w:val="28"/>
+          <w:szCs w:val="28"/>
+        </w:rPr>
+        <w:t>Стандартинформ</w:t>
+      </w:r>
+      <w:proofErr w:type="spellEnd"/>
+      <w:r>
+        <w:rPr>
+          <w:rFonts w:ascii="Times New Roman" w:hAnsi="Times New Roman" w:cs="Times New Roman"/>
+          <w:sz w:val="28"/>
+          <w:szCs w:val="28"/>
+        </w:rPr>
+        <w:t>, 2010.</w:t>
+      </w:r>
+    </w:p>
+    <w:p>
+      <w:pPr>
+        <w:pStyle w:val="a7"/>
+        <w:numPr>
+          <w:ilvl w:val="0"/>
+          <w:numId w:val="20"/>
+        </w:numPr>
+        <w:spacing w:after="0" w:line="360" w:lineRule="auto"/>
+        <w:ind w:left="709" w:hanging="709"/>
+        <w:contextualSpacing w:val="0"/>
+        <w:jc w:val="both"/>
+        <w:rPr>
+          <w:rFonts w:ascii="Times New Roman" w:hAnsi="Times New Roman" w:cs="Times New Roman"/>
+          <w:sz w:val="28"/>
+          <w:szCs w:val="28"/>
+        </w:rPr>
+      </w:pPr>
+      <w:r>
+        <w:rPr>
+          <w:rFonts w:ascii="Times New Roman" w:hAnsi="Times New Roman" w:cs="Times New Roman"/>
+          <w:sz w:val="28"/>
+          <w:szCs w:val="28"/>
+        </w:rPr>
+        <w:t>Типовая инструкция по охране труда при работе на персональном компьютере ТОИ Р-45-084-01 (утв. приказом Минсвязи РФ от 02.07.2001 № 162).</w:t>
+      </w:r>
+    </w:p>
+    <w:p>
+      <w:pPr>
+        <w:pStyle w:val="a7"/>
+        <w:numPr>
+          <w:ilvl w:val="0"/>
+          <w:numId w:val="20"/>
+        </w:numPr>
+        <w:spacing w:after="0" w:line="360" w:lineRule="auto"/>
+        <w:ind w:left="709" w:hanging="709"/>
+        <w:contextualSpacing w:val="0"/>
+        <w:jc w:val="both"/>
+        <w:rPr>
+          <w:rFonts w:ascii="Times New Roman" w:hAnsi="Times New Roman" w:cs="Times New Roman"/>
+          <w:sz w:val="28"/>
+          <w:szCs w:val="28"/>
+        </w:rPr>
+      </w:pPr>
+      <w:r>
+        <w:rPr>
+          <w:rFonts w:ascii="Times New Roman" w:hAnsi="Times New Roman" w:cs="Times New Roman"/>
+          <w:sz w:val="28"/>
+          <w:szCs w:val="28"/>
+        </w:rPr>
+        <w:t>Бэрри, П. Изучаем программирование на Python / П. Бэрри. – М.: Эксмо, 2017. – 624 с.</w:t>
+      </w:r>
+    </w:p>
+    <w:p>
+      <w:pPr>
+        <w:pStyle w:val="a7"/>
+        <w:numPr>
+          <w:ilvl w:val="0"/>
+          <w:numId w:val="20"/>
+        </w:numPr>
+        <w:spacing w:after="0" w:line="360" w:lineRule="auto"/>
+        <w:ind w:left="709" w:hanging="709"/>
+        <w:contextualSpacing w:val="0"/>
+        <w:jc w:val="both"/>
+        <w:rPr>
+          <w:rFonts w:ascii="Times New Roman" w:hAnsi="Times New Roman" w:cs="Times New Roman"/>
+          <w:sz w:val="28"/>
+          <w:szCs w:val="28"/>
+        </w:rPr>
+      </w:pPr>
+      <w:r>
+        <w:rPr>
+          <w:rFonts w:ascii="Times New Roman" w:hAnsi="Times New Roman" w:cs="Times New Roman"/>
+          <w:sz w:val="28"/>
+          <w:szCs w:val="28"/>
+        </w:rPr>
+        <w:t>Лутц, М. Изучаем Python / М. Лутц. – 5-е изд. – СПб.: Диалектика, 2019. – 832 с.</w:t>
+      </w:r>
+    </w:p>
+    <w:p>
+      <w:pPr>
+        <w:pStyle w:val="a7"/>
+        <w:numPr>
+          <w:ilvl w:val="0"/>
+          <w:numId w:val="20"/>
+        </w:numPr>
+        <w:spacing w:after="0" w:line="360" w:lineRule="auto"/>
+        <w:ind w:left="709" w:hanging="709"/>
+        <w:contextualSpacing w:val="0"/>
+        <w:jc w:val="both"/>
+        <w:rPr>
+          <w:rFonts w:ascii="Times New Roman" w:hAnsi="Times New Roman" w:cs="Times New Roman"/>
+          <w:sz w:val="28"/>
+          <w:szCs w:val="28"/>
+        </w:rPr>
+      </w:pPr>
+      <w:r>
+        <w:rPr>
+          <w:rFonts w:ascii="Times New Roman" w:hAnsi="Times New Roman" w:cs="Times New Roman"/>
+          <w:sz w:val="28"/>
+          <w:szCs w:val="28"/>
+        </w:rPr>
+        <w:t>Методические рекомендации по оформлению рефератов, курсовых и дипломных работ (проектов). – Череповец: БПОУ ВО «ЧЛМТ», 20</w:t>
+      </w:r>
+      <w:r>
+        <w:rPr>
+          <w:rFonts w:ascii="Times New Roman" w:hAnsi="Times New Roman" w:cs="Times New Roman"/>
+          <w:sz w:val="28"/>
+          <w:szCs w:val="28"/>
+        </w:rPr>
+        <w:t>22</w:t>
+      </w:r>
+      <w:r>
+        <w:rPr>
+          <w:rFonts w:ascii="Times New Roman" w:hAnsi="Times New Roman" w:cs="Times New Roman"/>
+          <w:sz w:val="28"/>
+          <w:szCs w:val="28"/>
+        </w:rPr>
+        <w:t>.</w:t>
+      </w:r>
+    </w:p>
+    <w:p>
+      <w:pPr>
+        <w:pStyle w:val="a7"/>
+        <w:numPr>
+          <w:ilvl w:val="0"/>
+          <w:numId w:val="20"/>
+        </w:numPr>
+        <w:spacing w:after="0" w:line="360" w:lineRule="auto"/>
+        <w:ind w:left="709" w:hanging="709"/>
+        <w:contextualSpacing w:val="0"/>
+        <w:jc w:val="both"/>
+        <w:rPr>
+          <w:rFonts w:ascii="Times New Roman" w:hAnsi="Times New Roman" w:cs="Times New Roman"/>
+          <w:sz w:val="28"/>
+          <w:szCs w:val="28"/>
+        </w:rPr>
+      </w:pPr>
+      <w:proofErr w:type="spellStart"/>
+      <w:r>
+        <w:rPr>
+          <w:rFonts w:ascii="Times New Roman" w:hAnsi="Times New Roman" w:cs="Times New Roman"/>
+          <w:sz w:val="28"/>
+          <w:szCs w:val="28"/>
+        </w:rPr>
+        <w:t>Олифер</w:t>
+      </w:r>
+      <w:proofErr w:type="spellEnd"/>
+      <w:r>
+        <w:rPr>
+          <w:rFonts w:ascii="Times New Roman" w:hAnsi="Times New Roman" w:cs="Times New Roman"/>
+          <w:sz w:val="28"/>
+          <w:szCs w:val="28"/>
+        </w:rPr>
+        <w:t xml:space="preserve">, В. Г. Компьютерные сети. Принципы, технологии, протоколы: Учебник для вузов / В. Г. </w:t>
+      </w:r>
+      <w:proofErr w:type="spellStart"/>
+      <w:r>
+        <w:rPr>
+          <w:rFonts w:ascii="Times New Roman" w:hAnsi="Times New Roman" w:cs="Times New Roman"/>
+          <w:sz w:val="28"/>
+          <w:szCs w:val="28"/>
+        </w:rPr>
+        <w:t>Олифер</w:t>
+      </w:r>
+      <w:proofErr w:type="spellEnd"/>
+      <w:r>
+        <w:rPr>
+          <w:rFonts w:ascii="Times New Roman" w:hAnsi="Times New Roman" w:cs="Times New Roman"/>
+          <w:sz w:val="28"/>
+          <w:szCs w:val="28"/>
+        </w:rPr>
+        <w:t xml:space="preserve">, Н. А. </w:t>
+      </w:r>
+      <w:proofErr w:type="spellStart"/>
+      <w:r>
+        <w:rPr>
+          <w:rFonts w:ascii="Times New Roman" w:hAnsi="Times New Roman" w:cs="Times New Roman"/>
+          <w:sz w:val="28"/>
+          <w:szCs w:val="28"/>
+        </w:rPr>
+        <w:t>Олифер</w:t>
+      </w:r>
+      <w:proofErr w:type="spellEnd"/>
+      <w:r>
+        <w:rPr>
+          <w:rFonts w:ascii="Times New Roman" w:hAnsi="Times New Roman" w:cs="Times New Roman"/>
+          <w:sz w:val="28"/>
+          <w:szCs w:val="28"/>
+        </w:rPr>
+        <w:t>. – 5-е изд. – СПб.: Питер, 2020. – 992 с.</w:t>
+      </w:r>
+    </w:p>
+    <w:p>
+      <w:pPr>
+        <w:pStyle w:val="a7"/>
+        <w:numPr>
+          <w:ilvl w:val="0"/>
+          <w:numId w:val="20"/>
+        </w:numPr>
+        <w:spacing w:after="0" w:line="360" w:lineRule="auto"/>
+        <w:ind w:left="709" w:hanging="709"/>
+        <w:contextualSpacing w:val="0"/>
+        <w:jc w:val="both"/>
+        <w:rPr>
+          <w:rFonts w:ascii="Times New Roman" w:hAnsi="Times New Roman" w:cs="Times New Roman"/>
+          <w:sz w:val="28"/>
+          <w:szCs w:val="28"/>
+        </w:rPr>
+      </w:pPr>
+      <w:proofErr w:type="spellStart"/>
+      <w:r>
+        <w:rPr>
+          <w:rFonts w:ascii="Times New Roman" w:hAnsi="Times New Roman" w:cs="Times New Roman"/>
+          <w:sz w:val="28"/>
+          <w:szCs w:val="28"/>
+        </w:rPr>
+        <w:t>Прохоренок</w:t>
+      </w:r>
+      <w:proofErr w:type="spellEnd"/>
+      <w:r>
+        <w:rPr>
+          <w:rFonts w:ascii="Times New Roman" w:hAnsi="Times New Roman" w:cs="Times New Roman"/>
+          <w:sz w:val="28"/>
+          <w:szCs w:val="28"/>
+        </w:rPr>
+        <w:t xml:space="preserve">, Н. А. Python 3 и </w:t>
+      </w:r>
+      <w:proofErr w:type="spellStart"/>
+      <w:r>
+        <w:rPr>
+          <w:rFonts w:ascii="Times New Roman" w:hAnsi="Times New Roman" w:cs="Times New Roman"/>
+          <w:sz w:val="28"/>
+          <w:szCs w:val="28"/>
+        </w:rPr>
+        <w:t>PyQt</w:t>
+      </w:r>
+      <w:proofErr w:type="spellEnd"/>
+      <w:r>
+        <w:rPr>
+          <w:rFonts w:ascii="Times New Roman" w:hAnsi="Times New Roman" w:cs="Times New Roman"/>
+          <w:sz w:val="28"/>
+          <w:szCs w:val="28"/>
+        </w:rPr>
+        <w:t xml:space="preserve"> 6. Разработка приложений / Н. А. </w:t>
+      </w:r>
+      <w:proofErr w:type="spellStart"/>
+      <w:r>
+        <w:rPr>
+          <w:rFonts w:ascii="Times New Roman" w:hAnsi="Times New Roman" w:cs="Times New Roman"/>
+          <w:sz w:val="28"/>
+          <w:szCs w:val="28"/>
+        </w:rPr>
+        <w:t>Прохоренок</w:t>
+      </w:r>
+      <w:proofErr w:type="spellEnd"/>
+      <w:r>
+        <w:rPr>
+          <w:rFonts w:ascii="Times New Roman" w:hAnsi="Times New Roman" w:cs="Times New Roman"/>
+          <w:sz w:val="28"/>
+          <w:szCs w:val="28"/>
+        </w:rPr>
+        <w:t>, В. А. Дронов. – СПб.: БХВ-Петербург, 2023. – 832 с.</w:t>
+      </w:r>
+    </w:p>
+    <w:p>
+      <w:pPr>
+        <w:pStyle w:val="a7"/>
+        <w:numPr>
+          <w:ilvl w:val="0"/>
+          <w:numId w:val="20"/>
+        </w:numPr>
+        <w:spacing w:after="0" w:line="360" w:lineRule="auto"/>
+        <w:ind w:left="709" w:hanging="709"/>
+        <w:contextualSpacing w:val="0"/>
+        <w:jc w:val="both"/>
+        <w:rPr>
+          <w:rFonts w:ascii="Times New Roman" w:hAnsi="Times New Roman" w:cs="Times New Roman"/>
+          <w:sz w:val="28"/>
+          <w:szCs w:val="28"/>
+        </w:rPr>
+      </w:pPr>
+      <w:r>
+        <w:rPr>
+          <w:rFonts w:ascii="Times New Roman" w:hAnsi="Times New Roman" w:cs="Times New Roman"/>
+          <w:sz w:val="28"/>
+          <w:szCs w:val="28"/>
+        </w:rPr>
+        <w:t>Официальный сайт ООО «Малленом Системс» [Электронный ресурс]. – Режим доступа: https://mallenom.ru/</w:t>
+      </w:r>
+    </w:p>
+    <w:p>
+      <w:pPr>
+        <w:pStyle w:val="a7"/>
+        <w:numPr>
+          <w:ilvl w:val="0"/>
+          <w:numId w:val="20"/>
+        </w:numPr>
+        <w:spacing w:after="0" w:line="360" w:lineRule="auto"/>
+        <w:ind w:left="709" w:hanging="709"/>
+        <w:contextualSpacing w:val="0"/>
+        <w:jc w:val="both"/>
+        <w:rPr>
+          <w:rFonts w:ascii="Times New Roman" w:hAnsi="Times New Roman" w:cs="Times New Roman"/>
+          <w:sz w:val="28"/>
+          <w:szCs w:val="28"/>
+          <w:lang w:val="en-US"/>
+        </w:rPr>
+      </w:pPr>
+      <w:proofErr w:type="spellStart"/>
+      <w:r>
+        <w:rPr>
+          <w:rFonts w:ascii="Times New Roman" w:hAnsi="Times New Roman" w:cs="Times New Roman"/>
+          <w:sz w:val="28"/>
+          <w:szCs w:val="28"/>
+          <w:lang w:val="en-US"/>
+        </w:rPr>
+        <w:t>Npcap</w:t>
+      </w:r>
+      <w:proofErr w:type="spellEnd"/>
+      <w:r>
+        <w:rPr>
+          <w:rFonts w:ascii="Times New Roman" w:hAnsi="Times New Roman" w:cs="Times New Roman"/>
+          <w:sz w:val="28"/>
+          <w:szCs w:val="28"/>
+          <w:lang w:val="en-US"/>
+        </w:rPr>
+        <w:t>: Windows Packet Capture Library &amp; Driver [</w:t>
+      </w:r>
+      <w:r>
+        <w:rPr>
+          <w:rFonts w:ascii="Times New Roman" w:hAnsi="Times New Roman" w:cs="Times New Roman"/>
+          <w:sz w:val="28"/>
+          <w:szCs w:val="28"/>
+        </w:rPr>
+        <w:t>Электронный</w:t>
+      </w:r>
+      <w:r>
+        <w:rPr>
+          <w:rFonts w:ascii="Times New Roman" w:hAnsi="Times New Roman" w:cs="Times New Roman"/>
+          <w:sz w:val="28"/>
+          <w:szCs w:val="28"/>
+          <w:lang w:val="en-US"/>
+        </w:rPr>
+        <w:t xml:space="preserve"> </w:t>
+      </w:r>
+      <w:r>
+        <w:rPr>
+          <w:rFonts w:ascii="Times New Roman" w:hAnsi="Times New Roman" w:cs="Times New Roman"/>
+          <w:sz w:val="28"/>
+          <w:szCs w:val="28"/>
+        </w:rPr>
+        <w:t>ресурс</w:t>
+      </w:r>
+      <w:r>
+        <w:rPr>
+          <w:rFonts w:ascii="Times New Roman" w:hAnsi="Times New Roman" w:cs="Times New Roman"/>
+          <w:sz w:val="28"/>
+          <w:szCs w:val="28"/>
+          <w:lang w:val="en-US"/>
+        </w:rPr>
+        <w:t xml:space="preserve">]. – </w:t>
+      </w:r>
+      <w:r>
+        <w:rPr>
+          <w:rFonts w:ascii="Times New Roman" w:hAnsi="Times New Roman" w:cs="Times New Roman"/>
+          <w:sz w:val="28"/>
+          <w:szCs w:val="28"/>
+        </w:rPr>
+        <w:t>Режим</w:t>
+      </w:r>
+      <w:r>
+        <w:rPr>
+          <w:rFonts w:ascii="Times New Roman" w:hAnsi="Times New Roman" w:cs="Times New Roman"/>
+          <w:sz w:val="28"/>
+          <w:szCs w:val="28"/>
+          <w:lang w:val="en-US"/>
+        </w:rPr>
+        <w:t xml:space="preserve"> </w:t>
+      </w:r>
+      <w:r>
+        <w:rPr>
+          <w:rFonts w:ascii="Times New Roman" w:hAnsi="Times New Roman" w:cs="Times New Roman"/>
+          <w:sz w:val="28"/>
+          <w:szCs w:val="28"/>
+        </w:rPr>
+        <w:t>доступа</w:t>
+      </w:r>
+      <w:r>
+        <w:rPr>
+          <w:rFonts w:ascii="Times New Roman" w:hAnsi="Times New Roman" w:cs="Times New Roman"/>
+          <w:sz w:val="28"/>
+          <w:szCs w:val="28"/>
+          <w:lang w:val="en-US"/>
+        </w:rPr>
+        <w:t xml:space="preserve">: </w:t>
+      </w:r>
+      <w:r>
+        <w:rPr>
+          <w:rFonts w:ascii="Times New Roman" w:hAnsi="Times New Roman" w:cs="Times New Roman"/>
+          <w:sz w:val="28"/>
+          <w:szCs w:val="28"/>
+          <w:lang w:val="en-US"/>
+        </w:rPr>
+        <w:t>https://npcap.com/</w:t>
+      </w:r>
+    </w:p>
+    <w:p>
+      <w:pPr>
+        <w:pStyle w:val="a7"/>
+        <w:numPr>
+          <w:ilvl w:val="0"/>
+          <w:numId w:val="20"/>
+        </w:numPr>
+        <w:spacing w:after="0" w:line="360" w:lineRule="auto"/>
+        <w:ind w:left="709" w:hanging="709"/>
+        <w:contextualSpacing w:val="0"/>
+        <w:jc w:val="both"/>
+        <w:rPr>
+          <w:rFonts w:ascii="Times New Roman" w:hAnsi="Times New Roman" w:cs="Times New Roman"/>
+          <w:sz w:val="28"/>
+          <w:szCs w:val="28"/>
+          <w:lang w:val="en-US"/>
+        </w:rPr>
+      </w:pPr>
+      <w:r>
+        <w:rPr>
+          <w:rFonts w:ascii="Times New Roman" w:hAnsi="Times New Roman" w:cs="Times New Roman"/>
+          <w:sz w:val="28"/>
+          <w:szCs w:val="28"/>
+          <w:lang w:val="en-US"/>
+        </w:rPr>
+        <w:lastRenderedPageBreak/>
+        <w:t>PyQt6 Reference Guide. Riverbank Computing [</w:t>
+      </w:r>
+      <w:r>
+        <w:rPr>
+          <w:rFonts w:ascii="Times New Roman" w:hAnsi="Times New Roman" w:cs="Times New Roman"/>
+          <w:sz w:val="28"/>
+          <w:szCs w:val="28"/>
+        </w:rPr>
+        <w:t>Электронный</w:t>
+      </w:r>
+      <w:r>
+        <w:rPr>
+          <w:rFonts w:ascii="Times New Roman" w:hAnsi="Times New Roman" w:cs="Times New Roman"/>
+          <w:sz w:val="28"/>
+          <w:szCs w:val="28"/>
+          <w:lang w:val="en-US"/>
+        </w:rPr>
+        <w:t xml:space="preserve"> </w:t>
+      </w:r>
+      <w:r>
+        <w:rPr>
+          <w:rFonts w:ascii="Times New Roman" w:hAnsi="Times New Roman" w:cs="Times New Roman"/>
+          <w:sz w:val="28"/>
+          <w:szCs w:val="28"/>
+        </w:rPr>
+        <w:t>ресурс</w:t>
+      </w:r>
+      <w:r>
+        <w:rPr>
+          <w:rFonts w:ascii="Times New Roman" w:hAnsi="Times New Roman" w:cs="Times New Roman"/>
+          <w:sz w:val="28"/>
+          <w:szCs w:val="28"/>
+          <w:lang w:val="en-US"/>
+        </w:rPr>
+        <w:t xml:space="preserve">]. – </w:t>
+      </w:r>
+      <w:r>
+        <w:rPr>
+          <w:rFonts w:ascii="Times New Roman" w:hAnsi="Times New Roman" w:cs="Times New Roman"/>
+          <w:sz w:val="28"/>
+          <w:szCs w:val="28"/>
+        </w:rPr>
+        <w:t>Режим</w:t>
+      </w:r>
+      <w:r>
+        <w:rPr>
+          <w:rFonts w:ascii="Times New Roman" w:hAnsi="Times New Roman" w:cs="Times New Roman"/>
+          <w:sz w:val="28"/>
+          <w:szCs w:val="28"/>
+          <w:lang w:val="en-US"/>
+        </w:rPr>
+        <w:t xml:space="preserve"> </w:t>
+      </w:r>
+      <w:r>
+        <w:rPr>
+          <w:rFonts w:ascii="Times New Roman" w:hAnsi="Times New Roman" w:cs="Times New Roman"/>
+          <w:sz w:val="28"/>
+          <w:szCs w:val="28"/>
+        </w:rPr>
+        <w:t>доступа</w:t>
+      </w:r>
+      <w:r>
+        <w:rPr>
+          <w:rFonts w:ascii="Times New Roman" w:hAnsi="Times New Roman" w:cs="Times New Roman"/>
+          <w:sz w:val="28"/>
+          <w:szCs w:val="28"/>
+          <w:lang w:val="en-US"/>
+        </w:rPr>
+        <w:t xml:space="preserve">: </w:t>
+      </w:r>
+      <w:r>
+        <w:rPr>
+          <w:rFonts w:ascii="Times New Roman" w:hAnsi="Times New Roman" w:cs="Times New Roman"/>
+          <w:sz w:val="28"/>
+          <w:szCs w:val="28"/>
+          <w:lang w:val="en-US"/>
+        </w:rPr>
+        <w:t>https://www.riverbankcomputing.com/software/pyqt/</w:t>
+      </w:r>
+    </w:p>
+    <w:p>
+      <w:pPr>
+        <w:pStyle w:val="a7"/>
+        <w:numPr>
+          <w:ilvl w:val="0"/>
+          <w:numId w:val="20"/>
+        </w:numPr>
+        <w:spacing w:after="0" w:line="360" w:lineRule="auto"/>
+        <w:ind w:left="709" w:hanging="709"/>
+        <w:contextualSpacing w:val="0"/>
+        <w:jc w:val="both"/>
+        <w:rPr>
+          <w:rFonts w:ascii="Times New Roman" w:hAnsi="Times New Roman" w:cs="Times New Roman"/>
+          <w:sz w:val="28"/>
+          <w:szCs w:val="28"/>
+        </w:rPr>
+      </w:pPr>
+      <w:proofErr w:type="spellStart"/>
+      <w:r>
+        <w:rPr>
+          <w:rFonts w:ascii="Times New Roman" w:hAnsi="Times New Roman" w:cs="Times New Roman"/>
+          <w:sz w:val="28"/>
+          <w:szCs w:val="28"/>
+        </w:rPr>
+        <w:t>Scapy</w:t>
+      </w:r>
+      <w:proofErr w:type="spellEnd"/>
+      <w:r>
+        <w:rPr>
+          <w:rFonts w:ascii="Times New Roman" w:hAnsi="Times New Roman" w:cs="Times New Roman"/>
+          <w:sz w:val="28"/>
+          <w:szCs w:val="28"/>
+        </w:rPr>
+        <w:t xml:space="preserve"> 2.5.0 </w:t>
+      </w:r>
+      <w:proofErr w:type="spellStart"/>
+      <w:r>
+        <w:rPr>
+          <w:rFonts w:ascii="Times New Roman" w:hAnsi="Times New Roman" w:cs="Times New Roman"/>
+          <w:sz w:val="28"/>
+          <w:szCs w:val="28"/>
+        </w:rPr>
+        <w:t>documentation</w:t>
+      </w:r>
+      <w:proofErr w:type="spellEnd"/>
+      <w:r>
+        <w:rPr>
+          <w:rFonts w:ascii="Times New Roman" w:hAnsi="Times New Roman" w:cs="Times New Roman"/>
+          <w:sz w:val="28"/>
+          <w:szCs w:val="28"/>
+        </w:rPr>
+        <w:t xml:space="preserve"> [Электронный ресурс]. – Режим доступа: </w:t>
+      </w:r>
+      <w:r>
+        <w:rPr>
+          <w:rFonts w:ascii="Times New Roman" w:hAnsi="Times New Roman" w:cs="Times New Roman"/>
+          <w:sz w:val="28"/>
+          <w:szCs w:val="28"/>
+        </w:rPr>
+        <w:t>https://scapy.readthedocs.io/en/latest/</w:t>
+      </w:r>
+    </w:p>
+    <w:p>
+      <w:pPr>
+        <w:pStyle w:val="a7"/>
+        <w:numPr>
+          <w:ilvl w:val="0"/>
+          <w:numId w:val="20"/>
+        </w:numPr>
+        <w:spacing w:after="0" w:line="360" w:lineRule="auto"/>
+        <w:ind w:left="709" w:hanging="709"/>
+        <w:contextualSpacing w:val="0"/>
+        <w:jc w:val="both"/>
+        <w:rPr>
+          <w:rFonts w:ascii="Times New Roman" w:hAnsi="Times New Roman" w:cs="Times New Roman"/>
+          <w:sz w:val="28"/>
+          <w:szCs w:val="28"/>
+        </w:rPr>
+      </w:pPr>
+      <w:r>
+        <w:rPr>
+          <w:rFonts w:ascii="Times New Roman" w:hAnsi="Times New Roman" w:cs="Times New Roman"/>
+          <w:sz w:val="28"/>
+          <w:szCs w:val="28"/>
+        </w:rPr>
+        <w:t xml:space="preserve">Официальная документация Python 3 [Электронный ресурс]. – Режим доступа: </w:t>
+      </w:r>
+      <w:r>
+        <w:rPr>
+          <w:rFonts w:ascii="Times New Roman" w:hAnsi="Times New Roman" w:cs="Times New Roman"/>
+          <w:sz w:val="28"/>
+          <w:szCs w:val="28"/>
+        </w:rPr>
+        <w:t>https://docs.python.org/3/</w:t>
+      </w:r>
     </w:p>
     <w:sectPr>
       <w:pgSz w:w="11906" w:h="16838"/>
@@ -3087,6 +6016,120 @@
     </w:lvl>
   </w:abstractNum>
   <w:abstractNum w:abstractNumId="1" w15:restartNumberingAfterBreak="0">
+    <w:nsid w:val="136B2017"/>
+    <w:multiLevelType w:val="multilevel"/>
+    <w:tmpl w:val="1224478A"/>
+    <w:lvl w:ilvl="0">
+      <w:start w:val="1"/>
+      <w:numFmt w:val="decimal"/>
+      <w:lvlText w:val="%1."/>
+      <w:lvlJc w:val="left"/>
+      <w:pPr>
+        <w:ind w:left="360" w:hanging="360"/>
+      </w:pPr>
+      <w:rPr>
+        <w:rFonts w:hint="default"/>
+      </w:rPr>
+    </w:lvl>
+    <w:lvl w:ilvl="1">
+      <w:start w:val="1"/>
+      <w:numFmt w:val="decimal"/>
+      <w:suff w:val="space"/>
+      <w:lvlText w:val="%1.%2"/>
+      <w:lvlJc w:val="left"/>
+      <w:pPr>
+        <w:ind w:left="792" w:hanging="432"/>
+      </w:pPr>
+      <w:rPr>
+        <w:rFonts w:hint="default"/>
+      </w:rPr>
+    </w:lvl>
+    <w:lvl w:ilvl="2">
+      <w:start w:val="1"/>
+      <w:numFmt w:val="decimal"/>
+      <w:lvlText w:val="%1.%2.%3."/>
+      <w:lvlJc w:val="left"/>
+      <w:pPr>
+        <w:ind w:left="1224" w:hanging="504"/>
+      </w:pPr>
+      <w:rPr>
+        <w:rFonts w:hint="default"/>
+      </w:rPr>
+    </w:lvl>
+    <w:lvl w:ilvl="3">
+      <w:start w:val="1"/>
+      <w:numFmt w:val="decimal"/>
+      <w:lvlText w:val="%1.%2.%3.%4."/>
+      <w:lvlJc w:val="left"/>
+      <w:pPr>
+        <w:ind w:left="1728" w:hanging="648"/>
+      </w:pPr>
+      <w:rPr>
+        <w:rFonts w:hint="default"/>
+      </w:rPr>
+    </w:lvl>
+    <w:lvl w:ilvl="4">
+      <w:start w:val="1"/>
+      <w:numFmt w:val="decimal"/>
+      <w:lvlText w:val="%1.%2.%3.%4.%5."/>
+      <w:lvlJc w:val="left"/>
+      <w:pPr>
+        <w:ind w:left="2232" w:hanging="792"/>
+      </w:pPr>
+      <w:rPr>
+        <w:rFonts w:hint="default"/>
+      </w:rPr>
+    </w:lvl>
+    <w:lvl w:ilvl="5">
+      <w:start w:val="1"/>
+      <w:numFmt w:val="decimal"/>
+      <w:lvlText w:val="%1.%2.%3.%4.%5.%6."/>
+      <w:lvlJc w:val="left"/>
+      <w:pPr>
+        <w:ind w:left="2736" w:hanging="936"/>
+      </w:pPr>
+      <w:rPr>
+        <w:rFonts w:hint="default"/>
+      </w:rPr>
+    </w:lvl>
+    <w:lvl w:ilvl="6">
+      <w:start w:val="1"/>
+      <w:numFmt w:val="decimal"/>
+      <w:lvlText w:val="%1.%2.%3.%4.%5.%6.%7."/>
+      <w:lvlJc w:val="left"/>
+      <w:pPr>
+        <w:ind w:left="3240" w:hanging="1080"/>
+      </w:pPr>
+      <w:rPr>
+        <w:rFonts w:hint="default"/>
+      </w:rPr>
+    </w:lvl>
+    <w:lvl w:ilvl="7">
+      <w:start w:val="1"/>
+      <w:numFmt w:val="decimal"/>
+      <w:lvlText w:val="%1.%2.%3.%4.%5.%6.%7.%8."/>
+      <w:lvlJc w:val="left"/>
+      <w:pPr>
+        <w:ind w:left="3744" w:hanging="1224"/>
+      </w:pPr>
+      <w:rPr>
+        <w:rFonts w:hint="default"/>
+      </w:rPr>
+    </w:lvl>
+    <w:lvl w:ilvl="8">
+      <w:start w:val="1"/>
+      <w:numFmt w:val="decimal"/>
+      <w:lvlText w:val="%1.%2.%3.%4.%5.%6.%7.%8.%9."/>
+      <w:lvlJc w:val="left"/>
+      <w:pPr>
+        <w:ind w:left="4320" w:hanging="1440"/>
+      </w:pPr>
+      <w:rPr>
+        <w:rFonts w:hint="default"/>
+      </w:rPr>
+    </w:lvl>
+  </w:abstractNum>
+  <w:abstractNum w:abstractNumId="2" w15:restartNumberingAfterBreak="0">
     <w:nsid w:val="14CD307F"/>
     <w:multiLevelType w:val="multilevel"/>
     <w:tmpl w:val="70B697D0"/>
@@ -3199,7 +6242,122 @@
       </w:pPr>
     </w:lvl>
   </w:abstractNum>
-  <w:abstractNum w:abstractNumId="2" w15:restartNumberingAfterBreak="0">
+  <w:abstractNum w:abstractNumId="3" w15:restartNumberingAfterBreak="0">
+    <w:nsid w:val="24005D8D"/>
+    <w:multiLevelType w:val="hybridMultilevel"/>
+    <w:tmpl w:val="6AC0B394"/>
+    <w:lvl w:ilvl="0" w:tplc="52584A46">
+      <w:start w:val="1"/>
+      <w:numFmt w:val="bullet"/>
+      <w:lvlText w:val=""/>
+      <w:lvlJc w:val="left"/>
+      <w:pPr>
+        <w:ind w:left="720" w:hanging="360"/>
+      </w:pPr>
+      <w:rPr>
+        <w:rFonts w:ascii="Symbol" w:hAnsi="Symbol" w:hint="default"/>
+        <w:sz w:val="24"/>
+        <w:szCs w:val="24"/>
+      </w:rPr>
+    </w:lvl>
+    <w:lvl w:ilvl="1" w:tplc="04190003" w:tentative="1">
+      <w:start w:val="1"/>
+      <w:numFmt w:val="bullet"/>
+      <w:lvlText w:val="o"/>
+      <w:lvlJc w:val="left"/>
+      <w:pPr>
+        <w:ind w:left="1440" w:hanging="360"/>
+      </w:pPr>
+      <w:rPr>
+        <w:rFonts w:ascii="Courier New" w:hAnsi="Courier New" w:cs="Courier New" w:hint="default"/>
+      </w:rPr>
+    </w:lvl>
+    <w:lvl w:ilvl="2" w:tplc="04190005" w:tentative="1">
+      <w:start w:val="1"/>
+      <w:numFmt w:val="bullet"/>
+      <w:lvlText w:val=""/>
+      <w:lvlJc w:val="left"/>
+      <w:pPr>
+        <w:ind w:left="2160" w:hanging="360"/>
+      </w:pPr>
+      <w:rPr>
+        <w:rFonts w:ascii="Wingdings" w:hAnsi="Wingdings" w:hint="default"/>
+      </w:rPr>
+    </w:lvl>
+    <w:lvl w:ilvl="3" w:tplc="04190001" w:tentative="1">
+      <w:start w:val="1"/>
+      <w:numFmt w:val="bullet"/>
+      <w:lvlText w:val=""/>
+      <w:lvlJc w:val="left"/>
+      <w:pPr>
+        <w:ind w:left="2880" w:hanging="360"/>
+      </w:pPr>
+      <w:rPr>
+        <w:rFonts w:ascii="Symbol" w:hAnsi="Symbol" w:hint="default"/>
+      </w:rPr>
+    </w:lvl>
+    <w:lvl w:ilvl="4" w:tplc="04190003" w:tentative="1">
+      <w:start w:val="1"/>
+      <w:numFmt w:val="bullet"/>
+      <w:lvlText w:val="o"/>
+      <w:lvlJc w:val="left"/>
+      <w:pPr>
+        <w:ind w:left="3600" w:hanging="360"/>
+      </w:pPr>
+      <w:rPr>
+        <w:rFonts w:ascii="Courier New" w:hAnsi="Courier New" w:cs="Courier New" w:hint="default"/>
+      </w:rPr>
+    </w:lvl>
+    <w:lvl w:ilvl="5" w:tplc="04190005" w:tentative="1">
+      <w:start w:val="1"/>
+      <w:numFmt w:val="bullet"/>
+      <w:lvlText w:val=""/>
+      <w:lvlJc w:val="left"/>
+      <w:pPr>
+        <w:ind w:left="4320" w:hanging="360"/>
+      </w:pPr>
+      <w:rPr>
+        <w:rFonts w:ascii="Wingdings" w:hAnsi="Wingdings" w:hint="default"/>
+      </w:rPr>
+    </w:lvl>
+    <w:lvl w:ilvl="6" w:tplc="04190001" w:tentative="1">
+      <w:start w:val="1"/>
+      <w:numFmt w:val="bullet"/>
+      <w:lvlText w:val=""/>
+      <w:lvlJc w:val="left"/>
+      <w:pPr>
+        <w:ind w:left="5040" w:hanging="360"/>
+      </w:pPr>
+      <w:rPr>
+        <w:rFonts w:ascii="Symbol" w:hAnsi="Symbol" w:hint="default"/>
+      </w:rPr>
+    </w:lvl>
+    <w:lvl w:ilvl="7" w:tplc="04190003" w:tentative="1">
+      <w:start w:val="1"/>
+      <w:numFmt w:val="bullet"/>
+      <w:lvlText w:val="o"/>
+      <w:lvlJc w:val="left"/>
+      <w:pPr>
+        <w:ind w:left="5760" w:hanging="360"/>
+      </w:pPr>
+      <w:rPr>
+        <w:rFonts w:ascii="Courier New" w:hAnsi="Courier New" w:cs="Courier New" w:hint="default"/>
+      </w:rPr>
+    </w:lvl>
+    <w:lvl w:ilvl="8" w:tplc="04190005" w:tentative="1">
+      <w:start w:val="1"/>
+      <w:numFmt w:val="bullet"/>
+      <w:lvlText w:val=""/>
+      <w:lvlJc w:val="left"/>
+      <w:pPr>
+        <w:ind w:left="6480" w:hanging="360"/>
+      </w:pPr>
+      <w:rPr>
+        <w:rFonts w:ascii="Wingdings" w:hAnsi="Wingdings" w:hint="default"/>
+      </w:rPr>
+    </w:lvl>
+  </w:abstractNum>
+  <w:abstractNum w:abstractNumId="4" w15:restartNumberingAfterBreak="0">
     <w:nsid w:val="28DA762B"/>
     <w:multiLevelType w:val="multilevel"/>
     <w:tmpl w:val="FFFC2DCA"/>
@@ -3314,7 +6472,7 @@
       </w:rPr>
     </w:lvl>
   </w:abstractNum>
-  <w:abstractNum w:abstractNumId="3" w15:restartNumberingAfterBreak="0">
+  <w:abstractNum w:abstractNumId="5" w15:restartNumberingAfterBreak="0">
     <w:nsid w:val="2A2801DE"/>
     <w:multiLevelType w:val="multilevel"/>
     <w:tmpl w:val="8382B422"/>
@@ -3431,7 +6589,7 @@
       </w:pPr>
     </w:lvl>
   </w:abstractNum>
-  <w:abstractNum w:abstractNumId="4" w15:restartNumberingAfterBreak="0">
+  <w:abstractNum w:abstractNumId="6" w15:restartNumberingAfterBreak="0">
     <w:nsid w:val="2B0E7D83"/>
     <w:multiLevelType w:val="hybridMultilevel"/>
     <w:tmpl w:val="9D3E056E"/>
@@ -3546,7 +6704,237 @@
       </w:rPr>
     </w:lvl>
   </w:abstractNum>
-  <w:abstractNum w:abstractNumId="5" w15:restartNumberingAfterBreak="0">
+  <w:abstractNum w:abstractNumId="7" w15:restartNumberingAfterBreak="0">
+    <w:nsid w:val="365F1F6C"/>
+    <w:multiLevelType w:val="hybridMultilevel"/>
+    <w:tmpl w:val="A8520320"/>
+    <w:lvl w:ilvl="0" w:tplc="52584A46">
+      <w:start w:val="1"/>
+      <w:numFmt w:val="bullet"/>
+      <w:lvlText w:val=""/>
+      <w:lvlJc w:val="left"/>
+      <w:pPr>
+        <w:ind w:left="720" w:hanging="360"/>
+      </w:pPr>
+      <w:rPr>
+        <w:rFonts w:ascii="Symbol" w:hAnsi="Symbol" w:hint="default"/>
+        <w:sz w:val="24"/>
+        <w:szCs w:val="24"/>
+      </w:rPr>
+    </w:lvl>
+    <w:lvl w:ilvl="1" w:tplc="04190003" w:tentative="1">
+      <w:start w:val="1"/>
+      <w:numFmt w:val="bullet"/>
+      <w:lvlText w:val="o"/>
+      <w:lvlJc w:val="left"/>
+      <w:pPr>
+        <w:ind w:left="1440" w:hanging="360"/>
+      </w:pPr>
+      <w:rPr>
+        <w:rFonts w:ascii="Courier New" w:hAnsi="Courier New" w:cs="Courier New" w:hint="default"/>
+      </w:rPr>
+    </w:lvl>
+    <w:lvl w:ilvl="2" w:tplc="04190005" w:tentative="1">
+      <w:start w:val="1"/>
+      <w:numFmt w:val="bullet"/>
+      <w:lvlText w:val=""/>
+      <w:lvlJc w:val="left"/>
+      <w:pPr>
+        <w:ind w:left="2160" w:hanging="360"/>
+      </w:pPr>
+      <w:rPr>
+        <w:rFonts w:ascii="Wingdings" w:hAnsi="Wingdings" w:hint="default"/>
+      </w:rPr>
+    </w:lvl>
+    <w:lvl w:ilvl="3" w:tplc="04190001" w:tentative="1">
+      <w:start w:val="1"/>
+      <w:numFmt w:val="bullet"/>
+      <w:lvlText w:val=""/>
+      <w:lvlJc w:val="left"/>
+      <w:pPr>
+        <w:ind w:left="2880" w:hanging="360"/>
+      </w:pPr>
+      <w:rPr>
+        <w:rFonts w:ascii="Symbol" w:hAnsi="Symbol" w:hint="default"/>
+      </w:rPr>
+    </w:lvl>
+    <w:lvl w:ilvl="4" w:tplc="04190003" w:tentative="1">
+      <w:start w:val="1"/>
+      <w:numFmt w:val="bullet"/>
+      <w:lvlText w:val="o"/>
+      <w:lvlJc w:val="left"/>
+      <w:pPr>
+        <w:ind w:left="3600" w:hanging="360"/>
+      </w:pPr>
+      <w:rPr>
+        <w:rFonts w:ascii="Courier New" w:hAnsi="Courier New" w:cs="Courier New" w:hint="default"/>
+      </w:rPr>
+    </w:lvl>
+    <w:lvl w:ilvl="5" w:tplc="04190005" w:tentative="1">
+      <w:start w:val="1"/>
+      <w:numFmt w:val="bullet"/>
+      <w:lvlText w:val=""/>
+      <w:lvlJc w:val="left"/>
+      <w:pPr>
+        <w:ind w:left="4320" w:hanging="360"/>
+      </w:pPr>
+      <w:rPr>
+        <w:rFonts w:ascii="Wingdings" w:hAnsi="Wingdings" w:hint="default"/>
+      </w:rPr>
+    </w:lvl>
+    <w:lvl w:ilvl="6" w:tplc="04190001" w:tentative="1">
+      <w:start w:val="1"/>
+      <w:numFmt w:val="bullet"/>
+      <w:lvlText w:val=""/>
+      <w:lvlJc w:val="left"/>
+      <w:pPr>
+        <w:ind w:left="5040" w:hanging="360"/>
+      </w:pPr>
+      <w:rPr>
+        <w:rFonts w:ascii="Symbol" w:hAnsi="Symbol" w:hint="default"/>
+      </w:rPr>
+    </w:lvl>
+    <w:lvl w:ilvl="7" w:tplc="04190003" w:tentative="1">
+      <w:start w:val="1"/>
+      <w:numFmt w:val="bullet"/>
+      <w:lvlText w:val="o"/>
+      <w:lvlJc w:val="left"/>
+      <w:pPr>
+        <w:ind w:left="5760" w:hanging="360"/>
+      </w:pPr>
+      <w:rPr>
+        <w:rFonts w:ascii="Courier New" w:hAnsi="Courier New" w:cs="Courier New" w:hint="default"/>
+      </w:rPr>
+    </w:lvl>
+    <w:lvl w:ilvl="8" w:tplc="04190005" w:tentative="1">
+      <w:start w:val="1"/>
+      <w:numFmt w:val="bullet"/>
+      <w:lvlText w:val=""/>
+      <w:lvlJc w:val="left"/>
+      <w:pPr>
+        <w:ind w:left="6480" w:hanging="360"/>
+      </w:pPr>
+      <w:rPr>
+        <w:rFonts w:ascii="Wingdings" w:hAnsi="Wingdings" w:hint="default"/>
+      </w:rPr>
+    </w:lvl>
+  </w:abstractNum>
+  <w:abstractNum w:abstractNumId="8" w15:restartNumberingAfterBreak="0">
+    <w:nsid w:val="3AFD28D5"/>
+    <w:multiLevelType w:val="hybridMultilevel"/>
+    <w:tmpl w:val="705A8D74"/>
+    <w:lvl w:ilvl="0" w:tplc="52584A46">
+      <w:start w:val="1"/>
+      <w:numFmt w:val="bullet"/>
+      <w:lvlText w:val=""/>
+      <w:lvlJc w:val="left"/>
+      <w:pPr>
+        <w:ind w:left="720" w:hanging="360"/>
+      </w:pPr>
+      <w:rPr>
+        <w:rFonts w:ascii="Symbol" w:hAnsi="Symbol" w:hint="default"/>
+        <w:sz w:val="24"/>
+        <w:szCs w:val="24"/>
+      </w:rPr>
+    </w:lvl>
+    <w:lvl w:ilvl="1" w:tplc="04190003" w:tentative="1">
+      <w:start w:val="1"/>
+      <w:numFmt w:val="bullet"/>
+      <w:lvlText w:val="o"/>
+      <w:lvlJc w:val="left"/>
+      <w:pPr>
+        <w:ind w:left="1440" w:hanging="360"/>
+      </w:pPr>
+      <w:rPr>
+        <w:rFonts w:ascii="Courier New" w:hAnsi="Courier New" w:cs="Courier New" w:hint="default"/>
+      </w:rPr>
+    </w:lvl>
+    <w:lvl w:ilvl="2" w:tplc="04190005" w:tentative="1">
+      <w:start w:val="1"/>
+      <w:numFmt w:val="bullet"/>
+      <w:lvlText w:val=""/>
+      <w:lvlJc w:val="left"/>
+      <w:pPr>
+        <w:ind w:left="2160" w:hanging="360"/>
+      </w:pPr>
+      <w:rPr>
+        <w:rFonts w:ascii="Wingdings" w:hAnsi="Wingdings" w:hint="default"/>
+      </w:rPr>
+    </w:lvl>
+    <w:lvl w:ilvl="3" w:tplc="04190001" w:tentative="1">
+      <w:start w:val="1"/>
+      <w:numFmt w:val="bullet"/>
+      <w:lvlText w:val=""/>
+      <w:lvlJc w:val="left"/>
+      <w:pPr>
+        <w:ind w:left="2880" w:hanging="360"/>
+      </w:pPr>
+      <w:rPr>
+        <w:rFonts w:ascii="Symbol" w:hAnsi="Symbol" w:hint="default"/>
+      </w:rPr>
+    </w:lvl>
+    <w:lvl w:ilvl="4" w:tplc="04190003" w:tentative="1">
+      <w:start w:val="1"/>
+      <w:numFmt w:val="bullet"/>
+      <w:lvlText w:val="o"/>
+      <w:lvlJc w:val="left"/>
+      <w:pPr>
+        <w:ind w:left="3600" w:hanging="360"/>
+      </w:pPr>
+      <w:rPr>
+        <w:rFonts w:ascii="Courier New" w:hAnsi="Courier New" w:cs="Courier New" w:hint="default"/>
+      </w:rPr>
+    </w:lvl>
+    <w:lvl w:ilvl="5" w:tplc="04190005" w:tentative="1">
+      <w:start w:val="1"/>
+      <w:numFmt w:val="bullet"/>
+      <w:lvlText w:val=""/>
+      <w:lvlJc w:val="left"/>
+      <w:pPr>
+        <w:ind w:left="4320" w:hanging="360"/>
+      </w:pPr>
+      <w:rPr>
+        <w:rFonts w:ascii="Wingdings" w:hAnsi="Wingdings" w:hint="default"/>
+      </w:rPr>
+    </w:lvl>
+    <w:lvl w:ilvl="6" w:tplc="04190001" w:tentative="1">
+      <w:start w:val="1"/>
+      <w:numFmt w:val="bullet"/>
+      <w:lvlText w:val=""/>
+      <w:lvlJc w:val="left"/>
+      <w:pPr>
+        <w:ind w:left="5040" w:hanging="360"/>
+      </w:pPr>
+      <w:rPr>
+        <w:rFonts w:ascii="Symbol" w:hAnsi="Symbol" w:hint="default"/>
+      </w:rPr>
+    </w:lvl>
+    <w:lvl w:ilvl="7" w:tplc="04190003" w:tentative="1">
+      <w:start w:val="1"/>
+      <w:numFmt w:val="bullet"/>
+      <w:lvlText w:val="o"/>
+      <w:lvlJc w:val="left"/>
+      <w:pPr>
+        <w:ind w:left="5760" w:hanging="360"/>
+      </w:pPr>
+      <w:rPr>
+        <w:rFonts w:ascii="Courier New" w:hAnsi="Courier New" w:cs="Courier New" w:hint="default"/>
+      </w:rPr>
+    </w:lvl>
+    <w:lvl w:ilvl="8" w:tplc="04190005" w:tentative="1">
+      <w:start w:val="1"/>
+      <w:numFmt w:val="bullet"/>
+      <w:lvlText w:val=""/>
+      <w:lvlJc w:val="left"/>
+      <w:pPr>
+        <w:ind w:left="6480" w:hanging="360"/>
+      </w:pPr>
+      <w:rPr>
+        <w:rFonts w:ascii="Wingdings" w:hAnsi="Wingdings" w:hint="default"/>
+      </w:rPr>
+    </w:lvl>
+  </w:abstractNum>
+  <w:abstractNum w:abstractNumId="9" w15:restartNumberingAfterBreak="0">
     <w:nsid w:val="3D907D72"/>
     <w:multiLevelType w:val="multilevel"/>
     <w:tmpl w:val="0A2EF81A"/>
@@ -3661,7 +7049,7 @@
       </w:rPr>
     </w:lvl>
   </w:abstractNum>
-  <w:abstractNum w:abstractNumId="6" w15:restartNumberingAfterBreak="0">
+  <w:abstractNum w:abstractNumId="10" w15:restartNumberingAfterBreak="0">
     <w:nsid w:val="41B049C0"/>
     <w:multiLevelType w:val="multilevel"/>
     <w:tmpl w:val="66AC75F2"/>
@@ -3776,7 +7164,7 @@
       </w:rPr>
     </w:lvl>
   </w:abstractNum>
-  <w:abstractNum w:abstractNumId="7" w15:restartNumberingAfterBreak="0">
+  <w:abstractNum w:abstractNumId="11" w15:restartNumberingAfterBreak="0">
     <w:nsid w:val="5DDA36DC"/>
     <w:multiLevelType w:val="multilevel"/>
     <w:tmpl w:val="FFFC2DCA"/>
@@ -3891,7 +7279,93 @@
       </w:rPr>
     </w:lvl>
   </w:abstractNum>
-  <w:abstractNum w:abstractNumId="8" w15:restartNumberingAfterBreak="0">
+  <w:abstractNum w:abstractNumId="12" w15:restartNumberingAfterBreak="0">
+    <w:nsid w:val="62076BDC"/>
+    <w:multiLevelType w:val="hybridMultilevel"/>
+    <w:tmpl w:val="124C52EC"/>
+    <w:lvl w:ilvl="0" w:tplc="0419000F">
+      <w:start w:val="1"/>
+      <w:numFmt w:val="decimal"/>
+      <w:lvlText w:val="%1."/>
+      <w:lvlJc w:val="left"/>
+      <w:pPr>
+        <w:ind w:left="720" w:hanging="360"/>
+      </w:pPr>
+    </w:lvl>
+    <w:lvl w:ilvl="1" w:tplc="04190019" w:tentative="1">
+      <w:start w:val="1"/>
+      <w:numFmt w:val="lowerLetter"/>
+      <w:lvlText w:val="%2."/>
+      <w:lvlJc w:val="left"/>
+      <w:pPr>
+        <w:ind w:left="1440" w:hanging="360"/>
+      </w:pPr>
+    </w:lvl>
+    <w:lvl w:ilvl="2" w:tplc="0419001B" w:tentative="1">
+      <w:start w:val="1"/>
+      <w:numFmt w:val="lowerRoman"/>
+      <w:lvlText w:val="%3."/>
+      <w:lvlJc w:val="right"/>
+      <w:pPr>
+        <w:ind w:left="2160" w:hanging="180"/>
+      </w:pPr>
+    </w:lvl>
+    <w:lvl w:ilvl="3" w:tplc="0419000F" w:tentative="1">
+      <w:start w:val="1"/>
+      <w:numFmt w:val="decimal"/>
+      <w:lvlText w:val="%4."/>
+      <w:lvlJc w:val="left"/>
+      <w:pPr>
+        <w:ind w:left="2880" w:hanging="360"/>
+      </w:pPr>
+    </w:lvl>
+    <w:lvl w:ilvl="4" w:tplc="04190019" w:tentative="1">
+      <w:start w:val="1"/>
+      <w:numFmt w:val="lowerLetter"/>
+      <w:lvlText w:val="%5."/>
+      <w:lvlJc w:val="left"/>
+      <w:pPr>
+        <w:ind w:left="3600" w:hanging="360"/>
+      </w:pPr>
+    </w:lvl>
+    <w:lvl w:ilvl="5" w:tplc="0419001B" w:tentative="1">
+      <w:start w:val="1"/>
+      <w:numFmt w:val="lowerRoman"/>
+      <w:lvlText w:val="%6."/>
+      <w:lvlJc w:val="right"/>
+      <w:pPr>
+        <w:ind w:left="4320" w:hanging="180"/>
+      </w:pPr>
+    </w:lvl>
+    <w:lvl w:ilvl="6" w:tplc="0419000F" w:tentative="1">
+      <w:start w:val="1"/>
+      <w:numFmt w:val="decimal"/>
+      <w:lvlText w:val="%7."/>
+      <w:lvlJc w:val="left"/>
+      <w:pPr>
+        <w:ind w:left="5040" w:hanging="360"/>
+      </w:pPr>
+    </w:lvl>
+    <w:lvl w:ilvl="7" w:tplc="04190019" w:tentative="1">
+      <w:start w:val="1"/>
+      <w:numFmt w:val="lowerLetter"/>
+      <w:lvlText w:val="%8."/>
+      <w:lvlJc w:val="left"/>
+      <w:pPr>
+        <w:ind w:left="5760" w:hanging="360"/>
+      </w:pPr>
+    </w:lvl>
+    <w:lvl w:ilvl="8" w:tplc="0419001B" w:tentative="1">
+      <w:start w:val="1"/>
+      <w:numFmt w:val="lowerRoman"/>
+      <w:lvlText w:val="%9."/>
+      <w:lvlJc w:val="right"/>
+      <w:pPr>
+        <w:ind w:left="6480" w:hanging="180"/>
+      </w:pPr>
+    </w:lvl>
+  </w:abstractNum>
+  <w:abstractNum w:abstractNumId="13" w15:restartNumberingAfterBreak="0">
     <w:nsid w:val="68044175"/>
     <w:multiLevelType w:val="multilevel"/>
     <w:tmpl w:val="D5AE0F46"/>
@@ -4004,7 +7478,157 @@
       </w:pPr>
     </w:lvl>
   </w:abstractNum>
-  <w:abstractNum w:abstractNumId="9" w15:restartNumberingAfterBreak="0">
+  <w:abstractNum w:abstractNumId="14" w15:restartNumberingAfterBreak="0">
+    <w:nsid w:val="68C2196E"/>
+    <w:multiLevelType w:val="multilevel"/>
+    <w:tmpl w:val="46BC2BA8"/>
+    <w:lvl w:ilvl="0">
+      <w:start w:val="1"/>
+      <w:numFmt w:val="bullet"/>
+      <w:lvlText w:val=""/>
+      <w:lvlJc w:val="left"/>
+      <w:pPr>
+        <w:tabs>
+          <w:tab w:val="num" w:pos="720"/>
+        </w:tabs>
+        <w:ind w:left="720" w:hanging="360"/>
+      </w:pPr>
+      <w:rPr>
+        <w:rFonts w:ascii="Symbol" w:hAnsi="Symbol" w:hint="default"/>
+        <w:sz w:val="24"/>
+        <w:szCs w:val="24"/>
+      </w:rPr>
+    </w:lvl>
+    <w:lvl w:ilvl="1" w:tentative="1">
+      <w:start w:val="1"/>
+      <w:numFmt w:val="bullet"/>
+      <w:lvlText w:val="o"/>
+      <w:lvlJc w:val="left"/>
+      <w:pPr>
+        <w:tabs>
+          <w:tab w:val="num" w:pos="1440"/>
+        </w:tabs>
+        <w:ind w:left="1440" w:hanging="360"/>
+      </w:pPr>
+      <w:rPr>
+        <w:rFonts w:ascii="Courier New" w:hAnsi="Courier New" w:hint="default"/>
+        <w:sz w:val="20"/>
+      </w:rPr>
+    </w:lvl>
+    <w:lvl w:ilvl="2" w:tentative="1">
+      <w:start w:val="1"/>
+      <w:numFmt w:val="bullet"/>
+      <w:lvlText w:val=""/>
+      <w:lvlJc w:val="left"/>
+      <w:pPr>
+        <w:tabs>
+          <w:tab w:val="num" w:pos="2160"/>
+        </w:tabs>
+        <w:ind w:left="2160" w:hanging="360"/>
+      </w:pPr>
+      <w:rPr>
+        <w:rFonts w:ascii="Wingdings" w:hAnsi="Wingdings" w:hint="default"/>
+        <w:sz w:val="20"/>
+      </w:rPr>
+    </w:lvl>
+    <w:lvl w:ilvl="3" w:tentative="1">
+      <w:start w:val="1"/>
+      <w:numFmt w:val="bullet"/>
+      <w:lvlText w:val=""/>
+      <w:lvlJc w:val="left"/>
+      <w:pPr>
+        <w:tabs>
+          <w:tab w:val="num" w:pos="2880"/>
+        </w:tabs>
+        <w:ind w:left="2880" w:hanging="360"/>
+      </w:pPr>
+      <w:rPr>
+        <w:rFonts w:ascii="Wingdings" w:hAnsi="Wingdings" w:hint="default"/>
+        <w:sz w:val="20"/>
+      </w:rPr>
+    </w:lvl>
+    <w:lvl w:ilvl="4" w:tentative="1">
+      <w:start w:val="1"/>
+      <w:numFmt w:val="bullet"/>
+      <w:lvlText w:val=""/>
+      <w:lvlJc w:val="left"/>
+      <w:pPr>
+        <w:tabs>
+          <w:tab w:val="num" w:pos="3600"/>
+        </w:tabs>
+        <w:ind w:left="3600" w:hanging="360"/>
+      </w:pPr>
+      <w:rPr>
+        <w:rFonts w:ascii="Wingdings" w:hAnsi="Wingdings" w:hint="default"/>
+        <w:sz w:val="20"/>
+      </w:rPr>
+    </w:lvl>
+    <w:lvl w:ilvl="5" w:tentative="1">
+      <w:start w:val="1"/>
+      <w:numFmt w:val="bullet"/>
+      <w:lvlText w:val=""/>
+      <w:lvlJc w:val="left"/>
+      <w:pPr>
+        <w:tabs>
+          <w:tab w:val="num" w:pos="4320"/>
+        </w:tabs>
+        <w:ind w:left="4320" w:hanging="360"/>
+      </w:pPr>
+      <w:rPr>
+        <w:rFonts w:ascii="Wingdings" w:hAnsi="Wingdings" w:hint="default"/>
+        <w:sz w:val="20"/>
+      </w:rPr>
+    </w:lvl>
+    <w:lvl w:ilvl="6" w:tentative="1">
+      <w:start w:val="1"/>
+      <w:numFmt w:val="bullet"/>
+      <w:lvlText w:val=""/>
+      <w:lvlJc w:val="left"/>
+      <w:pPr>
+        <w:tabs>
+          <w:tab w:val="num" w:pos="5040"/>
+        </w:tabs>
+        <w:ind w:left="5040" w:hanging="360"/>
+      </w:pPr>
+      <w:rPr>
+        <w:rFonts w:ascii="Wingdings" w:hAnsi="Wingdings" w:hint="default"/>
+        <w:sz w:val="20"/>
+      </w:rPr>
+    </w:lvl>
+    <w:lvl w:ilvl="7" w:tentative="1">
+      <w:start w:val="1"/>
+      <w:numFmt w:val="bullet"/>
+      <w:lvlText w:val=""/>
+      <w:lvlJc w:val="left"/>
+      <w:pPr>
+        <w:tabs>
+          <w:tab w:val="num" w:pos="5760"/>
+        </w:tabs>
+        <w:ind w:left="5760" w:hanging="360"/>
+      </w:pPr>
+      <w:rPr>
+        <w:rFonts w:ascii="Wingdings" w:hAnsi="Wingdings" w:hint="default"/>
+        <w:sz w:val="20"/>
+      </w:rPr>
+    </w:lvl>
+    <w:lvl w:ilvl="8" w:tentative="1">
+      <w:start w:val="1"/>
+      <w:numFmt w:val="bullet"/>
+      <w:lvlText w:val=""/>
+      <w:lvlJc w:val="left"/>
+      <w:pPr>
+        <w:tabs>
+          <w:tab w:val="num" w:pos="6480"/>
+        </w:tabs>
+        <w:ind w:left="6480" w:hanging="360"/>
+      </w:pPr>
+      <w:rPr>
+        <w:rFonts w:ascii="Wingdings" w:hAnsi="Wingdings" w:hint="default"/>
+        <w:sz w:val="20"/>
+      </w:rPr>
+    </w:lvl>
+  </w:abstractNum>
+  <w:abstractNum w:abstractNumId="15" w15:restartNumberingAfterBreak="0">
     <w:nsid w:val="6DD30290"/>
     <w:multiLevelType w:val="multilevel"/>
     <w:tmpl w:val="FFFC2DCA"/>
@@ -4119,7 +7743,157 @@
       </w:rPr>
     </w:lvl>
   </w:abstractNum>
-  <w:abstractNum w:abstractNumId="10" w15:restartNumberingAfterBreak="0">
+  <w:abstractNum w:abstractNumId="16" w15:restartNumberingAfterBreak="0">
+    <w:nsid w:val="73305798"/>
+    <w:multiLevelType w:val="multilevel"/>
+    <w:tmpl w:val="A74C8C22"/>
+    <w:lvl w:ilvl="0">
+      <w:start w:val="1"/>
+      <w:numFmt w:val="bullet"/>
+      <w:lvlText w:val=""/>
+      <w:lvlJc w:val="left"/>
+      <w:pPr>
+        <w:tabs>
+          <w:tab w:val="num" w:pos="720"/>
+        </w:tabs>
+        <w:ind w:left="720" w:hanging="360"/>
+      </w:pPr>
+      <w:rPr>
+        <w:rFonts w:ascii="Symbol" w:hAnsi="Symbol" w:hint="default"/>
+        <w:sz w:val="24"/>
+        <w:szCs w:val="24"/>
+      </w:rPr>
+    </w:lvl>
+    <w:lvl w:ilvl="1" w:tentative="1">
+      <w:start w:val="1"/>
+      <w:numFmt w:val="bullet"/>
+      <w:lvlText w:val="o"/>
+      <w:lvlJc w:val="left"/>
+      <w:pPr>
+        <w:tabs>
+          <w:tab w:val="num" w:pos="1440"/>
+        </w:tabs>
+        <w:ind w:left="1440" w:hanging="360"/>
+      </w:pPr>
+      <w:rPr>
+        <w:rFonts w:ascii="Courier New" w:hAnsi="Courier New" w:hint="default"/>
+        <w:sz w:val="20"/>
+      </w:rPr>
+    </w:lvl>
+    <w:lvl w:ilvl="2" w:tentative="1">
+      <w:start w:val="1"/>
+      <w:numFmt w:val="bullet"/>
+      <w:lvlText w:val=""/>
+      <w:lvlJc w:val="left"/>
+      <w:pPr>
+        <w:tabs>
+          <w:tab w:val="num" w:pos="2160"/>
+        </w:tabs>
+        <w:ind w:left="2160" w:hanging="360"/>
+      </w:pPr>
+      <w:rPr>
+        <w:rFonts w:ascii="Wingdings" w:hAnsi="Wingdings" w:hint="default"/>
+        <w:sz w:val="20"/>
+      </w:rPr>
+    </w:lvl>
+    <w:lvl w:ilvl="3" w:tentative="1">
+      <w:start w:val="1"/>
+      <w:numFmt w:val="bullet"/>
+      <w:lvlText w:val=""/>
+      <w:lvlJc w:val="left"/>
+      <w:pPr>
+        <w:tabs>
+          <w:tab w:val="num" w:pos="2880"/>
+        </w:tabs>
+        <w:ind w:left="2880" w:hanging="360"/>
+      </w:pPr>
+      <w:rPr>
+        <w:rFonts w:ascii="Wingdings" w:hAnsi="Wingdings" w:hint="default"/>
+        <w:sz w:val="20"/>
+      </w:rPr>
+    </w:lvl>
+    <w:lvl w:ilvl="4" w:tentative="1">
+      <w:start w:val="1"/>
+      <w:numFmt w:val="bullet"/>
+      <w:lvlText w:val=""/>
+      <w:lvlJc w:val="left"/>
+      <w:pPr>
+        <w:tabs>
+          <w:tab w:val="num" w:pos="3600"/>
+        </w:tabs>
+        <w:ind w:left="3600" w:hanging="360"/>
+      </w:pPr>
+      <w:rPr>
+        <w:rFonts w:ascii="Wingdings" w:hAnsi="Wingdings" w:hint="default"/>
+        <w:sz w:val="20"/>
+      </w:rPr>
+    </w:lvl>
+    <w:lvl w:ilvl="5" w:tentative="1">
+      <w:start w:val="1"/>
+      <w:numFmt w:val="bullet"/>
+      <w:lvlText w:val=""/>
+      <w:lvlJc w:val="left"/>
+      <w:pPr>
+        <w:tabs>
+          <w:tab w:val="num" w:pos="4320"/>
+        </w:tabs>
+        <w:ind w:left="4320" w:hanging="360"/>
+      </w:pPr>
+      <w:rPr>
+        <w:rFonts w:ascii="Wingdings" w:hAnsi="Wingdings" w:hint="default"/>
+        <w:sz w:val="20"/>
+      </w:rPr>
+    </w:lvl>
+    <w:lvl w:ilvl="6" w:tentative="1">
+      <w:start w:val="1"/>
+      <w:numFmt w:val="bullet"/>
+      <w:lvlText w:val=""/>
+      <w:lvlJc w:val="left"/>
+      <w:pPr>
+        <w:tabs>
+          <w:tab w:val="num" w:pos="5040"/>
+        </w:tabs>
+        <w:ind w:left="5040" w:hanging="360"/>
+      </w:pPr>
+      <w:rPr>
+        <w:rFonts w:ascii="Wingdings" w:hAnsi="Wingdings" w:hint="default"/>
+        <w:sz w:val="20"/>
+      </w:rPr>
+    </w:lvl>
+    <w:lvl w:ilvl="7" w:tentative="1">
+      <w:start w:val="1"/>
+      <w:numFmt w:val="bullet"/>
+      <w:lvlText w:val=""/>
+      <w:lvlJc w:val="left"/>
+      <w:pPr>
+        <w:tabs>
+          <w:tab w:val="num" w:pos="5760"/>
+        </w:tabs>
+        <w:ind w:left="5760" w:hanging="360"/>
+      </w:pPr>
+      <w:rPr>
+        <w:rFonts w:ascii="Wingdings" w:hAnsi="Wingdings" w:hint="default"/>
+        <w:sz w:val="20"/>
+      </w:rPr>
+    </w:lvl>
+    <w:lvl w:ilvl="8" w:tentative="1">
+      <w:start w:val="1"/>
+      <w:numFmt w:val="bullet"/>
+      <w:lvlText w:val=""/>
+      <w:lvlJc w:val="left"/>
+      <w:pPr>
+        <w:tabs>
+          <w:tab w:val="num" w:pos="6480"/>
+        </w:tabs>
+        <w:ind w:left="6480" w:hanging="360"/>
+      </w:pPr>
+      <w:rPr>
+        <w:rFonts w:ascii="Wingdings" w:hAnsi="Wingdings" w:hint="default"/>
+        <w:sz w:val="20"/>
+      </w:rPr>
+    </w:lvl>
+  </w:abstractNum>
+  <w:abstractNum w:abstractNumId="17" w15:restartNumberingAfterBreak="0">
     <w:nsid w:val="73C75856"/>
     <w:multiLevelType w:val="multilevel"/>
     <w:tmpl w:val="66AC75F2"/>
@@ -4234,7 +8008,122 @@
       </w:rPr>
     </w:lvl>
   </w:abstractNum>
-  <w:abstractNum w:abstractNumId="11" w15:restartNumberingAfterBreak="0">
+  <w:abstractNum w:abstractNumId="18" w15:restartNumberingAfterBreak="0">
+    <w:nsid w:val="756C1122"/>
+    <w:multiLevelType w:val="hybridMultilevel"/>
+    <w:tmpl w:val="CF8001E6"/>
+    <w:lvl w:ilvl="0" w:tplc="52584A46">
+      <w:start w:val="1"/>
+      <w:numFmt w:val="bullet"/>
+      <w:lvlText w:val=""/>
+      <w:lvlJc w:val="left"/>
+      <w:pPr>
+        <w:ind w:left="720" w:hanging="360"/>
+      </w:pPr>
+      <w:rPr>
+        <w:rFonts w:ascii="Symbol" w:hAnsi="Symbol" w:hint="default"/>
+        <w:sz w:val="24"/>
+        <w:szCs w:val="24"/>
+      </w:rPr>
+    </w:lvl>
+    <w:lvl w:ilvl="1" w:tplc="04190003" w:tentative="1">
+      <w:start w:val="1"/>
+      <w:numFmt w:val="bullet"/>
+      <w:lvlText w:val="o"/>
+      <w:lvlJc w:val="left"/>
+      <w:pPr>
+        <w:ind w:left="1440" w:hanging="360"/>
+      </w:pPr>
+      <w:rPr>
+        <w:rFonts w:ascii="Courier New" w:hAnsi="Courier New" w:cs="Courier New" w:hint="default"/>
+      </w:rPr>
+    </w:lvl>
+    <w:lvl w:ilvl="2" w:tplc="04190005" w:tentative="1">
+      <w:start w:val="1"/>
+      <w:numFmt w:val="bullet"/>
+      <w:lvlText w:val=""/>
+      <w:lvlJc w:val="left"/>
+      <w:pPr>
+        <w:ind w:left="2160" w:hanging="360"/>
+      </w:pPr>
+      <w:rPr>
+        <w:rFonts w:ascii="Wingdings" w:hAnsi="Wingdings" w:hint="default"/>
+      </w:rPr>
+    </w:lvl>
+    <w:lvl w:ilvl="3" w:tplc="04190001" w:tentative="1">
+      <w:start w:val="1"/>
+      <w:numFmt w:val="bullet"/>
+      <w:lvlText w:val=""/>
+      <w:lvlJc w:val="left"/>
+      <w:pPr>
+        <w:ind w:left="2880" w:hanging="360"/>
+      </w:pPr>
+      <w:rPr>
+        <w:rFonts w:ascii="Symbol" w:hAnsi="Symbol" w:hint="default"/>
+      </w:rPr>
+    </w:lvl>
+    <w:lvl w:ilvl="4" w:tplc="04190003" w:tentative="1">
+      <w:start w:val="1"/>
+      <w:numFmt w:val="bullet"/>
+      <w:lvlText w:val="o"/>
+      <w:lvlJc w:val="left"/>
+      <w:pPr>
+        <w:ind w:left="3600" w:hanging="360"/>
+      </w:pPr>
+      <w:rPr>
+        <w:rFonts w:ascii="Courier New" w:hAnsi="Courier New" w:cs="Courier New" w:hint="default"/>
+      </w:rPr>
+    </w:lvl>
+    <w:lvl w:ilvl="5" w:tplc="04190005" w:tentative="1">
+      <w:start w:val="1"/>
+      <w:numFmt w:val="bullet"/>
+      <w:lvlText w:val=""/>
+      <w:lvlJc w:val="left"/>
+      <w:pPr>
+        <w:ind w:left="4320" w:hanging="360"/>
+      </w:pPr>
+      <w:rPr>
+        <w:rFonts w:ascii="Wingdings" w:hAnsi="Wingdings" w:hint="default"/>
+      </w:rPr>
+    </w:lvl>
+    <w:lvl w:ilvl="6" w:tplc="04190001" w:tentative="1">
+      <w:start w:val="1"/>
+      <w:numFmt w:val="bullet"/>
+      <w:lvlText w:val=""/>
+      <w:lvlJc w:val="left"/>
+      <w:pPr>
+        <w:ind w:left="5040" w:hanging="360"/>
+      </w:pPr>
+      <w:rPr>
+        <w:rFonts w:ascii="Symbol" w:hAnsi="Symbol" w:hint="default"/>
+      </w:rPr>
+    </w:lvl>
+    <w:lvl w:ilvl="7" w:tplc="04190003" w:tentative="1">
+      <w:start w:val="1"/>
+      <w:numFmt w:val="bullet"/>
+      <w:lvlText w:val="o"/>
+      <w:lvlJc w:val="left"/>
+      <w:pPr>
+        <w:ind w:left="5760" w:hanging="360"/>
+      </w:pPr>
+      <w:rPr>
+        <w:rFonts w:ascii="Courier New" w:hAnsi="Courier New" w:cs="Courier New" w:hint="default"/>
+      </w:rPr>
+    </w:lvl>
+    <w:lvl w:ilvl="8" w:tplc="04190005" w:tentative="1">
+      <w:start w:val="1"/>
+      <w:numFmt w:val="bullet"/>
+      <w:lvlText w:val=""/>
+      <w:lvlJc w:val="left"/>
+      <w:pPr>
+        <w:ind w:left="6480" w:hanging="360"/>
+      </w:pPr>
+      <w:rPr>
+        <w:rFonts w:ascii="Wingdings" w:hAnsi="Wingdings" w:hint="default"/>
+      </w:rPr>
+    </w:lvl>
+  </w:abstractNum>
+  <w:abstractNum w:abstractNumId="19" w15:restartNumberingAfterBreak="0">
     <w:nsid w:val="7C720640"/>
     <w:multiLevelType w:val="multilevel"/>
     <w:tmpl w:val="E2A6B850"/>
@@ -4384,40 +8273,64 @@
     </w:lvl>
   </w:abstractNum>
   <w:num w:numId="1" w16cid:durableId="1838223515">
+    <w:abstractNumId w:val="9"/>
+  </w:num>
+  <w:num w:numId="2" w16cid:durableId="958343753">
+    <w:abstractNumId w:val="11"/>
+  </w:num>
+  <w:num w:numId="3" w16cid:durableId="2006547246">
+    <w:abstractNumId w:val="15"/>
+  </w:num>
+  <w:num w:numId="4" w16cid:durableId="1147208808">
+    <w:abstractNumId w:val="4"/>
+  </w:num>
+  <w:num w:numId="5" w16cid:durableId="1034427686">
+    <w:abstractNumId w:val="17"/>
+  </w:num>
+  <w:num w:numId="6" w16cid:durableId="1512911853">
+    <w:abstractNumId w:val="10"/>
+  </w:num>
+  <w:num w:numId="7" w16cid:durableId="607927713">
+    <w:abstractNumId w:val="13"/>
+  </w:num>
+  <w:num w:numId="8" w16cid:durableId="1006133081">
+    <w:abstractNumId w:val="19"/>
+  </w:num>
+  <w:num w:numId="9" w16cid:durableId="2059892311">
     <w:abstractNumId w:val="5"/>
   </w:num>
-  <w:num w:numId="2" w16cid:durableId="958343753">
-    <w:abstractNumId w:val="7"/>
-  </w:num>
-  <w:num w:numId="3" w16cid:durableId="2006547246">
-    <w:abstractNumId w:val="9"/>
-  </w:num>
-  <w:num w:numId="4" w16cid:durableId="1147208808">
-    <w:abstractNumId w:val="2"/>
-  </w:num>
-  <w:num w:numId="5" w16cid:durableId="1034427686">
-    <w:abstractNumId w:val="10"/>
-  </w:num>
-  <w:num w:numId="6" w16cid:durableId="1512911853">
+  <w:num w:numId="10" w16cid:durableId="1715037238">
     <w:abstractNumId w:val="6"/>
-  </w:num>
-  <w:num w:numId="7" w16cid:durableId="607927713">
-    <w:abstractNumId w:val="8"/>
-  </w:num>
-  <w:num w:numId="8" w16cid:durableId="1006133081">
-    <w:abstractNumId w:val="11"/>
-  </w:num>
-  <w:num w:numId="9" w16cid:durableId="2059892311">
-    <w:abstractNumId w:val="3"/>
-  </w:num>
-  <w:num w:numId="10" w16cid:durableId="1715037238">
-    <w:abstractNumId w:val="4"/>
   </w:num>
   <w:num w:numId="11" w16cid:durableId="18624248">
     <w:abstractNumId w:val="0"/>
   </w:num>
   <w:num w:numId="12" w16cid:durableId="973556534">
+    <w:abstractNumId w:val="2"/>
+  </w:num>
+  <w:num w:numId="13" w16cid:durableId="1851676457">
     <w:abstractNumId w:val="1"/>
+  </w:num>
+  <w:num w:numId="14" w16cid:durableId="438185842">
+    <w:abstractNumId w:val="14"/>
+  </w:num>
+  <w:num w:numId="15" w16cid:durableId="774204442">
+    <w:abstractNumId w:val="16"/>
+  </w:num>
+  <w:num w:numId="16" w16cid:durableId="1508015840">
+    <w:abstractNumId w:val="7"/>
+  </w:num>
+  <w:num w:numId="17" w16cid:durableId="600912109">
+    <w:abstractNumId w:val="8"/>
+  </w:num>
+  <w:num w:numId="18" w16cid:durableId="871041500">
+    <w:abstractNumId w:val="18"/>
+  </w:num>
+  <w:num w:numId="19" w16cid:durableId="742533676">
+    <w:abstractNumId w:val="3"/>
+  </w:num>
+  <w:num w:numId="20" w16cid:durableId="153648038">
+    <w:abstractNumId w:val="12"/>
   </w:num>
 </w:numbering>
 </file>
@@ -5388,6 +9301,18 @@
       <w:ind w:left="240"/>
     </w:pPr>
   </w:style>
+  <w:style w:type="character" w:styleId="ae">
+    <w:name w:val="Unresolved Mention"/>
+    <w:basedOn w:val="a0"/>
+    <w:uiPriority w:val="99"/>
+    <w:semiHidden/>
+    <w:unhideWhenUsed/>
+    <w:rsid w:val="00C007DC"/>
+    <w:rPr>
+      <w:color w:val="605E5C"/>
+      <w:shd w:val="clear" w:color="auto" w:fill="E1DFDD"/>
+    </w:rPr>
+  </w:style>
 </w:styles>
 </file>
 

--- a/Практика Малленом Системс/Дипломная работа/Report/Отчёт практика 20.04-15.05 2026.docx
+++ b/Практика Малленом Системс/Дипломная работа/Report/Отчёт практика 20.04-15.05 2026.docx
@@ -3,9 +3,1064 @@
 <w:document xmlns:wpc="http://schemas.microsoft.com/office/word/2010/wordprocessingCanvas" xmlns:cx="http://schemas.microsoft.com/office/drawing/2014/chartex" xmlns:cx1="http://schemas.microsoft.com/office/drawing/2015/9/8/chartex" xmlns:cx2="http://schemas.microsoft.com/office/drawing/2015/10/21/chartex" xmlns:cx3="http://schemas.microsoft.com/office/drawing/2016/5/9/chartex" xmlns:cx4="http://schemas.microsoft.com/office/drawing/2016/5/10/chartex" xmlns:cx5="http://schemas.microsoft.com/office/drawing/2016/5/11/chartex" xmlns:cx6="http://schemas.microsoft.com/office/drawing/2016/5/12/chartex" xmlns:cx7="http://schemas.microsoft.com/office/drawing/2016/5/13/chartex" xmlns:cx8="http://schemas.microsoft.com/office/drawing/2016/5/14/chartex" xmlns:mc="http://schemas.openxmlformats.org/markup-compatibility/2006" xmlns:aink="http://schemas.microsoft.com/office/drawing/2016/ink" xmlns:am3d="http://schemas.microsoft.com/office/drawing/2017/model3d" xmlns:o="urn:schemas-microsoft-com:office:office" xmlns:oel="http://schemas.microsoft.com/office/2019/extlst" xmlns:r="http://schemas.openxmlformats.org/officeDocument/2006/relationships" xmlns:m="http://schemas.openxmlformats.org/officeDocument/2006/math" xmlns:v="urn:schemas-microsoft-com:vml" xmlns:wp14="http://schemas.microsoft.com/office/word/2010/wordprocessingDrawing" xmlns:wp="http://schemas.openxmlformats.org/drawingml/2006/wordprocessingDrawing" xmlns:w10="urn:schemas-microsoft-com:office:word" xmlns:w="http://schemas.openxmlformats.org/wordprocessingml/2006/main" xmlns:w14="http://schemas.microsoft.com/office/word/2010/wordml" xmlns:w15="http://schemas.microsoft.com/office/word/2012/wordml" xmlns:w16cex="http://schemas.microsoft.com/office/word/2018/wordml/cex" xmlns:w16cid="http://schemas.microsoft.com/office/word/2016/wordml/cid" xmlns:w16="http://schemas.microsoft.com/office/word/2018/wordml" xmlns:w16du="http://schemas.microsoft.com/office/word/2023/wordml/word16du" xmlns:w16sdtdh="http://schemas.microsoft.com/office/word/2020/wordml/sdtdatahash" xmlns:w16sdtfl="http://schemas.microsoft.com/office/word/2024/wordml/sdtformatlock" xmlns:w16se="http://schemas.microsoft.com/office/word/2015/wordml/symex" xmlns:wpg="http://schemas.microsoft.com/office/word/2010/wordprocessingGroup" xmlns:wpi="http://schemas.microsoft.com/office/word/2010/wordprocessingInk" xmlns:wne="http://schemas.microsoft.com/office/word/2006/wordml" xmlns:wps="http://schemas.microsoft.com/office/word/2010/wordprocessingShape" mc:Ignorable="w14 w15 w16se w16cid w16 w16cex w16sdtdh w16sdtfl w16du wp14">
   <w:body>
     <w:p>
-      <w:r>
-        <w:br w:type="page"/>
-      </w:r>
+      <w:pPr>
+        <w:spacing w:after="0" w:line="240" w:lineRule="auto"/>
+        <w:jc w:val="center"/>
+        <w:rPr>
+          <w:rFonts w:ascii="Times New Roman" w:hAnsi="Times New Roman"/>
+          <w:sz w:val="28"/>
+          <w:szCs w:val="28"/>
+        </w:rPr>
+      </w:pPr>
+      <w:r>
+        <w:rPr>
+          <w:rFonts w:ascii="Times New Roman" w:hAnsi="Times New Roman"/>
+          <w:sz w:val="28"/>
+          <w:szCs w:val="28"/>
+        </w:rPr>
+        <w:t>бюджетное профессиональное образовательное учреждение</w:t>
+      </w:r>
+    </w:p>
+    <w:p>
+      <w:pPr>
+        <w:spacing w:after="0" w:line="240" w:lineRule="auto"/>
+        <w:jc w:val="center"/>
+        <w:rPr>
+          <w:rFonts w:ascii="Times New Roman" w:hAnsi="Times New Roman"/>
+          <w:sz w:val="28"/>
+          <w:szCs w:val="28"/>
+        </w:rPr>
+      </w:pPr>
+      <w:r>
+        <w:rPr>
+          <w:rFonts w:ascii="Times New Roman" w:hAnsi="Times New Roman"/>
+          <w:sz w:val="28"/>
+          <w:szCs w:val="28"/>
+        </w:rPr>
+        <w:t>Вологодской области</w:t>
+      </w:r>
+    </w:p>
+    <w:p>
+      <w:pPr>
+        <w:spacing w:after="0" w:line="240" w:lineRule="auto"/>
+        <w:jc w:val="center"/>
+        <w:rPr>
+          <w:rFonts w:ascii="Times New Roman" w:hAnsi="Times New Roman"/>
+          <w:sz w:val="28"/>
+          <w:szCs w:val="28"/>
+        </w:rPr>
+      </w:pPr>
+      <w:r>
+        <w:rPr>
+          <w:rFonts w:ascii="Times New Roman" w:hAnsi="Times New Roman"/>
+          <w:sz w:val="28"/>
+          <w:szCs w:val="28"/>
+        </w:rPr>
+        <w:t xml:space="preserve">«Череповецкий </w:t>
+      </w:r>
+      <w:proofErr w:type="spellStart"/>
+      <w:r>
+        <w:rPr>
+          <w:rFonts w:ascii="Times New Roman" w:hAnsi="Times New Roman"/>
+          <w:sz w:val="28"/>
+          <w:szCs w:val="28"/>
+        </w:rPr>
+        <w:t>лесомеханический</w:t>
+      </w:r>
+      <w:proofErr w:type="spellEnd"/>
+      <w:r>
+        <w:rPr>
+          <w:rFonts w:ascii="Times New Roman" w:hAnsi="Times New Roman"/>
+          <w:sz w:val="28"/>
+          <w:szCs w:val="28"/>
+        </w:rPr>
+        <w:t xml:space="preserve"> техникум им. </w:t>
+      </w:r>
+      <w:proofErr w:type="gramStart"/>
+      <w:r>
+        <w:rPr>
+          <w:rFonts w:ascii="Times New Roman" w:hAnsi="Times New Roman"/>
+          <w:sz w:val="28"/>
+          <w:szCs w:val="28"/>
+        </w:rPr>
+        <w:t>В.П.</w:t>
+      </w:r>
+      <w:proofErr w:type="gramEnd"/>
+      <w:r>
+        <w:rPr>
+          <w:rFonts w:ascii="Times New Roman" w:hAnsi="Times New Roman"/>
+          <w:sz w:val="28"/>
+          <w:szCs w:val="28"/>
+        </w:rPr>
+        <w:t xml:space="preserve"> Чкалова»</w:t>
+      </w:r>
+    </w:p>
+    <w:p>
+      <w:pPr>
+        <w:spacing w:after="0" w:line="240" w:lineRule="auto"/>
+        <w:jc w:val="center"/>
+        <w:rPr>
+          <w:rFonts w:ascii="Times New Roman" w:hAnsi="Times New Roman"/>
+          <w:sz w:val="28"/>
+          <w:szCs w:val="28"/>
+        </w:rPr>
+      </w:pPr>
+    </w:p>
+    <w:p>
+      <w:pPr>
+        <w:spacing w:after="0" w:line="240" w:lineRule="auto"/>
+        <w:jc w:val="center"/>
+        <w:rPr>
+          <w:rFonts w:ascii="Times New Roman" w:hAnsi="Times New Roman"/>
+          <w:sz w:val="28"/>
+          <w:szCs w:val="28"/>
+        </w:rPr>
+      </w:pPr>
+    </w:p>
+    <w:p>
+      <w:pPr>
+        <w:spacing w:after="0" w:line="240" w:lineRule="auto"/>
+        <w:jc w:val="center"/>
+        <w:rPr>
+          <w:rFonts w:ascii="Times New Roman" w:hAnsi="Times New Roman"/>
+          <w:sz w:val="28"/>
+          <w:szCs w:val="28"/>
+        </w:rPr>
+      </w:pPr>
+      <w:r>
+        <w:rPr>
+          <w:rFonts w:ascii="Times New Roman" w:hAnsi="Times New Roman"/>
+          <w:sz w:val="28"/>
+          <w:szCs w:val="28"/>
+        </w:rPr>
+        <w:t>Специальность 09.02.07 Информационные системы и программирование</w:t>
+      </w:r>
+    </w:p>
+    <w:p>
+      <w:pPr>
+        <w:spacing w:after="0" w:line="240" w:lineRule="auto"/>
+        <w:jc w:val="center"/>
+        <w:rPr>
+          <w:rFonts w:ascii="Times New Roman" w:hAnsi="Times New Roman"/>
+          <w:sz w:val="28"/>
+          <w:szCs w:val="28"/>
+        </w:rPr>
+      </w:pPr>
+    </w:p>
+    <w:p>
+      <w:pPr>
+        <w:spacing w:after="0" w:line="240" w:lineRule="auto"/>
+        <w:jc w:val="center"/>
+        <w:rPr>
+          <w:rFonts w:ascii="Times New Roman" w:hAnsi="Times New Roman"/>
+          <w:sz w:val="28"/>
+          <w:szCs w:val="28"/>
+        </w:rPr>
+      </w:pPr>
+    </w:p>
+    <w:p>
+      <w:pPr>
+        <w:spacing w:after="0" w:line="240" w:lineRule="auto"/>
+        <w:jc w:val="center"/>
+        <w:rPr>
+          <w:rFonts w:ascii="Times New Roman" w:hAnsi="Times New Roman"/>
+          <w:sz w:val="28"/>
+          <w:szCs w:val="28"/>
+        </w:rPr>
+      </w:pPr>
+    </w:p>
+    <w:p>
+      <w:pPr>
+        <w:spacing w:after="0" w:line="240" w:lineRule="auto"/>
+        <w:jc w:val="center"/>
+        <w:rPr>
+          <w:rFonts w:ascii="Times New Roman" w:hAnsi="Times New Roman"/>
+          <w:sz w:val="28"/>
+          <w:szCs w:val="28"/>
+        </w:rPr>
+      </w:pPr>
+    </w:p>
+    <w:p>
+      <w:pPr>
+        <w:spacing w:after="0" w:line="240" w:lineRule="auto"/>
+        <w:jc w:val="center"/>
+        <w:rPr>
+          <w:rFonts w:ascii="Times New Roman" w:hAnsi="Times New Roman"/>
+          <w:sz w:val="28"/>
+          <w:szCs w:val="28"/>
+        </w:rPr>
+      </w:pPr>
+    </w:p>
+    <w:p>
+      <w:pPr>
+        <w:spacing w:after="0" w:line="240" w:lineRule="auto"/>
+        <w:jc w:val="center"/>
+        <w:rPr>
+          <w:rFonts w:ascii="Times New Roman" w:hAnsi="Times New Roman"/>
+          <w:bCs/>
+          <w:sz w:val="28"/>
+          <w:szCs w:val="28"/>
+        </w:rPr>
+      </w:pPr>
+      <w:r>
+        <w:rPr>
+          <w:rFonts w:ascii="Times New Roman" w:hAnsi="Times New Roman"/>
+          <w:bCs/>
+          <w:sz w:val="28"/>
+          <w:szCs w:val="28"/>
+        </w:rPr>
+        <w:t xml:space="preserve">ОТЧЁТ </w:t>
+      </w:r>
+      <w:proofErr w:type="gramStart"/>
+      <w:r>
+        <w:rPr>
+          <w:rFonts w:ascii="Times New Roman" w:hAnsi="Times New Roman"/>
+          <w:bCs/>
+          <w:sz w:val="28"/>
+          <w:szCs w:val="28"/>
+        </w:rPr>
+        <w:t>ПО  ПРЕДДИПЛОМНОЙ</w:t>
+      </w:r>
+      <w:proofErr w:type="gramEnd"/>
+      <w:r>
+        <w:rPr>
+          <w:rFonts w:ascii="Times New Roman" w:hAnsi="Times New Roman"/>
+          <w:bCs/>
+          <w:sz w:val="28"/>
+          <w:szCs w:val="28"/>
+        </w:rPr>
+        <w:t xml:space="preserve"> ПРАКТИКЕ</w:t>
+      </w:r>
+    </w:p>
+    <w:p>
+      <w:pPr>
+        <w:spacing w:after="0" w:line="240" w:lineRule="auto"/>
+        <w:jc w:val="center"/>
+        <w:rPr>
+          <w:rFonts w:ascii="Times New Roman" w:hAnsi="Times New Roman"/>
+          <w:sz w:val="28"/>
+          <w:szCs w:val="28"/>
+        </w:rPr>
+      </w:pPr>
+    </w:p>
+    <w:p>
+      <w:pPr>
+        <w:spacing w:after="0" w:line="240" w:lineRule="auto"/>
+        <w:jc w:val="center"/>
+        <w:rPr>
+          <w:rFonts w:ascii="Times New Roman" w:hAnsi="Times New Roman"/>
+          <w:sz w:val="28"/>
+          <w:szCs w:val="28"/>
+        </w:rPr>
+      </w:pPr>
+    </w:p>
+    <w:p>
+      <w:pPr>
+        <w:spacing w:after="0" w:line="240" w:lineRule="auto"/>
+        <w:jc w:val="center"/>
+        <w:rPr>
+          <w:rFonts w:ascii="Times New Roman" w:hAnsi="Times New Roman"/>
+          <w:sz w:val="28"/>
+          <w:szCs w:val="28"/>
+        </w:rPr>
+      </w:pPr>
+    </w:p>
+    <w:p>
+      <w:pPr>
+        <w:spacing w:after="0" w:line="240" w:lineRule="auto"/>
+        <w:rPr>
+          <w:rFonts w:ascii="Times New Roman" w:hAnsi="Times New Roman"/>
+          <w:sz w:val="28"/>
+          <w:szCs w:val="28"/>
+        </w:rPr>
+      </w:pPr>
+    </w:p>
+    <w:p>
+      <w:pPr>
+        <w:spacing w:after="0" w:line="240" w:lineRule="auto"/>
+        <w:rPr>
+          <w:rFonts w:ascii="Times New Roman" w:hAnsi="Times New Roman"/>
+          <w:sz w:val="28"/>
+          <w:szCs w:val="28"/>
+        </w:rPr>
+      </w:pPr>
+      <w:r>
+        <w:rPr>
+          <w:rFonts w:ascii="Times New Roman" w:hAnsi="Times New Roman"/>
+          <w:sz w:val="28"/>
+          <w:szCs w:val="28"/>
+        </w:rPr>
+        <w:t xml:space="preserve">Выполнил </w:t>
+      </w:r>
+      <w:proofErr w:type="gramStart"/>
+      <w:r>
+        <w:rPr>
+          <w:rFonts w:ascii="Times New Roman" w:hAnsi="Times New Roman"/>
+          <w:sz w:val="28"/>
+          <w:szCs w:val="28"/>
+        </w:rPr>
+        <w:t>студент:  4</w:t>
+      </w:r>
+      <w:proofErr w:type="gramEnd"/>
+      <w:r>
+        <w:rPr>
+          <w:rFonts w:ascii="Times New Roman" w:hAnsi="Times New Roman"/>
+          <w:sz w:val="28"/>
+          <w:szCs w:val="28"/>
+        </w:rPr>
+        <w:t xml:space="preserve"> </w:t>
+      </w:r>
+      <w:proofErr w:type="gramStart"/>
+      <w:r>
+        <w:rPr>
+          <w:rFonts w:ascii="Times New Roman" w:hAnsi="Times New Roman"/>
+          <w:sz w:val="28"/>
+          <w:szCs w:val="28"/>
+        </w:rPr>
+        <w:t>курса,  группы</w:t>
+      </w:r>
+      <w:proofErr w:type="gramEnd"/>
+      <w:r>
+        <w:rPr>
+          <w:rFonts w:ascii="Times New Roman" w:hAnsi="Times New Roman"/>
+          <w:sz w:val="28"/>
+          <w:szCs w:val="28"/>
+        </w:rPr>
+        <w:t xml:space="preserve">  ИС-41</w:t>
+      </w:r>
+    </w:p>
+    <w:p>
+      <w:pPr>
+        <w:spacing w:after="0" w:line="240" w:lineRule="auto"/>
+        <w:rPr>
+          <w:rFonts w:ascii="Times New Roman" w:hAnsi="Times New Roman"/>
+          <w:sz w:val="28"/>
+          <w:szCs w:val="28"/>
+        </w:rPr>
+      </w:pPr>
+      <w:r>
+        <w:rPr>
+          <w:rFonts w:ascii="Times New Roman" w:hAnsi="Times New Roman"/>
+          <w:sz w:val="28"/>
+          <w:szCs w:val="28"/>
+        </w:rPr>
+        <w:t>_______________________________________</w:t>
+      </w:r>
+    </w:p>
+    <w:p>
+      <w:pPr>
+        <w:spacing w:after="0" w:line="240" w:lineRule="auto"/>
+        <w:rPr>
+          <w:rFonts w:ascii="Times New Roman" w:hAnsi="Times New Roman"/>
+          <w:sz w:val="28"/>
+          <w:szCs w:val="28"/>
+        </w:rPr>
+      </w:pPr>
+      <w:r>
+        <w:rPr>
+          <w:rFonts w:ascii="Times New Roman" w:hAnsi="Times New Roman"/>
+          <w:sz w:val="28"/>
+          <w:szCs w:val="28"/>
+        </w:rPr>
+        <w:tab/>
+      </w:r>
+      <w:r>
+        <w:rPr>
+          <w:rFonts w:ascii="Times New Roman" w:hAnsi="Times New Roman"/>
+          <w:sz w:val="28"/>
+          <w:szCs w:val="28"/>
+        </w:rPr>
+        <w:tab/>
+      </w:r>
+      <w:r>
+        <w:rPr>
+          <w:rFonts w:ascii="Times New Roman" w:hAnsi="Times New Roman"/>
+          <w:sz w:val="28"/>
+          <w:szCs w:val="28"/>
+        </w:rPr>
+        <w:tab/>
+      </w:r>
+      <w:proofErr w:type="spellStart"/>
+      <w:r>
+        <w:rPr>
+          <w:rFonts w:ascii="Times New Roman" w:hAnsi="Times New Roman"/>
+          <w:sz w:val="16"/>
+          <w:szCs w:val="16"/>
+        </w:rPr>
+        <w:t>фио</w:t>
+      </w:r>
+      <w:proofErr w:type="spellEnd"/>
+    </w:p>
+    <w:p>
+      <w:pPr>
+        <w:spacing w:after="0" w:line="240" w:lineRule="auto"/>
+        <w:rPr>
+          <w:rFonts w:ascii="Times New Roman" w:hAnsi="Times New Roman"/>
+          <w:sz w:val="28"/>
+          <w:szCs w:val="28"/>
+        </w:rPr>
+      </w:pPr>
+      <w:r>
+        <w:rPr>
+          <w:rFonts w:ascii="Times New Roman" w:hAnsi="Times New Roman"/>
+          <w:sz w:val="28"/>
+          <w:szCs w:val="28"/>
+        </w:rPr>
+        <w:t>подпись: _______________________________</w:t>
+      </w:r>
+    </w:p>
+    <w:p>
+      <w:pPr>
+        <w:spacing w:after="0" w:line="240" w:lineRule="auto"/>
+        <w:rPr>
+          <w:rFonts w:ascii="Times New Roman" w:hAnsi="Times New Roman"/>
+          <w:sz w:val="28"/>
+          <w:szCs w:val="28"/>
+        </w:rPr>
+      </w:pPr>
+    </w:p>
+    <w:p>
+      <w:pPr>
+        <w:spacing w:after="0" w:line="240" w:lineRule="auto"/>
+        <w:rPr>
+          <w:rFonts w:ascii="Times New Roman" w:hAnsi="Times New Roman"/>
+          <w:sz w:val="28"/>
+          <w:szCs w:val="28"/>
+        </w:rPr>
+      </w:pPr>
+      <w:r>
+        <w:rPr>
+          <w:rFonts w:ascii="Times New Roman" w:hAnsi="Times New Roman"/>
+          <w:sz w:val="28"/>
+          <w:szCs w:val="28"/>
+        </w:rPr>
+        <w:t>Место практики: ________________________</w:t>
+      </w:r>
+    </w:p>
+    <w:p>
+      <w:pPr>
+        <w:spacing w:after="0" w:line="240" w:lineRule="auto"/>
+        <w:rPr>
+          <w:rFonts w:ascii="Times New Roman" w:hAnsi="Times New Roman"/>
+          <w:sz w:val="16"/>
+          <w:szCs w:val="16"/>
+        </w:rPr>
+      </w:pPr>
+      <w:r>
+        <w:rPr>
+          <w:rFonts w:ascii="Times New Roman" w:hAnsi="Times New Roman"/>
+          <w:sz w:val="16"/>
+          <w:szCs w:val="16"/>
+        </w:rPr>
+        <w:tab/>
+      </w:r>
+      <w:r>
+        <w:rPr>
+          <w:rFonts w:ascii="Times New Roman" w:hAnsi="Times New Roman"/>
+          <w:sz w:val="16"/>
+          <w:szCs w:val="16"/>
+        </w:rPr>
+        <w:tab/>
+        <w:t xml:space="preserve">                  наименование юридического лица, </w:t>
+      </w:r>
+      <w:proofErr w:type="spellStart"/>
+      <w:r>
+        <w:rPr>
+          <w:rFonts w:ascii="Times New Roman" w:hAnsi="Times New Roman"/>
+          <w:sz w:val="16"/>
+          <w:szCs w:val="16"/>
+        </w:rPr>
+        <w:t>фио</w:t>
+      </w:r>
+      <w:proofErr w:type="spellEnd"/>
+      <w:r>
+        <w:rPr>
+          <w:rFonts w:ascii="Times New Roman" w:hAnsi="Times New Roman"/>
+          <w:sz w:val="16"/>
+          <w:szCs w:val="16"/>
+        </w:rPr>
+        <w:t xml:space="preserve"> ИП</w:t>
+      </w:r>
+    </w:p>
+    <w:p>
+      <w:pPr>
+        <w:spacing w:after="0" w:line="240" w:lineRule="auto"/>
+        <w:rPr>
+          <w:rFonts w:ascii="Times New Roman" w:hAnsi="Times New Roman"/>
+          <w:sz w:val="28"/>
+          <w:szCs w:val="28"/>
+        </w:rPr>
+      </w:pPr>
+      <w:r>
+        <w:rPr>
+          <w:rFonts w:ascii="Times New Roman" w:hAnsi="Times New Roman"/>
+          <w:sz w:val="28"/>
+          <w:szCs w:val="28"/>
+        </w:rPr>
+        <w:t>_______________________________________</w:t>
+      </w:r>
+    </w:p>
+    <w:p>
+      <w:pPr>
+        <w:spacing w:after="0" w:line="240" w:lineRule="auto"/>
+        <w:rPr>
+          <w:rFonts w:ascii="Times New Roman" w:hAnsi="Times New Roman"/>
+          <w:sz w:val="28"/>
+          <w:szCs w:val="28"/>
+        </w:rPr>
+      </w:pPr>
+      <w:r>
+        <w:rPr>
+          <w:rFonts w:ascii="Times New Roman" w:hAnsi="Times New Roman"/>
+          <w:sz w:val="28"/>
+          <w:szCs w:val="28"/>
+        </w:rPr>
+        <w:t xml:space="preserve">                 </w:t>
+      </w:r>
+      <w:r>
+        <w:rPr>
+          <w:rFonts w:ascii="Times New Roman" w:hAnsi="Times New Roman"/>
+          <w:sz w:val="28"/>
+          <w:szCs w:val="28"/>
+        </w:rPr>
+        <w:t xml:space="preserve">                    </w:t>
+      </w:r>
+      <w:r>
+        <w:rPr>
+          <w:rFonts w:ascii="Times New Roman" w:hAnsi="Times New Roman"/>
+          <w:sz w:val="28"/>
+          <w:szCs w:val="28"/>
+        </w:rPr>
+        <w:t xml:space="preserve">  </w:t>
+      </w:r>
+    </w:p>
+    <w:tbl>
+      <w:tblPr>
+        <w:tblpPr w:leftFromText="180" w:rightFromText="180" w:vertAnchor="text" w:horzAnchor="margin" w:tblpY="28"/>
+        <w:tblW w:w="0" w:type="auto"/>
+        <w:tblLook w:val="04A0" w:firstRow="1" w:lastRow="0" w:firstColumn="1" w:lastColumn="0" w:noHBand="0" w:noVBand="1"/>
+      </w:tblPr>
+      <w:tblGrid>
+        <w:gridCol w:w="5536"/>
+        <w:gridCol w:w="3819"/>
+      </w:tblGrid>
+      <w:tr>
+        <w:tc>
+          <w:tcPr>
+            <w:tcW w:w="5536" w:type="dxa"/>
+          </w:tcPr>
+          <w:p>
+            <w:pPr>
+              <w:spacing w:after="0" w:line="240" w:lineRule="auto"/>
+              <w:rPr>
+                <w:rFonts w:ascii="Times New Roman" w:hAnsi="Times New Roman"/>
+                <w:sz w:val="28"/>
+                <w:szCs w:val="28"/>
+              </w:rPr>
+            </w:pPr>
+            <w:r>
+              <w:rPr>
+                <w:rFonts w:ascii="Times New Roman" w:hAnsi="Times New Roman"/>
+                <w:sz w:val="28"/>
+                <w:szCs w:val="28"/>
+              </w:rPr>
+              <w:t xml:space="preserve">Период прохождения:                                          </w:t>
+            </w:r>
+          </w:p>
+          <w:p>
+            <w:pPr>
+              <w:spacing w:after="0" w:line="240" w:lineRule="auto"/>
+              <w:rPr>
+                <w:rFonts w:ascii="Times New Roman" w:hAnsi="Times New Roman"/>
+                <w:sz w:val="28"/>
+                <w:szCs w:val="28"/>
+              </w:rPr>
+            </w:pPr>
+            <w:r>
+              <w:rPr>
+                <w:rFonts w:ascii="Times New Roman" w:hAnsi="Times New Roman"/>
+                <w:sz w:val="28"/>
+                <w:szCs w:val="28"/>
+              </w:rPr>
+              <w:t>с   ""                      2026</w:t>
+            </w:r>
+            <w:r>
+              <w:rPr>
+                <w:rFonts w:ascii="Times New Roman" w:hAnsi="Times New Roman"/>
+                <w:sz w:val="28"/>
+                <w:szCs w:val="28"/>
+              </w:rPr>
+              <w:t xml:space="preserve"> г.</w:t>
+            </w:r>
+          </w:p>
+          <w:p>
+            <w:pPr>
+              <w:spacing w:after="0" w:line="240" w:lineRule="auto"/>
+              <w:rPr>
+                <w:rFonts w:ascii="Times New Roman" w:hAnsi="Times New Roman"/>
+                <w:sz w:val="28"/>
+                <w:szCs w:val="28"/>
+              </w:rPr>
+            </w:pPr>
+            <w:r>
+              <w:rPr>
+                <w:rFonts w:ascii="Times New Roman" w:hAnsi="Times New Roman"/>
+                <w:sz w:val="28"/>
+                <w:szCs w:val="28"/>
+              </w:rPr>
+              <w:t>по "                       2026</w:t>
+            </w:r>
+            <w:r>
+              <w:rPr>
+                <w:rFonts w:ascii="Times New Roman" w:hAnsi="Times New Roman"/>
+                <w:sz w:val="28"/>
+                <w:szCs w:val="28"/>
+              </w:rPr>
+              <w:t xml:space="preserve"> г.</w:t>
+            </w:r>
+          </w:p>
+          <w:p>
+            <w:pPr>
+              <w:spacing w:after="0" w:line="240" w:lineRule="auto"/>
+              <w:rPr>
+                <w:rFonts w:ascii="Times New Roman" w:hAnsi="Times New Roman"/>
+                <w:sz w:val="28"/>
+                <w:szCs w:val="28"/>
+              </w:rPr>
+            </w:pPr>
+          </w:p>
+          <w:p>
+            <w:pPr>
+              <w:spacing w:after="0" w:line="240" w:lineRule="auto"/>
+              <w:rPr>
+                <w:rFonts w:ascii="Times New Roman" w:hAnsi="Times New Roman"/>
+                <w:sz w:val="28"/>
+                <w:szCs w:val="28"/>
+              </w:rPr>
+            </w:pPr>
+            <w:r>
+              <w:rPr>
+                <w:rFonts w:ascii="Times New Roman" w:hAnsi="Times New Roman"/>
+                <w:sz w:val="28"/>
+                <w:szCs w:val="28"/>
+              </w:rPr>
+              <w:t xml:space="preserve">Руководитель практики от предприятия: </w:t>
+            </w:r>
+          </w:p>
+          <w:p>
+            <w:pPr>
+              <w:spacing w:after="0" w:line="240" w:lineRule="auto"/>
+              <w:rPr>
+                <w:rFonts w:ascii="Times New Roman" w:hAnsi="Times New Roman"/>
+                <w:sz w:val="28"/>
+                <w:szCs w:val="28"/>
+              </w:rPr>
+            </w:pPr>
+            <w:r>
+              <w:rPr>
+                <w:rFonts w:ascii="Times New Roman" w:hAnsi="Times New Roman"/>
+                <w:sz w:val="28"/>
+                <w:szCs w:val="28"/>
+              </w:rPr>
+              <w:t xml:space="preserve">должность ____________________________  </w:t>
+            </w:r>
+          </w:p>
+          <w:p>
+            <w:pPr>
+              <w:spacing w:after="0" w:line="240" w:lineRule="auto"/>
+              <w:rPr>
+                <w:rFonts w:ascii="Times New Roman" w:hAnsi="Times New Roman"/>
+                <w:sz w:val="28"/>
+                <w:szCs w:val="28"/>
+              </w:rPr>
+            </w:pPr>
+            <w:r>
+              <w:rPr>
+                <w:rFonts w:ascii="Times New Roman" w:hAnsi="Times New Roman"/>
+                <w:sz w:val="28"/>
+                <w:szCs w:val="28"/>
+              </w:rPr>
+              <w:t xml:space="preserve">______________________________________     </w:t>
+            </w:r>
+          </w:p>
+          <w:p>
+            <w:pPr>
+              <w:spacing w:after="0" w:line="240" w:lineRule="auto"/>
+              <w:rPr>
+                <w:rFonts w:ascii="Times New Roman" w:hAnsi="Times New Roman"/>
+                <w:sz w:val="28"/>
+                <w:szCs w:val="28"/>
+              </w:rPr>
+            </w:pPr>
+            <w:r>
+              <w:rPr>
+                <w:rFonts w:ascii="Times New Roman" w:hAnsi="Times New Roman"/>
+                <w:sz w:val="28"/>
+                <w:szCs w:val="28"/>
+              </w:rPr>
+              <w:t xml:space="preserve">подпись </w:t>
+            </w:r>
+            <w:r>
+              <w:rPr>
+                <w:rFonts w:ascii="Times New Roman" w:hAnsi="Times New Roman"/>
+                <w:sz w:val="28"/>
+                <w:szCs w:val="28"/>
+              </w:rPr>
+              <w:t>_________/________________/</w:t>
+            </w:r>
+          </w:p>
+          <w:p>
+            <w:pPr>
+              <w:spacing w:after="0" w:line="240" w:lineRule="auto"/>
+              <w:rPr>
+                <w:rFonts w:ascii="Times New Roman" w:hAnsi="Times New Roman"/>
+                <w:sz w:val="28"/>
+                <w:szCs w:val="28"/>
+              </w:rPr>
+            </w:pPr>
+          </w:p>
+          <w:p>
+            <w:pPr>
+              <w:rPr>
+                <w:rFonts w:ascii="Courier New" w:hAnsi="Courier New"/>
+              </w:rPr>
+            </w:pPr>
+            <w:r>
+              <w:rPr>
+                <w:rFonts w:ascii="Times New Roman" w:hAnsi="Times New Roman"/>
+                <w:sz w:val="28"/>
+                <w:szCs w:val="28"/>
+              </w:rPr>
+              <w:t xml:space="preserve">     </w:t>
+            </w:r>
+            <w:r>
+              <w:t xml:space="preserve">                             </w:t>
+            </w:r>
+          </w:p>
+          <w:p>
+            <w:pPr>
+              <w:spacing w:after="0" w:line="240" w:lineRule="auto"/>
+              <w:rPr>
+                <w:rFonts w:ascii="Times New Roman" w:hAnsi="Times New Roman"/>
+                <w:sz w:val="28"/>
+                <w:szCs w:val="28"/>
+              </w:rPr>
+            </w:pPr>
+          </w:p>
+          <w:p>
+            <w:pPr>
+              <w:spacing w:after="0" w:line="240" w:lineRule="auto"/>
+              <w:rPr>
+                <w:rFonts w:ascii="Times New Roman" w:hAnsi="Times New Roman"/>
+                <w:sz w:val="28"/>
+                <w:szCs w:val="28"/>
+              </w:rPr>
+            </w:pPr>
+            <w:r>
+              <w:rPr>
+                <w:rFonts w:ascii="Times New Roman" w:hAnsi="Times New Roman"/>
+                <w:sz w:val="28"/>
+                <w:szCs w:val="28"/>
+              </w:rPr>
+              <w:t>МП</w:t>
+            </w:r>
+          </w:p>
+        </w:tc>
+        <w:tc>
+          <w:tcPr>
+            <w:tcW w:w="4885" w:type="dxa"/>
+          </w:tcPr>
+          <w:p>
+            <w:pPr>
+              <w:spacing w:after="0" w:line="240" w:lineRule="auto"/>
+              <w:rPr>
+                <w:rFonts w:ascii="Times New Roman" w:hAnsi="Times New Roman"/>
+                <w:sz w:val="28"/>
+                <w:szCs w:val="28"/>
+              </w:rPr>
+            </w:pPr>
+            <w:r>
+              <w:rPr>
+                <w:rFonts w:ascii="Times New Roman" w:hAnsi="Times New Roman"/>
+                <w:sz w:val="28"/>
+                <w:szCs w:val="28"/>
+              </w:rPr>
+              <w:t xml:space="preserve">Руководитель практики от </w:t>
+            </w:r>
+          </w:p>
+          <w:p>
+            <w:pPr>
+              <w:spacing w:after="0" w:line="240" w:lineRule="auto"/>
+              <w:rPr>
+                <w:rFonts w:ascii="Times New Roman" w:hAnsi="Times New Roman"/>
+                <w:sz w:val="28"/>
+                <w:szCs w:val="28"/>
+              </w:rPr>
+            </w:pPr>
+            <w:r>
+              <w:rPr>
+                <w:rFonts w:ascii="Times New Roman" w:hAnsi="Times New Roman"/>
+                <w:sz w:val="28"/>
+                <w:szCs w:val="28"/>
+              </w:rPr>
+              <w:t xml:space="preserve">техникума: </w:t>
+            </w:r>
+            <w:r>
+              <w:rPr>
+                <w:rFonts w:ascii="Times New Roman" w:eastAsia="Times New Roman" w:hAnsi="Times New Roman" w:cs="Times New Roman"/>
+                <w:kern w:val="0"/>
+                <w:sz w:val="28"/>
+                <w:szCs w:val="28"/>
+                <w:lang w:eastAsia="ru-RU"/>
+                <w14:ligatures w14:val="none"/>
+              </w:rPr>
+              <w:t>Табунов</w:t>
+            </w:r>
+            <w:r>
+              <w:rPr>
+                <w:rFonts w:ascii="Times New Roman" w:hAnsi="Times New Roman"/>
+                <w:sz w:val="28"/>
+                <w:szCs w:val="28"/>
+              </w:rPr>
+              <w:t xml:space="preserve"> </w:t>
+            </w:r>
+            <w:proofErr w:type="gramStart"/>
+            <w:r>
+              <w:rPr>
+                <w:rFonts w:ascii="Times New Roman" w:hAnsi="Times New Roman"/>
+                <w:sz w:val="28"/>
+                <w:szCs w:val="28"/>
+              </w:rPr>
+              <w:t>Павел</w:t>
+            </w:r>
+            <w:r>
+              <w:rPr>
+                <w:rFonts w:ascii="Times New Roman" w:hAnsi="Times New Roman"/>
+                <w:sz w:val="28"/>
+                <w:szCs w:val="28"/>
+              </w:rPr>
+              <w:t xml:space="preserve"> </w:t>
+            </w:r>
+            <w:r>
+              <w:t xml:space="preserve"> </w:t>
+            </w:r>
+            <w:r>
+              <w:rPr>
+                <w:rFonts w:ascii="Times New Roman" w:hAnsi="Times New Roman"/>
+                <w:sz w:val="28"/>
+                <w:szCs w:val="28"/>
+              </w:rPr>
+              <w:t>Александрович</w:t>
+            </w:r>
+            <w:proofErr w:type="gramEnd"/>
+          </w:p>
+          <w:p>
+            <w:pPr>
+              <w:spacing w:after="0" w:line="240" w:lineRule="auto"/>
+              <w:rPr>
+                <w:rFonts w:ascii="Times New Roman" w:hAnsi="Times New Roman"/>
+                <w:sz w:val="28"/>
+                <w:szCs w:val="28"/>
+              </w:rPr>
+            </w:pPr>
+            <w:r>
+              <w:rPr>
+                <w:rFonts w:ascii="Times New Roman" w:hAnsi="Times New Roman"/>
+                <w:sz w:val="28"/>
+                <w:szCs w:val="28"/>
+              </w:rPr>
+              <w:t>оценка: __________________</w:t>
+            </w:r>
+          </w:p>
+          <w:p>
+            <w:pPr>
+              <w:spacing w:after="0" w:line="240" w:lineRule="auto"/>
+              <w:rPr>
+                <w:rFonts w:ascii="Times New Roman" w:hAnsi="Times New Roman"/>
+                <w:sz w:val="28"/>
+                <w:szCs w:val="28"/>
+              </w:rPr>
+            </w:pPr>
+            <w:r>
+              <w:rPr>
+                <w:rFonts w:ascii="Times New Roman" w:hAnsi="Times New Roman"/>
+                <w:sz w:val="28"/>
+                <w:szCs w:val="28"/>
+              </w:rPr>
+              <w:t>"____" _____________ 2026</w:t>
+            </w:r>
+            <w:r>
+              <w:rPr>
+                <w:rFonts w:ascii="Times New Roman" w:hAnsi="Times New Roman"/>
+                <w:sz w:val="28"/>
+                <w:szCs w:val="28"/>
+              </w:rPr>
+              <w:t xml:space="preserve"> г.</w:t>
+            </w:r>
+          </w:p>
+        </w:tc>
+      </w:tr>
+    </w:tbl>
+    <w:p>
+      <w:pPr>
+        <w:spacing w:after="0" w:line="240" w:lineRule="auto"/>
+        <w:rPr>
+          <w:rFonts w:ascii="Times New Roman" w:hAnsi="Times New Roman"/>
+          <w:sz w:val="28"/>
+          <w:szCs w:val="28"/>
+        </w:rPr>
+      </w:pPr>
+      <w:r>
+        <w:rPr>
+          <w:rFonts w:ascii="Times New Roman" w:hAnsi="Times New Roman"/>
+          <w:sz w:val="28"/>
+          <w:szCs w:val="28"/>
+        </w:rPr>
+        <w:tab/>
+      </w:r>
+      <w:r>
+        <w:rPr>
+          <w:rFonts w:ascii="Times New Roman" w:hAnsi="Times New Roman"/>
+          <w:sz w:val="28"/>
+          <w:szCs w:val="28"/>
+        </w:rPr>
+        <w:tab/>
+        <w:t xml:space="preserve">        </w:t>
+      </w:r>
+      <w:r>
+        <w:rPr>
+          <w:rFonts w:ascii="Times New Roman" w:hAnsi="Times New Roman"/>
+          <w:sz w:val="28"/>
+          <w:szCs w:val="28"/>
+        </w:rPr>
+        <w:t xml:space="preserve">                     </w:t>
+      </w:r>
+      <w:r>
+        <w:rPr>
+          <w:rFonts w:ascii="Times New Roman" w:hAnsi="Times New Roman"/>
+          <w:sz w:val="28"/>
+          <w:szCs w:val="28"/>
+        </w:rPr>
+        <w:t xml:space="preserve"> </w:t>
+      </w:r>
+    </w:p>
+    <w:p>
+      <w:pPr>
+        <w:spacing w:after="0" w:line="240" w:lineRule="auto"/>
+        <w:rPr>
+          <w:rFonts w:ascii="Times New Roman" w:hAnsi="Times New Roman"/>
+          <w:sz w:val="28"/>
+          <w:szCs w:val="28"/>
+        </w:rPr>
+      </w:pPr>
+      <w:r>
+        <w:rPr>
+          <w:rFonts w:ascii="Times New Roman" w:hAnsi="Times New Roman"/>
+          <w:sz w:val="28"/>
+          <w:szCs w:val="28"/>
+        </w:rPr>
+        <w:tab/>
+        <w:t xml:space="preserve"> </w:t>
+      </w:r>
+      <w:r>
+        <w:rPr>
+          <w:rFonts w:ascii="Times New Roman" w:hAnsi="Times New Roman"/>
+          <w:sz w:val="28"/>
+          <w:szCs w:val="28"/>
+        </w:rPr>
+        <w:t xml:space="preserve">       </w:t>
+      </w:r>
+    </w:p>
+    <w:p>
+      <w:pPr>
+        <w:spacing w:after="0" w:line="240" w:lineRule="auto"/>
+        <w:rPr>
+          <w:rFonts w:ascii="Times New Roman" w:hAnsi="Times New Roman"/>
+          <w:sz w:val="28"/>
+          <w:szCs w:val="28"/>
+        </w:rPr>
+      </w:pPr>
+      <w:r>
+        <w:rPr>
+          <w:rFonts w:ascii="Times New Roman" w:hAnsi="Times New Roman"/>
+          <w:sz w:val="28"/>
+          <w:szCs w:val="28"/>
+        </w:rPr>
+        <w:tab/>
+      </w:r>
+      <w:r>
+        <w:rPr>
+          <w:rFonts w:ascii="Times New Roman" w:hAnsi="Times New Roman"/>
+          <w:sz w:val="28"/>
+          <w:szCs w:val="28"/>
+        </w:rPr>
+        <w:tab/>
+      </w:r>
+    </w:p>
+    <w:p>
+      <w:pPr>
+        <w:spacing w:after="0" w:line="240" w:lineRule="auto"/>
+        <w:rPr>
+          <w:rFonts w:ascii="Times New Roman" w:hAnsi="Times New Roman"/>
+          <w:sz w:val="28"/>
+          <w:szCs w:val="28"/>
+        </w:rPr>
+      </w:pPr>
+    </w:p>
+    <w:p>
+      <w:pPr>
+        <w:spacing w:after="0" w:line="240" w:lineRule="auto"/>
+        <w:rPr>
+          <w:rFonts w:ascii="Times New Roman" w:hAnsi="Times New Roman"/>
+          <w:sz w:val="28"/>
+          <w:szCs w:val="28"/>
+        </w:rPr>
+      </w:pPr>
+    </w:p>
+    <w:p>
+      <w:pPr>
+        <w:spacing w:after="0" w:line="240" w:lineRule="auto"/>
+        <w:jc w:val="center"/>
+        <w:rPr>
+          <w:rFonts w:ascii="Times New Roman" w:hAnsi="Times New Roman"/>
+          <w:sz w:val="28"/>
+          <w:szCs w:val="28"/>
+        </w:rPr>
+      </w:pPr>
+      <w:r>
+        <w:rPr>
+          <w:rFonts w:ascii="Times New Roman" w:hAnsi="Times New Roman"/>
+          <w:sz w:val="28"/>
+          <w:szCs w:val="28"/>
+        </w:rPr>
+        <w:t>г. Череповец</w:t>
+      </w:r>
+    </w:p>
+    <w:p>
+      <w:pPr>
+        <w:spacing w:after="0" w:line="240" w:lineRule="auto"/>
+        <w:jc w:val="center"/>
+        <w:rPr>
+          <w:rFonts w:ascii="Times New Roman" w:hAnsi="Times New Roman"/>
+          <w:sz w:val="28"/>
+          <w:szCs w:val="28"/>
+        </w:rPr>
+      </w:pPr>
+      <w:r>
+        <w:rPr>
+          <w:rFonts w:ascii="Times New Roman" w:hAnsi="Times New Roman"/>
+          <w:sz w:val="28"/>
+          <w:szCs w:val="28"/>
+        </w:rPr>
+        <w:t>2026</w:t>
+      </w:r>
+    </w:p>
+    <w:p>
+      <w:pPr>
+        <w:rPr>
+          <w:rFonts w:ascii="Times New Roman" w:hAnsi="Times New Roman" w:cs="Times New Roman"/>
+        </w:rPr>
+      </w:pPr>
     </w:p>
     <w:sdt>
       <w:sdtPr>
@@ -5640,16 +6695,7 @@
           <w:szCs w:val="28"/>
           <w:lang w:val="en-US"/>
         </w:rPr>
-        <w:t xml:space="preserve">: </w:t>
-      </w:r>
-      <w:r>
-        <w:rPr>
-          <w:rFonts w:ascii="Times New Roman" w:hAnsi="Times New Roman" w:cs="Times New Roman"/>
-          <w:sz w:val="28"/>
-          <w:szCs w:val="28"/>
-          <w:lang w:val="en-US"/>
-        </w:rPr>
-        <w:t>https://npcap.com/</w:t>
+        <w:t>: https://npcap.com/</w:t>
       </w:r>
     </w:p>
     <w:p>
@@ -5746,16 +6792,7 @@
           <w:szCs w:val="28"/>
           <w:lang w:val="en-US"/>
         </w:rPr>
-        <w:t xml:space="preserve">: </w:t>
-      </w:r>
-      <w:r>
-        <w:rPr>
-          <w:rFonts w:ascii="Times New Roman" w:hAnsi="Times New Roman" w:cs="Times New Roman"/>
-          <w:sz w:val="28"/>
-          <w:szCs w:val="28"/>
-          <w:lang w:val="en-US"/>
-        </w:rPr>
-        <w:t>https://www.riverbankcomputing.com/software/pyqt/</w:t>
+        <w:t>: https://www.riverbankcomputing.com/software/pyqt/</w:t>
       </w:r>
     </w:p>
     <w:p>
@@ -5809,15 +6846,7 @@
           <w:sz w:val="28"/>
           <w:szCs w:val="28"/>
         </w:rPr>
-        <w:t xml:space="preserve"> [Электронный ресурс]. – Режим доступа: </w:t>
-      </w:r>
-      <w:r>
-        <w:rPr>
-          <w:rFonts w:ascii="Times New Roman" w:hAnsi="Times New Roman" w:cs="Times New Roman"/>
-          <w:sz w:val="28"/>
-          <w:szCs w:val="28"/>
-        </w:rPr>
-        <w:t>https://scapy.readthedocs.io/en/latest/</w:t>
+        <w:t xml:space="preserve"> [Электронный ресурс]. – Режим доступа: https://scapy.readthedocs.io/en/latest/</w:t>
       </w:r>
     </w:p>
     <w:p>
@@ -5843,15 +6872,7 @@
           <w:sz w:val="28"/>
           <w:szCs w:val="28"/>
         </w:rPr>
-        <w:t xml:space="preserve">Официальная документация Python 3 [Электронный ресурс]. – Режим доступа: </w:t>
-      </w:r>
-      <w:r>
-        <w:rPr>
-          <w:rFonts w:ascii="Times New Roman" w:hAnsi="Times New Roman" w:cs="Times New Roman"/>
-          <w:sz w:val="28"/>
-          <w:szCs w:val="28"/>
-        </w:rPr>
-        <w:t>https://docs.python.org/3/</w:t>
+        <w:t>Официальная документация Python 3 [Электронный ресурс]. – Режим доступа: https://docs.python.org/3/</w:t>
       </w:r>
     </w:p>
     <w:sectPr>
